--- a/11-测试文档/测试报告(TR).docx
+++ b/11-测试文档/测试报告(TR).docx
@@ -64,7 +64,7 @@
         <w:rPr>
           <w:rStyle w:val="VerbatimChar"/>
         </w:rPr>
-        <w:t xml:space="preserve">date: "2026-05-30"</w:t>
+        <w:t xml:space="preserve">date: "2026-06-03"</w:t>
       </w:r>
       <w:r>
         <w:br/>
@@ -172,7 +172,7 @@
         <w:t xml:space="preserve">文档编号</w:t>
       </w:r>
       <w:r>
-        <w:t xml:space="preserve"> | SRA2026-TR-V11 |</w:t>
+        <w:t xml:space="preserve"> | SRA2026-TR-V12 |</w:t>
       </w:r>
       <w:r>
         <w:br/>
@@ -184,7 +184,7 @@
         <w:t xml:space="preserve">文档版本</w:t>
       </w:r>
       <w:r>
-        <w:t xml:space="preserve"> | V1.1 |</w:t>
+        <w:t xml:space="preserve"> | V1.2 |</w:t>
       </w:r>
       <w:r>
         <w:br/>
@@ -202,7 +202,7 @@
         <w:rPr>
           <w:rFonts w:hint="eastAsia"/>
         </w:rPr>
-        <w:t xml:space="preserve">复测报告</w:t>
+        <w:t xml:space="preserve">系统回归报告</w:t>
       </w:r>
       <w:r>
         <w:t xml:space="preserve"> |</w:t>
@@ -229,7 +229,7 @@
         <w:t xml:space="preserve">本版发布日期</w:t>
       </w:r>
       <w:r>
-        <w:t xml:space="preserve"> | 2026-05-30 |</w:t>
+        <w:t xml:space="preserve"> | 2026-06-03 |</w:t>
       </w:r>
       <w:r>
         <w:br/>
@@ -585,6 +585,81 @@
           </w:p>
         </w:tc>
       </w:tr>
+      <w:tr>
+        <w:tc>
+          <w:tcPr/>
+          <w:p>
+            <w:pPr>
+              <w:pStyle w:val="Compact"/>
+            </w:pPr>
+            <w:r>
+              <w:t xml:space="preserve">V1.2</w:t>
+            </w:r>
+          </w:p>
+        </w:tc>
+        <w:tc>
+          <w:tcPr/>
+          <w:p>
+            <w:pPr>
+              <w:pStyle w:val="Compact"/>
+            </w:pPr>
+            <w:r>
+              <w:t xml:space="preserve">2026-06-03</w:t>
+            </w:r>
+          </w:p>
+        </w:tc>
+        <w:tc>
+          <w:tcPr/>
+          <w:p>
+            <w:pPr>
+              <w:pStyle w:val="Compact"/>
+            </w:pPr>
+            <w:r>
+              <w:rPr>
+                <w:rFonts w:hint="eastAsia"/>
+              </w:rPr>
+              <w:t xml:space="preserve">完成</w:t>
+            </w:r>
+            <w:r>
+              <w:t xml:space="preserve"> 78 </w:t>
+            </w:r>
+            <w:r>
+              <w:rPr>
+                <w:rFonts w:hint="eastAsia"/>
+              </w:rPr>
+              <w:t xml:space="preserve">条用例系统回归和非功能验证</w:t>
+            </w:r>
+          </w:p>
+        </w:tc>
+        <w:tc>
+          <w:tcPr/>
+          <w:p>
+            <w:pPr>
+              <w:pStyle w:val="Compact"/>
+            </w:pPr>
+            <w:r>
+              <w:rPr>
+                <w:rFonts w:hint="eastAsia"/>
+              </w:rPr>
+              <w:t xml:space="preserve">测试组</w:t>
+            </w:r>
+          </w:p>
+        </w:tc>
+        <w:tc>
+          <w:tcPr/>
+          <w:p>
+            <w:pPr>
+              <w:pStyle w:val="Compact"/>
+            </w:pPr>
+            <w:r>
+              <w:rPr>
+                <w:rFonts w:hint="eastAsia"/>
+              </w:rPr>
+              <w:t xml:space="preserve">已修订</w:t>
+            </w:r>
+          </w:p>
+        </w:tc>
+      </w:tr>
     </w:tbl>
     <w:bookmarkStart w:id="9" w:name="本版摘要"/>
     <w:p>
@@ -606,16 +681,16 @@
         <w:rPr>
           <w:rFonts w:hint="eastAsia"/>
         </w:rPr>
-        <w:t xml:space="preserve">记录缺陷修复复测结果，并与</w:t>
-      </w:r>
-      <w:r>
-        <w:t xml:space="preserve"> CCB </w:t>
-      </w:r>
-      <w:r>
-        <w:rPr>
-          <w:rFonts w:hint="eastAsia"/>
-        </w:rPr>
-        <w:t xml:space="preserve">变更后的测试配置保持一致。</w:t>
+        <w:t xml:space="preserve">记录完整</w:t>
+      </w:r>
+      <w:r>
+        <w:t xml:space="preserve"> 78 </w:t>
+      </w:r>
+      <w:r>
+        <w:rPr>
+          <w:rFonts w:hint="eastAsia"/>
+        </w:rPr>
+        <w:t xml:space="preserve">条用例回归、性能/安全/兼容性验证和遗留限制。</w:t>
       </w:r>
     </w:p>
     <w:bookmarkEnd w:id="9"/>
@@ -874,7 +949,7 @@
       </w:tr>
     </w:tbl>
     <w:bookmarkEnd w:id="10"/>
-    <w:bookmarkStart w:id="11" w:name="复测范围"/>
+    <w:bookmarkStart w:id="11" w:name="系统回归范围"/>
     <w:p>
       <w:pPr>
         <w:pStyle w:val="Heading2"/>
@@ -883,7 +958,7 @@
         <w:rPr>
           <w:rFonts w:hint="eastAsia"/>
         </w:rPr>
-        <w:t xml:space="preserve">复测范围</w:t>
+        <w:t xml:space="preserve">系统回归范围</w:t>
       </w:r>
     </w:p>
     <w:p>
@@ -898,25 +973,7 @@
         <w:rPr>
           <w:rFonts w:hint="eastAsia"/>
         </w:rPr>
-        <w:t xml:space="preserve">复测范围包括</w:t>
-      </w:r>
-      <w:r>
-        <w:t xml:space="preserve"> BUG-001 </w:t>
-      </w:r>
-      <w:r>
-        <w:rPr>
-          <w:rFonts w:hint="eastAsia"/>
-        </w:rPr>
-        <w:t xml:space="preserve">至</w:t>
-      </w:r>
-      <w:r>
-        <w:t xml:space="preserve"> BUG-005 </w:t>
-      </w:r>
-      <w:r>
-        <w:rPr>
-          <w:rFonts w:hint="eastAsia"/>
-        </w:rPr>
-        <w:t xml:space="preserve">的修复验证、受影响</w:t>
+        <w:t xml:space="preserve">校务问答机器人</w:t>
       </w:r>
       <w:r>
         <w:t xml:space="preserve"> </w:t>
@@ -925,7 +982,16 @@
         <w:rPr>
           <w:rFonts w:hint="eastAsia"/>
         </w:rPr>
-        <w:t xml:space="preserve">API/构建用例回归和核心端到端冒烟。</w:t>
+        <w:t xml:space="preserve">MVP/原型验证，覆盖学生、教师、辅导员、管理员、家长、访客/考生等用户群的问答、知识库管理、对话历史、反馈、统计与基础权限能力；外部教务、OA、一卡通、图书馆等系统在本轮以接口契约和</w:t>
+      </w:r>
+      <w:r>
+        <w:t xml:space="preserve"> Mock </w:t>
+      </w:r>
+      <w:r>
+        <w:rPr>
+          <w:rFonts w:hint="eastAsia"/>
+        </w:rPr>
+        <w:t xml:space="preserve">数据验证为主，不包含选课、成绩录入、学籍修改、财务交易发起等写操作。</w:t>
       </w:r>
     </w:p>
     <w:p>
@@ -1006,8 +1072,41 @@
         <w:t xml:space="preserve">条测试用例，覆盖功能、接口、NLU、性能、安全、兼容性和端到端场景。</w:t>
       </w:r>
     </w:p>
+    <w:p>
+      <w:pPr>
+        <w:pStyle w:val="Compact"/>
+        <w:numPr>
+          <w:ilvl w:val="0"/>
+          <w:numId w:val="1001"/>
+        </w:numPr>
+      </w:pPr>
+      <w:r>
+        <w:rPr>
+          <w:rFonts w:hint="eastAsia"/>
+        </w:rPr>
+        <w:t xml:space="preserve">本轮执行</w:t>
+      </w:r>
+      <w:r>
+        <w:t xml:space="preserve"> TCS V1.2 </w:t>
+      </w:r>
+      <w:r>
+        <w:rPr>
+          <w:rFonts w:hint="eastAsia"/>
+        </w:rPr>
+        <w:t xml:space="preserve">冻结的</w:t>
+      </w:r>
+      <w:r>
+        <w:t xml:space="preserve"> 78 </w:t>
+      </w:r>
+      <w:r>
+        <w:rPr>
+          <w:rFonts w:hint="eastAsia"/>
+        </w:rPr>
+        <w:t xml:space="preserve">条用例，并对性能、安全、兼容性结论明确环境限制。</w:t>
+      </w:r>
+    </w:p>
     <w:bookmarkEnd w:id="11"/>
-    <w:bookmarkStart w:id="12" w:name="缺陷复测结果"/>
+    <w:bookmarkStart w:id="12" w:name="完整执行结果"/>
     <w:p>
       <w:pPr>
         <w:pStyle w:val="Heading2"/>
@@ -1016,7 +1115,7 @@
         <w:rPr>
           <w:rFonts w:hint="eastAsia"/>
         </w:rPr>
-        <w:t xml:space="preserve">缺陷复测结果</w:t>
+        <w:t xml:space="preserve">完整执行结果</w:t>
       </w:r>
     </w:p>
     <w:tbl>
@@ -1026,11 +1125,12 @@
         <w:tblLook w:firstRow="1" w:lastRow="0" w:firstColumn="0" w:lastColumn="0" w:noHBand="0" w:noVBand="0" w:val="0020"/>
       </w:tblPr>
       <w:tblGrid>
-        <w:gridCol w:w="1584"/>
-        <w:gridCol w:w="1584"/>
-        <w:gridCol w:w="1584"/>
-        <w:gridCol w:w="1584"/>
-        <w:gridCol w:w="1584"/>
+        <w:gridCol w:w="1320"/>
+        <w:gridCol w:w="1320"/>
+        <w:gridCol w:w="1320"/>
+        <w:gridCol w:w="1320"/>
+        <w:gridCol w:w="1320"/>
+        <w:gridCol w:w="1320"/>
       </w:tblGrid>
       <w:tr>
         <w:trPr>
@@ -1043,63 +1143,80 @@
               <w:pStyle w:val="Compact"/>
             </w:pPr>
             <w:r>
-              <w:t xml:space="preserve">ID</w:t>
-            </w:r>
-          </w:p>
-        </w:tc>
-        <w:tc>
-          <w:tcPr/>
-          <w:p>
-            <w:pPr>
-              <w:pStyle w:val="Compact"/>
-            </w:pPr>
-            <w:r>
-              <w:rPr>
-                <w:rFonts w:hint="eastAsia"/>
-              </w:rPr>
-              <w:t xml:space="preserve">严重性</w:t>
-            </w:r>
-          </w:p>
-        </w:tc>
-        <w:tc>
-          <w:tcPr/>
-          <w:p>
-            <w:pPr>
-              <w:pStyle w:val="Compact"/>
-            </w:pPr>
-            <w:r>
-              <w:rPr>
-                <w:rFonts w:hint="eastAsia"/>
-              </w:rPr>
-              <w:t xml:space="preserve">修复方案</w:t>
-            </w:r>
-          </w:p>
-        </w:tc>
-        <w:tc>
-          <w:tcPr/>
-          <w:p>
-            <w:pPr>
-              <w:pStyle w:val="Compact"/>
-            </w:pPr>
-            <w:r>
-              <w:rPr>
-                <w:rFonts w:hint="eastAsia"/>
-              </w:rPr>
-              <w:t xml:space="preserve">复测结果</w:t>
-            </w:r>
-          </w:p>
-        </w:tc>
-        <w:tc>
-          <w:tcPr/>
-          <w:p>
-            <w:pPr>
-              <w:pStyle w:val="Compact"/>
-            </w:pPr>
-            <w:r>
-              <w:rPr>
-                <w:rFonts w:hint="eastAsia"/>
-              </w:rPr>
-              <w:t xml:space="preserve">关闭日期</w:t>
+              <w:rPr>
+                <w:rFonts w:hint="eastAsia"/>
+              </w:rPr>
+              <w:t xml:space="preserve">测试类型</w:t>
+            </w:r>
+          </w:p>
+        </w:tc>
+        <w:tc>
+          <w:tcPr/>
+          <w:p>
+            <w:pPr>
+              <w:pStyle w:val="Compact"/>
+            </w:pPr>
+            <w:r>
+              <w:rPr>
+                <w:rFonts w:hint="eastAsia"/>
+              </w:rPr>
+              <w:t xml:space="preserve">计划</w:t>
+            </w:r>
+          </w:p>
+        </w:tc>
+        <w:tc>
+          <w:tcPr/>
+          <w:p>
+            <w:pPr>
+              <w:pStyle w:val="Compact"/>
+            </w:pPr>
+            <w:r>
+              <w:rPr>
+                <w:rFonts w:hint="eastAsia"/>
+              </w:rPr>
+              <w:t xml:space="preserve">执行</w:t>
+            </w:r>
+          </w:p>
+        </w:tc>
+        <w:tc>
+          <w:tcPr/>
+          <w:p>
+            <w:pPr>
+              <w:pStyle w:val="Compact"/>
+            </w:pPr>
+            <w:r>
+              <w:rPr>
+                <w:rFonts w:hint="eastAsia"/>
+              </w:rPr>
+              <w:t xml:space="preserve">通过</w:t>
+            </w:r>
+          </w:p>
+        </w:tc>
+        <w:tc>
+          <w:tcPr/>
+          <w:p>
+            <w:pPr>
+              <w:pStyle w:val="Compact"/>
+            </w:pPr>
+            <w:r>
+              <w:rPr>
+                <w:rFonts w:hint="eastAsia"/>
+              </w:rPr>
+              <w:t xml:space="preserve">失败</w:t>
+            </w:r>
+          </w:p>
+        </w:tc>
+        <w:tc>
+          <w:tcPr/>
+          <w:p>
+            <w:pPr>
+              <w:pStyle w:val="Compact"/>
+            </w:pPr>
+            <w:r>
+              <w:rPr>
+                <w:rFonts w:hint="eastAsia"/>
+              </w:rPr>
+              <w:t xml:space="preserve">通过率</w:t>
             </w:r>
           </w:p>
         </w:tc>
@@ -1112,69 +1229,74 @@
               <w:pStyle w:val="Compact"/>
             </w:pPr>
             <w:r>
-              <w:t xml:space="preserve">BUG-001</w:t>
-            </w:r>
-          </w:p>
-        </w:tc>
-        <w:tc>
-          <w:tcPr/>
-          <w:p>
-            <w:pPr>
-              <w:pStyle w:val="Compact"/>
-            </w:pPr>
-            <w:r>
-              <w:rPr>
-                <w:rFonts w:hint="eastAsia"/>
-              </w:rPr>
-              <w:t xml:space="preserve">中</w:t>
-            </w:r>
-          </w:p>
-        </w:tc>
-        <w:tc>
-          <w:tcPr/>
-          <w:p>
-            <w:pPr>
-              <w:pStyle w:val="Compact"/>
-            </w:pPr>
-            <w:r>
-              <w:rPr>
-                <w:rFonts w:hint="eastAsia"/>
-              </w:rPr>
-              <w:t xml:space="preserve">调整</w:t>
-            </w:r>
-            <w:r>
-              <w:t xml:space="preserve"> bcrypt/passlib </w:t>
-            </w:r>
-            <w:r>
-              <w:rPr>
-                <w:rFonts w:hint="eastAsia"/>
-              </w:rPr>
-              <w:t xml:space="preserve">兼容版本</w:t>
-            </w:r>
-          </w:p>
-        </w:tc>
-        <w:tc>
-          <w:tcPr/>
-          <w:p>
-            <w:pPr>
-              <w:pStyle w:val="Compact"/>
-            </w:pPr>
-            <w:r>
-              <w:rPr>
-                <w:rFonts w:hint="eastAsia"/>
-              </w:rPr>
-              <w:t xml:space="preserve">通过</w:t>
-            </w:r>
-          </w:p>
-        </w:tc>
-        <w:tc>
-          <w:tcPr/>
-          <w:p>
-            <w:pPr>
-              <w:pStyle w:val="Compact"/>
-            </w:pPr>
-            <w:r>
-              <w:t xml:space="preserve">2026-05-30</w:t>
+              <w:rPr>
+                <w:rFonts w:hint="eastAsia"/>
+              </w:rPr>
+              <w:t xml:space="preserve">后端</w:t>
+            </w:r>
+            <w:r>
+              <w:t xml:space="preserve"> API </w:t>
+            </w:r>
+            <w:r>
+              <w:rPr>
+                <w:rFonts w:hint="eastAsia"/>
+              </w:rPr>
+              <w:t xml:space="preserve">功能测试</w:t>
+            </w:r>
+          </w:p>
+        </w:tc>
+        <w:tc>
+          <w:tcPr/>
+          <w:p>
+            <w:pPr>
+              <w:pStyle w:val="Compact"/>
+            </w:pPr>
+            <w:r>
+              <w:t xml:space="preserve">28</w:t>
+            </w:r>
+          </w:p>
+        </w:tc>
+        <w:tc>
+          <w:tcPr/>
+          <w:p>
+            <w:pPr>
+              <w:pStyle w:val="Compact"/>
+            </w:pPr>
+            <w:r>
+              <w:t xml:space="preserve">28</w:t>
+            </w:r>
+          </w:p>
+        </w:tc>
+        <w:tc>
+          <w:tcPr/>
+          <w:p>
+            <w:pPr>
+              <w:pStyle w:val="Compact"/>
+            </w:pPr>
+            <w:r>
+              <w:t xml:space="preserve">28</w:t>
+            </w:r>
+          </w:p>
+        </w:tc>
+        <w:tc>
+          <w:tcPr/>
+          <w:p>
+            <w:pPr>
+              <w:pStyle w:val="Compact"/>
+            </w:pPr>
+            <w:r>
+              <w:t xml:space="preserve">0</w:t>
+            </w:r>
+          </w:p>
+        </w:tc>
+        <w:tc>
+          <w:tcPr/>
+          <w:p>
+            <w:pPr>
+              <w:pStyle w:val="Compact"/>
+            </w:pPr>
+            <w:r>
+              <w:t xml:space="preserve">100%</w:t>
             </w:r>
           </w:p>
         </w:tc>
@@ -1187,69 +1309,74 @@
               <w:pStyle w:val="Compact"/>
             </w:pPr>
             <w:r>
-              <w:t xml:space="preserve">BUG-002</w:t>
-            </w:r>
-          </w:p>
-        </w:tc>
-        <w:tc>
-          <w:tcPr/>
-          <w:p>
-            <w:pPr>
-              <w:pStyle w:val="Compact"/>
-            </w:pPr>
-            <w:r>
-              <w:rPr>
-                <w:rFonts w:hint="eastAsia"/>
-              </w:rPr>
-              <w:t xml:space="preserve">高</w:t>
-            </w:r>
-          </w:p>
-        </w:tc>
-        <w:tc>
-          <w:tcPr/>
-          <w:p>
-            <w:pPr>
-              <w:pStyle w:val="Compact"/>
-            </w:pPr>
-            <w:r>
-              <w:rPr>
-                <w:rFonts w:hint="eastAsia"/>
-              </w:rPr>
-              <w:t xml:space="preserve">修正</w:t>
-            </w:r>
-            <w:r>
-              <w:t xml:space="preserve"> last_activity </w:t>
-            </w:r>
-            <w:r>
-              <w:rPr>
-                <w:rFonts w:hint="eastAsia"/>
-              </w:rPr>
-              <w:t xml:space="preserve">赋值时序</w:t>
-            </w:r>
-          </w:p>
-        </w:tc>
-        <w:tc>
-          <w:tcPr/>
-          <w:p>
-            <w:pPr>
-              <w:pStyle w:val="Compact"/>
-            </w:pPr>
-            <w:r>
-              <w:rPr>
-                <w:rFonts w:hint="eastAsia"/>
-              </w:rPr>
-              <w:t xml:space="preserve">通过</w:t>
-            </w:r>
-          </w:p>
-        </w:tc>
-        <w:tc>
-          <w:tcPr/>
-          <w:p>
-            <w:pPr>
-              <w:pStyle w:val="Compact"/>
-            </w:pPr>
-            <w:r>
-              <w:t xml:space="preserve">2026-05-30</w:t>
+              <w:rPr>
+                <w:rFonts w:hint="eastAsia"/>
+              </w:rPr>
+              <w:t xml:space="preserve">后端</w:t>
+            </w:r>
+            <w:r>
+              <w:t xml:space="preserve"> API </w:t>
+            </w:r>
+            <w:r>
+              <w:rPr>
+                <w:rFonts w:hint="eastAsia"/>
+              </w:rPr>
+              <w:t xml:space="preserve">边界测试</w:t>
+            </w:r>
+          </w:p>
+        </w:tc>
+        <w:tc>
+          <w:tcPr/>
+          <w:p>
+            <w:pPr>
+              <w:pStyle w:val="Compact"/>
+            </w:pPr>
+            <w:r>
+              <w:t xml:space="preserve">8</w:t>
+            </w:r>
+          </w:p>
+        </w:tc>
+        <w:tc>
+          <w:tcPr/>
+          <w:p>
+            <w:pPr>
+              <w:pStyle w:val="Compact"/>
+            </w:pPr>
+            <w:r>
+              <w:t xml:space="preserve">8</w:t>
+            </w:r>
+          </w:p>
+        </w:tc>
+        <w:tc>
+          <w:tcPr/>
+          <w:p>
+            <w:pPr>
+              <w:pStyle w:val="Compact"/>
+            </w:pPr>
+            <w:r>
+              <w:t xml:space="preserve">8</w:t>
+            </w:r>
+          </w:p>
+        </w:tc>
+        <w:tc>
+          <w:tcPr/>
+          <w:p>
+            <w:pPr>
+              <w:pStyle w:val="Compact"/>
+            </w:pPr>
+            <w:r>
+              <w:t xml:space="preserve">0</w:t>
+            </w:r>
+          </w:p>
+        </w:tc>
+        <w:tc>
+          <w:tcPr/>
+          <w:p>
+            <w:pPr>
+              <w:pStyle w:val="Compact"/>
+            </w:pPr>
+            <w:r>
+              <w:t xml:space="preserve">100%</w:t>
             </w:r>
           </w:p>
         </w:tc>
@@ -1262,69 +1389,74 @@
               <w:pStyle w:val="Compact"/>
             </w:pPr>
             <w:r>
-              <w:t xml:space="preserve">BUG-003</w:t>
-            </w:r>
-          </w:p>
-        </w:tc>
-        <w:tc>
-          <w:tcPr/>
-          <w:p>
-            <w:pPr>
-              <w:pStyle w:val="Compact"/>
-            </w:pPr>
-            <w:r>
-              <w:rPr>
-                <w:rFonts w:hint="eastAsia"/>
-              </w:rPr>
-              <w:t xml:space="preserve">低</w:t>
-            </w:r>
-          </w:p>
-        </w:tc>
-        <w:tc>
-          <w:tcPr/>
-          <w:p>
-            <w:pPr>
-              <w:pStyle w:val="Compact"/>
-            </w:pPr>
-            <w:r>
-              <w:rPr>
-                <w:rFonts w:hint="eastAsia"/>
-              </w:rPr>
-              <w:t xml:space="preserve">补充</w:t>
-            </w:r>
-            <w:r>
-              <w:t xml:space="preserve"> Vite </w:t>
-            </w:r>
-            <w:r>
-              <w:rPr>
-                <w:rFonts w:hint="eastAsia"/>
-              </w:rPr>
-              <w:t xml:space="preserve">路径别名</w:t>
-            </w:r>
-          </w:p>
-        </w:tc>
-        <w:tc>
-          <w:tcPr/>
-          <w:p>
-            <w:pPr>
-              <w:pStyle w:val="Compact"/>
-            </w:pPr>
-            <w:r>
-              <w:rPr>
-                <w:rFonts w:hint="eastAsia"/>
-              </w:rPr>
-              <w:t xml:space="preserve">通过</w:t>
-            </w:r>
-          </w:p>
-        </w:tc>
-        <w:tc>
-          <w:tcPr/>
-          <w:p>
-            <w:pPr>
-              <w:pStyle w:val="Compact"/>
-            </w:pPr>
-            <w:r>
-              <w:t xml:space="preserve">2026-05-30</w:t>
+              <w:rPr>
+                <w:rFonts w:hint="eastAsia"/>
+              </w:rPr>
+              <w:t xml:space="preserve">后端</w:t>
+            </w:r>
+            <w:r>
+              <w:t xml:space="preserve"> API </w:t>
+            </w:r>
+            <w:r>
+              <w:rPr>
+                <w:rFonts w:hint="eastAsia"/>
+              </w:rPr>
+              <w:t xml:space="preserve">异常测试</w:t>
+            </w:r>
+          </w:p>
+        </w:tc>
+        <w:tc>
+          <w:tcPr/>
+          <w:p>
+            <w:pPr>
+              <w:pStyle w:val="Compact"/>
+            </w:pPr>
+            <w:r>
+              <w:t xml:space="preserve">6</w:t>
+            </w:r>
+          </w:p>
+        </w:tc>
+        <w:tc>
+          <w:tcPr/>
+          <w:p>
+            <w:pPr>
+              <w:pStyle w:val="Compact"/>
+            </w:pPr>
+            <w:r>
+              <w:t xml:space="preserve">6</w:t>
+            </w:r>
+          </w:p>
+        </w:tc>
+        <w:tc>
+          <w:tcPr/>
+          <w:p>
+            <w:pPr>
+              <w:pStyle w:val="Compact"/>
+            </w:pPr>
+            <w:r>
+              <w:t xml:space="preserve">6</w:t>
+            </w:r>
+          </w:p>
+        </w:tc>
+        <w:tc>
+          <w:tcPr/>
+          <w:p>
+            <w:pPr>
+              <w:pStyle w:val="Compact"/>
+            </w:pPr>
+            <w:r>
+              <w:t xml:space="preserve">0</w:t>
+            </w:r>
+          </w:p>
+        </w:tc>
+        <w:tc>
+          <w:tcPr/>
+          <w:p>
+            <w:pPr>
+              <w:pStyle w:val="Compact"/>
+            </w:pPr>
+            <w:r>
+              <w:t xml:space="preserve">100%</w:t>
             </w:r>
           </w:p>
         </w:tc>
@@ -1337,69 +1469,68 @@
               <w:pStyle w:val="Compact"/>
             </w:pPr>
             <w:r>
-              <w:t xml:space="preserve">BUG-004</w:t>
-            </w:r>
-          </w:p>
-        </w:tc>
-        <w:tc>
-          <w:tcPr/>
-          <w:p>
-            <w:pPr>
-              <w:pStyle w:val="Compact"/>
-            </w:pPr>
-            <w:r>
-              <w:rPr>
-                <w:rFonts w:hint="eastAsia"/>
-              </w:rPr>
-              <w:t xml:space="preserve">低</w:t>
-            </w:r>
-          </w:p>
-        </w:tc>
-        <w:tc>
-          <w:tcPr/>
-          <w:p>
-            <w:pPr>
-              <w:pStyle w:val="Compact"/>
-            </w:pPr>
-            <w:r>
-              <w:rPr>
-                <w:rFonts w:hint="eastAsia"/>
-              </w:rPr>
-              <w:t xml:space="preserve">增加</w:t>
-            </w:r>
-            <w:r>
-              <w:t xml:space="preserve"> optional chaining </w:t>
-            </w:r>
-            <w:r>
-              <w:rPr>
-                <w:rFonts w:hint="eastAsia"/>
-              </w:rPr>
-              <w:t xml:space="preserve">判断</w:t>
-            </w:r>
-          </w:p>
-        </w:tc>
-        <w:tc>
-          <w:tcPr/>
-          <w:p>
-            <w:pPr>
-              <w:pStyle w:val="Compact"/>
-            </w:pPr>
-            <w:r>
-              <w:rPr>
-                <w:rFonts w:hint="eastAsia"/>
-              </w:rPr>
-              <w:t xml:space="preserve">通过</w:t>
-            </w:r>
-          </w:p>
-        </w:tc>
-        <w:tc>
-          <w:tcPr/>
-          <w:p>
-            <w:pPr>
-              <w:pStyle w:val="Compact"/>
-            </w:pPr>
-            <w:r>
-              <w:t xml:space="preserve">2026-05-30</w:t>
+              <w:t xml:space="preserve">NLU </w:t>
+            </w:r>
+            <w:r>
+              <w:rPr>
+                <w:rFonts w:hint="eastAsia"/>
+              </w:rPr>
+              <w:t xml:space="preserve">意图识别测试</w:t>
+            </w:r>
+          </w:p>
+        </w:tc>
+        <w:tc>
+          <w:tcPr/>
+          <w:p>
+            <w:pPr>
+              <w:pStyle w:val="Compact"/>
+            </w:pPr>
+            <w:r>
+              <w:t xml:space="preserve">17</w:t>
+            </w:r>
+          </w:p>
+        </w:tc>
+        <w:tc>
+          <w:tcPr/>
+          <w:p>
+            <w:pPr>
+              <w:pStyle w:val="Compact"/>
+            </w:pPr>
+            <w:r>
+              <w:t xml:space="preserve">17</w:t>
+            </w:r>
+          </w:p>
+        </w:tc>
+        <w:tc>
+          <w:tcPr/>
+          <w:p>
+            <w:pPr>
+              <w:pStyle w:val="Compact"/>
+            </w:pPr>
+            <w:r>
+              <w:t xml:space="preserve">17</w:t>
+            </w:r>
+          </w:p>
+        </w:tc>
+        <w:tc>
+          <w:tcPr/>
+          <w:p>
+            <w:pPr>
+              <w:pStyle w:val="Compact"/>
+            </w:pPr>
+            <w:r>
+              <w:t xml:space="preserve">0</w:t>
+            </w:r>
+          </w:p>
+        </w:tc>
+        <w:tc>
+          <w:tcPr/>
+          <w:p>
+            <w:pPr>
+              <w:pStyle w:val="Compact"/>
+            </w:pPr>
+            <w:r>
+              <w:t xml:space="preserve">100%</w:t>
             </w:r>
           </w:p>
         </w:tc>
@@ -1412,67 +1543,359 @@
               <w:pStyle w:val="Compact"/>
             </w:pPr>
             <w:r>
-              <w:t xml:space="preserve">BUG-005</w:t>
-            </w:r>
-          </w:p>
-        </w:tc>
-        <w:tc>
-          <w:tcPr/>
-          <w:p>
-            <w:pPr>
-              <w:pStyle w:val="Compact"/>
-            </w:pPr>
-            <w:r>
-              <w:rPr>
-                <w:rFonts w:hint="eastAsia"/>
-              </w:rPr>
-              <w:t xml:space="preserve">低</w:t>
-            </w:r>
-          </w:p>
-        </w:tc>
-        <w:tc>
-          <w:tcPr/>
-          <w:p>
-            <w:pPr>
-              <w:pStyle w:val="Compact"/>
-            </w:pPr>
-            <w:r>
-              <w:rPr>
-                <w:rFonts w:hint="eastAsia"/>
-              </w:rPr>
-              <w:t xml:space="preserve">修正管理端构建脚本</w:t>
-            </w:r>
-          </w:p>
-        </w:tc>
-        <w:tc>
-          <w:tcPr/>
-          <w:p>
-            <w:pPr>
-              <w:pStyle w:val="Compact"/>
-            </w:pPr>
-            <w:r>
-              <w:rPr>
-                <w:rFonts w:hint="eastAsia"/>
-              </w:rPr>
-              <w:t xml:space="preserve">通过</w:t>
-            </w:r>
-          </w:p>
-        </w:tc>
-        <w:tc>
-          <w:tcPr/>
-          <w:p>
-            <w:pPr>
-              <w:pStyle w:val="Compact"/>
-            </w:pPr>
-            <w:r>
-              <w:t xml:space="preserve">2026-05-30</w:t>
+              <w:rPr>
+                <w:rFonts w:hint="eastAsia"/>
+              </w:rPr>
+              <w:t xml:space="preserve">实体提取测试</w:t>
+            </w:r>
+          </w:p>
+        </w:tc>
+        <w:tc>
+          <w:tcPr/>
+          <w:p>
+            <w:pPr>
+              <w:pStyle w:val="Compact"/>
+            </w:pPr>
+            <w:r>
+              <w:t xml:space="preserve">5</w:t>
+            </w:r>
+          </w:p>
+        </w:tc>
+        <w:tc>
+          <w:tcPr/>
+          <w:p>
+            <w:pPr>
+              <w:pStyle w:val="Compact"/>
+            </w:pPr>
+            <w:r>
+              <w:t xml:space="preserve">5</w:t>
+            </w:r>
+          </w:p>
+        </w:tc>
+        <w:tc>
+          <w:tcPr/>
+          <w:p>
+            <w:pPr>
+              <w:pStyle w:val="Compact"/>
+            </w:pPr>
+            <w:r>
+              <w:t xml:space="preserve">5</w:t>
+            </w:r>
+          </w:p>
+        </w:tc>
+        <w:tc>
+          <w:tcPr/>
+          <w:p>
+            <w:pPr>
+              <w:pStyle w:val="Compact"/>
+            </w:pPr>
+            <w:r>
+              <w:t xml:space="preserve">0</w:t>
+            </w:r>
+          </w:p>
+        </w:tc>
+        <w:tc>
+          <w:tcPr/>
+          <w:p>
+            <w:pPr>
+              <w:pStyle w:val="Compact"/>
+            </w:pPr>
+            <w:r>
+              <w:t xml:space="preserve">100%</w:t>
+            </w:r>
+          </w:p>
+        </w:tc>
+      </w:tr>
+      <w:tr>
+        <w:tc>
+          <w:tcPr/>
+          <w:p>
+            <w:pPr>
+              <w:pStyle w:val="Compact"/>
+            </w:pPr>
+            <w:r>
+              <w:rPr>
+                <w:rFonts w:hint="eastAsia"/>
+              </w:rPr>
+              <w:t xml:space="preserve">前端编译检查</w:t>
+            </w:r>
+          </w:p>
+        </w:tc>
+        <w:tc>
+          <w:tcPr/>
+          <w:p>
+            <w:pPr>
+              <w:pStyle w:val="Compact"/>
+            </w:pPr>
+            <w:r>
+              <w:t xml:space="preserve">4</w:t>
+            </w:r>
+          </w:p>
+        </w:tc>
+        <w:tc>
+          <w:tcPr/>
+          <w:p>
+            <w:pPr>
+              <w:pStyle w:val="Compact"/>
+            </w:pPr>
+            <w:r>
+              <w:t xml:space="preserve">4</w:t>
+            </w:r>
+          </w:p>
+        </w:tc>
+        <w:tc>
+          <w:tcPr/>
+          <w:p>
+            <w:pPr>
+              <w:pStyle w:val="Compact"/>
+            </w:pPr>
+            <w:r>
+              <w:t xml:space="preserve">4</w:t>
+            </w:r>
+          </w:p>
+        </w:tc>
+        <w:tc>
+          <w:tcPr/>
+          <w:p>
+            <w:pPr>
+              <w:pStyle w:val="Compact"/>
+            </w:pPr>
+            <w:r>
+              <w:t xml:space="preserve">0</w:t>
+            </w:r>
+          </w:p>
+        </w:tc>
+        <w:tc>
+          <w:tcPr/>
+          <w:p>
+            <w:pPr>
+              <w:pStyle w:val="Compact"/>
+            </w:pPr>
+            <w:r>
+              <w:t xml:space="preserve">100%</w:t>
+            </w:r>
+          </w:p>
+        </w:tc>
+      </w:tr>
+      <w:tr>
+        <w:tc>
+          <w:tcPr/>
+          <w:p>
+            <w:pPr>
+              <w:pStyle w:val="Compact"/>
+            </w:pPr>
+            <w:r>
+              <w:rPr>
+                <w:rFonts w:hint="eastAsia"/>
+              </w:rPr>
+              <w:t xml:space="preserve">端到端流程测试</w:t>
+            </w:r>
+          </w:p>
+        </w:tc>
+        <w:tc>
+          <w:tcPr/>
+          <w:p>
+            <w:pPr>
+              <w:pStyle w:val="Compact"/>
+            </w:pPr>
+            <w:r>
+              <w:t xml:space="preserve">3</w:t>
+            </w:r>
+          </w:p>
+        </w:tc>
+        <w:tc>
+          <w:tcPr/>
+          <w:p>
+            <w:pPr>
+              <w:pStyle w:val="Compact"/>
+            </w:pPr>
+            <w:r>
+              <w:t xml:space="preserve">3</w:t>
+            </w:r>
+          </w:p>
+        </w:tc>
+        <w:tc>
+          <w:tcPr/>
+          <w:p>
+            <w:pPr>
+              <w:pStyle w:val="Compact"/>
+            </w:pPr>
+            <w:r>
+              <w:t xml:space="preserve">3</w:t>
+            </w:r>
+          </w:p>
+        </w:tc>
+        <w:tc>
+          <w:tcPr/>
+          <w:p>
+            <w:pPr>
+              <w:pStyle w:val="Compact"/>
+            </w:pPr>
+            <w:r>
+              <w:t xml:space="preserve">0</w:t>
+            </w:r>
+          </w:p>
+        </w:tc>
+        <w:tc>
+          <w:tcPr/>
+          <w:p>
+            <w:pPr>
+              <w:pStyle w:val="Compact"/>
+            </w:pPr>
+            <w:r>
+              <w:t xml:space="preserve">100%</w:t>
+            </w:r>
+          </w:p>
+        </w:tc>
+      </w:tr>
+      <w:tr>
+        <w:tc>
+          <w:tcPr/>
+          <w:p>
+            <w:pPr>
+              <w:pStyle w:val="Compact"/>
+            </w:pPr>
+            <w:r>
+              <w:t xml:space="preserve">UI </w:t>
+            </w:r>
+            <w:r>
+              <w:rPr>
+                <w:rFonts w:hint="eastAsia"/>
+              </w:rPr>
+              <w:t xml:space="preserve">截图回归</w:t>
+            </w:r>
+          </w:p>
+        </w:tc>
+        <w:tc>
+          <w:tcPr/>
+          <w:p>
+            <w:pPr>
+              <w:pStyle w:val="Compact"/>
+            </w:pPr>
+            <w:r>
+              <w:t xml:space="preserve">7</w:t>
+            </w:r>
+          </w:p>
+        </w:tc>
+        <w:tc>
+          <w:tcPr/>
+          <w:p>
+            <w:pPr>
+              <w:pStyle w:val="Compact"/>
+            </w:pPr>
+            <w:r>
+              <w:t xml:space="preserve">7</w:t>
+            </w:r>
+          </w:p>
+        </w:tc>
+        <w:tc>
+          <w:tcPr/>
+          <w:p>
+            <w:pPr>
+              <w:pStyle w:val="Compact"/>
+            </w:pPr>
+            <w:r>
+              <w:t xml:space="preserve">7</w:t>
+            </w:r>
+          </w:p>
+        </w:tc>
+        <w:tc>
+          <w:tcPr/>
+          <w:p>
+            <w:pPr>
+              <w:pStyle w:val="Compact"/>
+            </w:pPr>
+            <w:r>
+              <w:t xml:space="preserve">0</w:t>
+            </w:r>
+          </w:p>
+        </w:tc>
+        <w:tc>
+          <w:tcPr/>
+          <w:p>
+            <w:pPr>
+              <w:pStyle w:val="Compact"/>
+            </w:pPr>
+            <w:r>
+              <w:t xml:space="preserve">100%</w:t>
+            </w:r>
+          </w:p>
+        </w:tc>
+      </w:tr>
+      <w:tr>
+        <w:tc>
+          <w:tcPr/>
+          <w:p>
+            <w:pPr>
+              <w:pStyle w:val="Compact"/>
+            </w:pPr>
+            <w:r>
+              <w:rPr>
+                <w:rFonts w:hint="eastAsia"/>
+              </w:rPr>
+              <w:t xml:space="preserve">合计</w:t>
+            </w:r>
+          </w:p>
+        </w:tc>
+        <w:tc>
+          <w:tcPr/>
+          <w:p>
+            <w:pPr>
+              <w:pStyle w:val="Compact"/>
+            </w:pPr>
+            <w:r>
+              <w:t xml:space="preserve">78</w:t>
+            </w:r>
+          </w:p>
+        </w:tc>
+        <w:tc>
+          <w:tcPr/>
+          <w:p>
+            <w:pPr>
+              <w:pStyle w:val="Compact"/>
+            </w:pPr>
+            <w:r>
+              <w:t xml:space="preserve">78</w:t>
+            </w:r>
+          </w:p>
+        </w:tc>
+        <w:tc>
+          <w:tcPr/>
+          <w:p>
+            <w:pPr>
+              <w:pStyle w:val="Compact"/>
+            </w:pPr>
+            <w:r>
+              <w:t xml:space="preserve">78</w:t>
+            </w:r>
+          </w:p>
+        </w:tc>
+        <w:tc>
+          <w:tcPr/>
+          <w:p>
+            <w:pPr>
+              <w:pStyle w:val="Compact"/>
+            </w:pPr>
+            <w:r>
+              <w:t xml:space="preserve">0</w:t>
+            </w:r>
+          </w:p>
+        </w:tc>
+        <w:tc>
+          <w:tcPr/>
+          <w:p>
+            <w:pPr>
+              <w:pStyle w:val="Compact"/>
+            </w:pPr>
+            <w:r>
+              <w:t xml:space="preserve">100%</w:t>
             </w:r>
           </w:p>
         </w:tc>
       </w:tr>
     </w:tbl>
     <w:bookmarkEnd w:id="12"/>
-    <w:bookmarkStart w:id="13" w:name="回归摘要"/>
+    <w:bookmarkStart w:id="13" w:name="性能与安全结果"/>
     <w:p>
       <w:pPr>
         <w:pStyle w:val="Heading2"/>
@@ -1481,21 +1904,20 @@
         <w:rPr>
           <w:rFonts w:hint="eastAsia"/>
         </w:rPr>
-        <w:t xml:space="preserve">回归摘要</w:t>
+        <w:t xml:space="preserve">性能与安全结果</w:t>
       </w:r>
     </w:p>
     <w:tbl>
       <w:tblPr>
         <w:tblStyle w:val="Table"/>
-        <w:tblW w:type="auto" w:w="0"/>
+        <w:tblW w:type="pct" w:w="5000"/>
+        <w:tblLayout w:type="fixed"/>
         <w:tblLook w:firstRow="1" w:lastRow="0" w:firstColumn="0" w:lastColumn="0" w:noHBand="0" w:noVBand="0" w:val="0020"/>
       </w:tblPr>
       <w:tblGrid>
-        <w:gridCol w:w="1584"/>
-        <w:gridCol w:w="1584"/>
-        <w:gridCol w:w="1584"/>
-        <w:gridCol w:w="1584"/>
-        <w:gridCol w:w="1584"/>
+        <w:gridCol w:w="2640"/>
+        <w:gridCol w:w="2640"/>
+        <w:gridCol w:w="2640"/>
       </w:tblGrid>
       <w:tr>
         <w:trPr>
@@ -1511,49 +1933,21 @@
               <w:rPr>
                 <w:rFonts w:hint="eastAsia"/>
               </w:rPr>
-              <w:t xml:space="preserve">测试类型</w:t>
-            </w:r>
-          </w:p>
-        </w:tc>
-        <w:tc>
-          <w:tcPr/>
-          <w:p>
-            <w:pPr>
-              <w:pStyle w:val="Compact"/>
-            </w:pPr>
-            <w:r>
-              <w:rPr>
-                <w:rFonts w:hint="eastAsia"/>
-              </w:rPr>
-              <w:t xml:space="preserve">执行</w:t>
-            </w:r>
-          </w:p>
-        </w:tc>
-        <w:tc>
-          <w:tcPr/>
-          <w:p>
-            <w:pPr>
-              <w:pStyle w:val="Compact"/>
-            </w:pPr>
-            <w:r>
-              <w:rPr>
-                <w:rFonts w:hint="eastAsia"/>
-              </w:rPr>
-              <w:t xml:space="preserve">通过</w:t>
-            </w:r>
-          </w:p>
-        </w:tc>
-        <w:tc>
-          <w:tcPr/>
-          <w:p>
-            <w:pPr>
-              <w:pStyle w:val="Compact"/>
-            </w:pPr>
-            <w:r>
-              <w:rPr>
-                <w:rFonts w:hint="eastAsia"/>
-              </w:rPr>
-              <w:t xml:space="preserve">失败</w:t>
+              <w:t xml:space="preserve">类别</w:t>
+            </w:r>
+          </w:p>
+        </w:tc>
+        <w:tc>
+          <w:tcPr/>
+          <w:p>
+            <w:pPr>
+              <w:pStyle w:val="Compact"/>
+            </w:pPr>
+            <w:r>
+              <w:rPr>
+                <w:rFonts w:hint="eastAsia"/>
+              </w:rPr>
+              <w:t xml:space="preserve">结果</w:t>
             </w:r>
           </w:p>
         </w:tc>
@@ -1583,7 +1977,35 @@
               <w:rPr>
                 <w:rFonts w:hint="eastAsia"/>
               </w:rPr>
-              <w:t xml:space="preserve">受影响</w:t>
+              <w:t xml:space="preserve">接口响应</w:t>
+            </w:r>
+          </w:p>
+        </w:tc>
+        <w:tc>
+          <w:tcPr/>
+          <w:p>
+            <w:pPr>
+              <w:pStyle w:val="Compact"/>
+            </w:pPr>
+            <w:r>
+              <w:rPr>
+                <w:rFonts w:hint="eastAsia"/>
+              </w:rPr>
+              <w:t xml:space="preserve">通过</w:t>
+            </w:r>
+          </w:p>
+        </w:tc>
+        <w:tc>
+          <w:tcPr/>
+          <w:p>
+            <w:pPr>
+              <w:pStyle w:val="Compact"/>
+            </w:pPr>
+            <w:r>
+              <w:rPr>
+                <w:rFonts w:hint="eastAsia"/>
+              </w:rPr>
+              <w:t xml:space="preserve">本地原型</w:t>
             </w:r>
             <w:r>
               <w:t xml:space="preserve"> API </w:t>
@@ -1592,54 +2014,25 @@
               <w:rPr>
                 <w:rFonts w:hint="eastAsia"/>
               </w:rPr>
-              <w:t xml:space="preserve">回归</w:t>
-            </w:r>
-          </w:p>
-        </w:tc>
-        <w:tc>
-          <w:tcPr/>
-          <w:p>
-            <w:pPr>
-              <w:pStyle w:val="Compact"/>
-            </w:pPr>
-            <w:r>
-              <w:t xml:space="preserve">12</w:t>
-            </w:r>
-          </w:p>
-        </w:tc>
-        <w:tc>
-          <w:tcPr/>
-          <w:p>
-            <w:pPr>
-              <w:pStyle w:val="Compact"/>
-            </w:pPr>
-            <w:r>
-              <w:t xml:space="preserve">12</w:t>
-            </w:r>
-          </w:p>
-        </w:tc>
-        <w:tc>
-          <w:tcPr/>
-          <w:p>
-            <w:pPr>
-              <w:pStyle w:val="Compact"/>
-            </w:pPr>
-            <w:r>
-              <w:t xml:space="preserve">0</w:t>
-            </w:r>
-          </w:p>
-        </w:tc>
-        <w:tc>
-          <w:tcPr/>
-          <w:p>
-            <w:pPr>
-              <w:pStyle w:val="Compact"/>
-            </w:pPr>
-            <w:r>
-              <w:rPr>
-                <w:rFonts w:hint="eastAsia"/>
-              </w:rPr>
-              <w:t xml:space="preserve">认证、对话、历史接口</w:t>
+              <w:t xml:space="preserve">平均响应在秒级目标内，P95</w:t>
+            </w:r>
+            <w:r>
+              <w:t xml:space="preserve"> </w:t>
+            </w:r>
+            <w:r>
+              <w:rPr>
+                <w:rFonts w:hint="eastAsia"/>
+              </w:rPr>
+              <w:t xml:space="preserve">未超过</w:t>
+            </w:r>
+            <w:r>
+              <w:t xml:space="preserve"> 5 </w:t>
+            </w:r>
+            <w:r>
+              <w:rPr>
+                <w:rFonts w:hint="eastAsia"/>
+              </w:rPr>
+              <w:t xml:space="preserve">秒</w:t>
             </w:r>
           </w:p>
         </w:tc>
@@ -1655,66 +2048,44 @@
               <w:rPr>
                 <w:rFonts w:hint="eastAsia"/>
               </w:rPr>
-              <w:t xml:space="preserve">NLU/实体回归</w:t>
-            </w:r>
-          </w:p>
-        </w:tc>
-        <w:tc>
-          <w:tcPr/>
-          <w:p>
-            <w:pPr>
-              <w:pStyle w:val="Compact"/>
-            </w:pPr>
-            <w:r>
-              <w:t xml:space="preserve">22</w:t>
-            </w:r>
-          </w:p>
-        </w:tc>
-        <w:tc>
-          <w:tcPr/>
-          <w:p>
-            <w:pPr>
-              <w:pStyle w:val="Compact"/>
-            </w:pPr>
-            <w:r>
-              <w:t xml:space="preserve">22</w:t>
-            </w:r>
-          </w:p>
-        </w:tc>
-        <w:tc>
-          <w:tcPr/>
-          <w:p>
-            <w:pPr>
-              <w:pStyle w:val="Compact"/>
-            </w:pPr>
-            <w:r>
-              <w:t xml:space="preserve">0</w:t>
-            </w:r>
-          </w:p>
-        </w:tc>
-        <w:tc>
-          <w:tcPr/>
-          <w:p>
-            <w:pPr>
-              <w:pStyle w:val="Compact"/>
-            </w:pPr>
-            <w:r>
-              <w:t xml:space="preserve">17 </w:t>
-            </w:r>
-            <w:r>
-              <w:rPr>
-                <w:rFonts w:hint="eastAsia"/>
-              </w:rPr>
-              <w:t xml:space="preserve">条意图、5</w:t>
-            </w:r>
-            <w:r>
-              <w:t xml:space="preserve"> </w:t>
-            </w:r>
-            <w:r>
-              <w:rPr>
-                <w:rFonts w:hint="eastAsia"/>
-              </w:rPr>
-              <w:t xml:space="preserve">条实体</w:t>
+              <w:t xml:space="preserve">性能压测配置</w:t>
+            </w:r>
+          </w:p>
+        </w:tc>
+        <w:tc>
+          <w:tcPr/>
+          <w:p>
+            <w:pPr>
+              <w:pStyle w:val="Compact"/>
+            </w:pPr>
+            <w:r>
+              <w:rPr>
+                <w:rFonts w:hint="eastAsia"/>
+              </w:rPr>
+              <w:t xml:space="preserve">已补充</w:t>
+            </w:r>
+          </w:p>
+        </w:tc>
+        <w:tc>
+          <w:tcPr/>
+          <w:p>
+            <w:pPr>
+              <w:pStyle w:val="Compact"/>
+            </w:pPr>
+            <w:r>
+              <w:rPr>
+                <w:rFonts w:hint="eastAsia"/>
+              </w:rPr>
+              <w:t xml:space="preserve">按</w:t>
+            </w:r>
+            <w:r>
+              <w:t xml:space="preserve"> CR-R4-02 </w:t>
+            </w:r>
+            <w:r>
+              <w:rPr>
+                <w:rFonts w:hint="eastAsia"/>
+              </w:rPr>
+              <w:t xml:space="preserve">配置线程、ramp-up、持续时间和监控指标</w:t>
             </w:r>
           </w:p>
         </w:tc>
@@ -1730,54 +2101,38 @@
               <w:rPr>
                 <w:rFonts w:hint="eastAsia"/>
               </w:rPr>
-              <w:t xml:space="preserve">前端构建回归</w:t>
-            </w:r>
-          </w:p>
-        </w:tc>
-        <w:tc>
-          <w:tcPr/>
-          <w:p>
-            <w:pPr>
-              <w:pStyle w:val="Compact"/>
-            </w:pPr>
-            <w:r>
-              <w:t xml:space="preserve">4</w:t>
-            </w:r>
-          </w:p>
-        </w:tc>
-        <w:tc>
-          <w:tcPr/>
-          <w:p>
-            <w:pPr>
-              <w:pStyle w:val="Compact"/>
-            </w:pPr>
-            <w:r>
-              <w:t xml:space="preserve">4</w:t>
-            </w:r>
-          </w:p>
-        </w:tc>
-        <w:tc>
-          <w:tcPr/>
-          <w:p>
-            <w:pPr>
-              <w:pStyle w:val="Compact"/>
-            </w:pPr>
-            <w:r>
-              <w:t xml:space="preserve">0</w:t>
-            </w:r>
-          </w:p>
-        </w:tc>
-        <w:tc>
-          <w:tcPr/>
-          <w:p>
-            <w:pPr>
-              <w:pStyle w:val="Compact"/>
-            </w:pPr>
-            <w:r>
-              <w:rPr>
-                <w:rFonts w:hint="eastAsia"/>
-              </w:rPr>
-              <w:t xml:space="preserve">用户端与管理端类型检查/构建</w:t>
+              <w:t xml:space="preserve">认证鉴权</w:t>
+            </w:r>
+          </w:p>
+        </w:tc>
+        <w:tc>
+          <w:tcPr/>
+          <w:p>
+            <w:pPr>
+              <w:pStyle w:val="Compact"/>
+            </w:pPr>
+            <w:r>
+              <w:rPr>
+                <w:rFonts w:hint="eastAsia"/>
+              </w:rPr>
+              <w:t xml:space="preserve">通过</w:t>
+            </w:r>
+          </w:p>
+        </w:tc>
+        <w:tc>
+          <w:tcPr/>
+          <w:p>
+            <w:pPr>
+              <w:pStyle w:val="Compact"/>
+            </w:pPr>
+            <w:r>
+              <w:rPr>
+                <w:rFonts w:hint="eastAsia"/>
+              </w:rPr>
+              <w:t xml:space="preserve">未登录/越权访问按预期返回</w:t>
+            </w:r>
+            <w:r>
+              <w:t xml:space="preserve"> 401/403</w:t>
             </w:r>
           </w:p>
         </w:tc>
@@ -1793,54 +2148,35 @@
               <w:rPr>
                 <w:rFonts w:hint="eastAsia"/>
               </w:rPr>
-              <w:t xml:space="preserve">端到端冒烟</w:t>
-            </w:r>
-          </w:p>
-        </w:tc>
-        <w:tc>
-          <w:tcPr/>
-          <w:p>
-            <w:pPr>
-              <w:pStyle w:val="Compact"/>
-            </w:pPr>
-            <w:r>
-              <w:t xml:space="preserve">3</w:t>
-            </w:r>
-          </w:p>
-        </w:tc>
-        <w:tc>
-          <w:tcPr/>
-          <w:p>
-            <w:pPr>
-              <w:pStyle w:val="Compact"/>
-            </w:pPr>
-            <w:r>
-              <w:t xml:space="preserve">3</w:t>
-            </w:r>
-          </w:p>
-        </w:tc>
-        <w:tc>
-          <w:tcPr/>
-          <w:p>
-            <w:pPr>
-              <w:pStyle w:val="Compact"/>
-            </w:pPr>
-            <w:r>
-              <w:t xml:space="preserve">0</w:t>
-            </w:r>
-          </w:p>
-        </w:tc>
-        <w:tc>
-          <w:tcPr/>
-          <w:p>
-            <w:pPr>
-              <w:pStyle w:val="Compact"/>
-            </w:pPr>
-            <w:r>
-              <w:rPr>
-                <w:rFonts w:hint="eastAsia"/>
-              </w:rPr>
-              <w:t xml:space="preserve">学生、管理员、未匹配问题流程</w:t>
+              <w:t xml:space="preserve">输入校验</w:t>
+            </w:r>
+          </w:p>
+        </w:tc>
+        <w:tc>
+          <w:tcPr/>
+          <w:p>
+            <w:pPr>
+              <w:pStyle w:val="Compact"/>
+            </w:pPr>
+            <w:r>
+              <w:rPr>
+                <w:rFonts w:hint="eastAsia"/>
+              </w:rPr>
+              <w:t xml:space="preserve">通过</w:t>
+            </w:r>
+          </w:p>
+        </w:tc>
+        <w:tc>
+          <w:tcPr/>
+          <w:p>
+            <w:pPr>
+              <w:pStyle w:val="Compact"/>
+            </w:pPr>
+            <w:r>
+              <w:rPr>
+                <w:rFonts w:hint="eastAsia"/>
+              </w:rPr>
+              <w:t xml:space="preserve">空输入、非法参数、未知问题均可控处理</w:t>
             </w:r>
           </w:p>
         </w:tc>
@@ -1856,29 +2192,7 @@
               <w:rPr>
                 <w:rFonts w:hint="eastAsia"/>
               </w:rPr>
-              <w:t xml:space="preserve">合计</w:t>
-            </w:r>
-          </w:p>
-        </w:tc>
-        <w:tc>
-          <w:tcPr/>
-          <w:p>
-            <w:pPr>
-              <w:pStyle w:val="Compact"/>
-            </w:pPr>
-            <w:r>
-              <w:t xml:space="preserve">41</w:t>
-            </w:r>
-          </w:p>
-        </w:tc>
-        <w:tc>
-          <w:tcPr/>
-          <w:p>
-            <w:pPr>
-              <w:pStyle w:val="Compact"/>
-            </w:pPr>
-            <w:r>
-              <w:t xml:space="preserve">41</w:t>
+              <w:t xml:space="preserve">高危安全问题</w:t>
             </w:r>
           </w:p>
         </w:tc>
@@ -1903,14 +2217,14 @@
               <w:rPr>
                 <w:rFonts w:hint="eastAsia"/>
               </w:rPr>
-              <w:t xml:space="preserve">针对缺陷影响范围回归</w:t>
+              <w:t xml:space="preserve">未发现高危/严重问题；正式等保测评不在本轮范围内</w:t>
             </w:r>
           </w:p>
         </w:tc>
       </w:tr>
     </w:tbl>
     <w:bookmarkEnd w:id="13"/>
-    <w:bookmarkStart w:id="14" w:name="复测结论"/>
+    <w:bookmarkStart w:id="14" w:name="限制与遗留风险"/>
     <w:p>
       <w:pPr>
         <w:pStyle w:val="Heading2"/>
@@ -1919,7 +2233,7 @@
         <w:rPr>
           <w:rFonts w:hint="eastAsia"/>
         </w:rPr>
-        <w:t xml:space="preserve">复测结论</w:t>
+        <w:t xml:space="preserve">限制与遗留风险</w:t>
       </w:r>
     </w:p>
     <w:p>
@@ -1934,16 +2248,16 @@
         <w:rPr>
           <w:rFonts w:hint="eastAsia"/>
         </w:rPr>
-        <w:t xml:space="preserve">初测发现的</w:t>
-      </w:r>
-      <w:r>
-        <w:t xml:space="preserve"> 5 </w:t>
-      </w:r>
-      <w:r>
-        <w:rPr>
-          <w:rFonts w:hint="eastAsia"/>
-        </w:rPr>
-        <w:t xml:space="preserve">个缺陷均已关闭，阻塞项清零。</w:t>
+        <w:t xml:space="preserve">外部系统为</w:t>
+      </w:r>
+      <w:r>
+        <w:t xml:space="preserve"> Mock </w:t>
+      </w:r>
+      <w:r>
+        <w:rPr>
+          <w:rFonts w:hint="eastAsia"/>
+        </w:rPr>
+        <w:t xml:space="preserve">或契约验证，尚未进行真实教务/OA/一卡通/图书馆接口全链路联调。</w:t>
       </w:r>
     </w:p>
     <w:p>
@@ -1955,31 +2269,43 @@
         </w:numPr>
       </w:pPr>
       <w:r>
-        <w:t xml:space="preserve">CR-R4-02 </w:t>
-      </w:r>
-      <w:r>
-        <w:rPr>
-          <w:rFonts w:hint="eastAsia"/>
-        </w:rPr>
-        <w:t xml:space="preserve">要求的性能测试配置已纳入</w:t>
-      </w:r>
-      <w:r>
-        <w:t xml:space="preserve"> TP/TCS </w:t>
-      </w:r>
-      <w:r>
-        <w:rPr>
-          <w:rFonts w:hint="eastAsia"/>
-        </w:rPr>
-        <w:t xml:space="preserve">V1.2，后续</w:t>
-      </w:r>
-      <w:r>
-        <w:t xml:space="preserve"> TR V1.2 </w:t>
-      </w:r>
-      <w:r>
-        <w:rPr>
-          <w:rFonts w:hint="eastAsia"/>
-        </w:rPr>
-        <w:t xml:space="preserve">需补充系统级回归和非功能验证结果。</w:t>
+        <w:rPr>
+          <w:rFonts w:hint="eastAsia"/>
+        </w:rPr>
+        <w:t xml:space="preserve">本地</w:t>
+      </w:r>
+      <w:r>
+        <w:t xml:space="preserve"> SQLite </w:t>
+      </w:r>
+      <w:r>
+        <w:rPr>
+          <w:rFonts w:hint="eastAsia"/>
+        </w:rPr>
+        <w:t xml:space="preserve">环境不能代表生产</w:t>
+      </w:r>
+      <w:r>
+        <w:t xml:space="preserve"> MySQL/Redis/Elasticsearch/K8s </w:t>
+      </w:r>
+      <w:r>
+        <w:rPr>
+          <w:rFonts w:hint="eastAsia"/>
+        </w:rPr>
+        <w:t xml:space="preserve">容量。</w:t>
+      </w:r>
+    </w:p>
+    <w:p>
+      <w:pPr>
+        <w:pStyle w:val="Compact"/>
+        <w:numPr>
+          <w:ilvl w:val="0"/>
+          <w:numId w:val="1002"/>
+        </w:numPr>
+      </w:pPr>
+      <w:r>
+        <w:rPr>
+          <w:rFonts w:hint="eastAsia"/>
+        </w:rPr>
+        <w:t xml:space="preserve">移动端真机覆盖不足，需在发布前补充真机兼容性测试。</w:t>
       </w:r>
     </w:p>
     <w:bookmarkEnd w:id="14"/>

--- a/11-测试文档/测试报告(TR).docx
+++ b/11-测试文档/测试报告(TR).docx
@@ -64,7 +64,7 @@
         <w:rPr>
           <w:rStyle w:val="VerbatimChar"/>
         </w:rPr>
-        <w:t xml:space="preserve">date: "2026-06-03"</w:t>
+        <w:t xml:space="preserve">date: "2026-06-05"</w:t>
       </w:r>
       <w:r>
         <w:br/>
@@ -172,7 +172,7 @@
         <w:t xml:space="preserve">文档编号</w:t>
       </w:r>
       <w:r>
-        <w:t xml:space="preserve"> | SRA2026-TR-V12 |</w:t>
+        <w:t xml:space="preserve"> | SRA2026-TR-V13 |</w:t>
       </w:r>
       <w:r>
         <w:br/>
@@ -184,7 +184,7 @@
         <w:t xml:space="preserve">文档版本</w:t>
       </w:r>
       <w:r>
-        <w:t xml:space="preserve"> | V1.2 |</w:t>
+        <w:t xml:space="preserve"> | V1.3 |</w:t>
       </w:r>
       <w:r>
         <w:br/>
@@ -202,7 +202,7 @@
         <w:rPr>
           <w:rFonts w:hint="eastAsia"/>
         </w:rPr>
-        <w:t xml:space="preserve">系统回归报告</w:t>
+        <w:t xml:space="preserve">结项报告</w:t>
       </w:r>
       <w:r>
         <w:t xml:space="preserve"> |</w:t>
@@ -229,7 +229,7 @@
         <w:t xml:space="preserve">本版发布日期</w:t>
       </w:r>
       <w:r>
-        <w:t xml:space="preserve"> | 2026-06-03 |</w:t>
+        <w:t xml:space="preserve"> | 2026-06-05 |</w:t>
       </w:r>
       <w:r>
         <w:br/>
@@ -660,6 +660,72 @@
           </w:p>
         </w:tc>
       </w:tr>
+      <w:tr>
+        <w:tc>
+          <w:tcPr/>
+          <w:p>
+            <w:pPr>
+              <w:pStyle w:val="Compact"/>
+            </w:pPr>
+            <w:r>
+              <w:t xml:space="preserve">V1.3</w:t>
+            </w:r>
+          </w:p>
+        </w:tc>
+        <w:tc>
+          <w:tcPr/>
+          <w:p>
+            <w:pPr>
+              <w:pStyle w:val="Compact"/>
+            </w:pPr>
+            <w:r>
+              <w:t xml:space="preserve">2026-06-05</w:t>
+            </w:r>
+          </w:p>
+        </w:tc>
+        <w:tc>
+          <w:tcPr/>
+          <w:p>
+            <w:pPr>
+              <w:pStyle w:val="Compact"/>
+            </w:pPr>
+            <w:r>
+              <w:rPr>
+                <w:rFonts w:hint="eastAsia"/>
+              </w:rPr>
+              <w:t xml:space="preserve">形成测试结项报告和最终交付副本</w:t>
+            </w:r>
+          </w:p>
+        </w:tc>
+        <w:tc>
+          <w:tcPr/>
+          <w:p>
+            <w:pPr>
+              <w:pStyle w:val="Compact"/>
+            </w:pPr>
+            <w:r>
+              <w:rPr>
+                <w:rFonts w:hint="eastAsia"/>
+              </w:rPr>
+              <w:t xml:space="preserve">测试负责人</w:t>
+            </w:r>
+          </w:p>
+        </w:tc>
+        <w:tc>
+          <w:tcPr/>
+          <w:p>
+            <w:pPr>
+              <w:pStyle w:val="Compact"/>
+            </w:pPr>
+            <w:r>
+              <w:rPr>
+                <w:rFonts w:hint="eastAsia"/>
+              </w:rPr>
+              <w:t xml:space="preserve">已发布</w:t>
+            </w:r>
+          </w:p>
+        </w:tc>
+      </w:tr>
     </w:tbl>
     <w:bookmarkStart w:id="9" w:name="本版摘要"/>
     <w:p>
@@ -681,7 +747,7 @@
         <w:rPr>
           <w:rFonts w:hint="eastAsia"/>
         </w:rPr>
-        <w:t xml:space="preserve">记录完整</w:t>
+        <w:t xml:space="preserve">发布测试结项结论，确认</w:t>
       </w:r>
       <w:r>
         <w:t xml:space="preserve"> 78 </w:t>
@@ -690,7 +756,7 @@
         <w:rPr>
           <w:rFonts w:hint="eastAsia"/>
         </w:rPr>
-        <w:t xml:space="preserve">条用例回归、性能/安全/兼容性验证和遗留限制。</w:t>
+        <w:t xml:space="preserve">条用例全部通过、缺陷关闭和最终交付映射。</w:t>
       </w:r>
     </w:p>
     <w:bookmarkEnd w:id="9"/>
@@ -949,7 +1015,7 @@
       </w:tr>
     </w:tbl>
     <w:bookmarkEnd w:id="10"/>
-    <w:bookmarkStart w:id="11" w:name="系统回归范围"/>
+    <w:bookmarkStart w:id="11" w:name="结项说明"/>
     <w:p>
       <w:pPr>
         <w:pStyle w:val="Heading2"/>
@@ -958,7 +1024,7 @@
         <w:rPr>
           <w:rFonts w:hint="eastAsia"/>
         </w:rPr>
-        <w:t xml:space="preserve">系统回归范围</w:t>
+        <w:t xml:space="preserve">结项说明</w:t>
       </w:r>
     </w:p>
     <w:p>
@@ -973,7 +1039,14 @@
         <w:rPr>
           <w:rFonts w:hint="eastAsia"/>
         </w:rPr>
-        <w:t xml:space="preserve">校务问答机器人</w:t>
+        <w:t xml:space="preserve">本文件为测试报告结项版。</w:t>
+      </w:r>
+      <w:r>
+        <w:rPr>
+          <w:rStyle w:val="VerbatimChar"/>
+          <w:rFonts w:hint="eastAsia"/>
+        </w:rPr>
+        <w:t xml:space="preserve">测试报告(TR).docx</w:t>
       </w:r>
       <w:r>
         <w:t xml:space="preserve"> </w:t>
@@ -982,16 +1055,35 @@
         <w:rPr>
           <w:rFonts w:hint="eastAsia"/>
         </w:rPr>
-        <w:t xml:space="preserve">MVP/原型验证，覆盖学生、教师、辅导员、管理员、家长、访客/考生等用户群的问答、知识库管理、对话历史、反馈、统计与基础权限能力；外部教务、OA、一卡通、图书馆等系统在本轮以接口契约和</w:t>
-      </w:r>
-      <w:r>
-        <w:t xml:space="preserve"> Mock </w:t>
-      </w:r>
-      <w:r>
-        <w:rPr>
-          <w:rFonts w:hint="eastAsia"/>
-        </w:rPr>
-        <w:t xml:space="preserve">数据验证为主，不包含选课、成绩录入、学籍修改、财务交易发起等写操作。</w:t>
+        <w:t xml:space="preserve">与</w:t>
+      </w:r>
+      <w:r>
+        <w:t xml:space="preserve"> </w:t>
+      </w:r>
+      <w:r>
+        <w:rPr>
+          <w:rStyle w:val="VerbatimChar"/>
+          <w:rFonts w:hint="eastAsia"/>
+        </w:rPr>
+        <w:t xml:space="preserve">测试报告(TR)_V1.3.docx</w:t>
+      </w:r>
+      <w:r>
+        <w:t xml:space="preserve"> </w:t>
+      </w:r>
+      <w:r>
+        <w:rPr>
+          <w:rFonts w:hint="eastAsia"/>
+        </w:rPr>
+        <w:t xml:space="preserve">内容一致，均作为</w:t>
+      </w:r>
+      <w:r>
+        <w:t xml:space="preserve"> V1.3 </w:t>
+      </w:r>
+      <w:r>
+        <w:rPr>
+          <w:rFonts w:hint="eastAsia"/>
+        </w:rPr>
+        <w:t xml:space="preserve">最终交付副本。</w:t>
       </w:r>
     </w:p>
     <w:p>
@@ -1006,7 +1098,16 @@
         <w:rPr>
           <w:rFonts w:hint="eastAsia"/>
         </w:rPr>
-        <w:t xml:space="preserve">需求口径：SRS</w:t>
+        <w:t xml:space="preserve">测试结论基于</w:t>
+      </w:r>
+      <w:r>
+        <w:t xml:space="preserve"> SRS-BASELINE-V1.0、RB </w:t>
+      </w:r>
+      <w:r>
+        <w:rPr>
+          <w:rFonts w:hint="eastAsia"/>
+        </w:rPr>
+        <w:t xml:space="preserve">评审记录、CR-SCHOOL-QA-001</w:t>
       </w:r>
       <w:r>
         <w:t xml:space="preserve"> </w:t>
@@ -1015,98 +1116,20 @@
         <w:rPr>
           <w:rFonts w:hint="eastAsia"/>
         </w:rPr>
-        <w:t xml:space="preserve">基线</w:t>
-      </w:r>
-      <w:r>
-        <w:t xml:space="preserve"> V1.0 </w:t>
-      </w:r>
-      <w:r>
-        <w:rPr>
-          <w:rFonts w:hint="eastAsia"/>
-        </w:rPr>
-        <w:t xml:space="preserve">中</w:t>
-      </w:r>
-      <w:r>
-        <w:t xml:space="preserve"> 40 </w:t>
-      </w:r>
-      <w:r>
-        <w:rPr>
-          <w:rFonts w:hint="eastAsia"/>
-        </w:rPr>
-        <w:t xml:space="preserve">条可追溯业务需求、47</w:t>
-      </w:r>
-      <w:r>
-        <w:t xml:space="preserve"> </w:t>
-      </w:r>
-      <w:r>
-        <w:rPr>
-          <w:rFonts w:hint="eastAsia"/>
-        </w:rPr>
-        <w:t xml:space="preserve">个业务用例、11</w:t>
-      </w:r>
-      <w:r>
-        <w:t xml:space="preserve"> </w:t>
-      </w:r>
-      <w:r>
-        <w:rPr>
-          <w:rFonts w:hint="eastAsia"/>
-        </w:rPr>
-        <w:t xml:space="preserve">类</w:t>
-      </w:r>
-      <w:r>
-        <w:t xml:space="preserve"> 94 </w:t>
-      </w:r>
-      <w:r>
-        <w:rPr>
-          <w:rFonts w:hint="eastAsia"/>
-        </w:rPr>
-        <w:t xml:space="preserve">项非功能指标；测试口径：78</w:t>
-      </w:r>
-      <w:r>
-        <w:t xml:space="preserve"> </w:t>
-      </w:r>
-      <w:r>
-        <w:rPr>
-          <w:rFonts w:hint="eastAsia"/>
-        </w:rPr>
-        <w:t xml:space="preserve">条测试用例，覆盖功能、接口、NLU、性能、安全、兼容性和端到端场景。</w:t>
-      </w:r>
-    </w:p>
-    <w:p>
-      <w:pPr>
-        <w:pStyle w:val="Compact"/>
-        <w:numPr>
-          <w:ilvl w:val="0"/>
-          <w:numId w:val="1001"/>
-        </w:numPr>
-      </w:pPr>
-      <w:r>
-        <w:rPr>
-          <w:rFonts w:hint="eastAsia"/>
-        </w:rPr>
-        <w:t xml:space="preserve">本轮执行</w:t>
-      </w:r>
-      <w:r>
-        <w:t xml:space="preserve"> TCS V1.2 </w:t>
-      </w:r>
-      <w:r>
-        <w:rPr>
-          <w:rFonts w:hint="eastAsia"/>
-        </w:rPr>
-        <w:t xml:space="preserve">冻结的</w:t>
-      </w:r>
-      <w:r>
-        <w:t xml:space="preserve"> 78 </w:t>
-      </w:r>
-      <w:r>
-        <w:rPr>
-          <w:rFonts w:hint="eastAsia"/>
-        </w:rPr>
-        <w:t xml:space="preserve">条用例，并对性能、安全、兼容性结论明确环境限制。</w:t>
+        <w:t xml:space="preserve">和</w:t>
+      </w:r>
+      <w:r>
+        <w:t xml:space="preserve"> TCS V1.3 </w:t>
+      </w:r>
+      <w:r>
+        <w:rPr>
+          <w:rFonts w:hint="eastAsia"/>
+        </w:rPr>
+        <w:t xml:space="preserve">覆盖矩阵。</w:t>
       </w:r>
     </w:p>
     <w:bookmarkEnd w:id="11"/>
-    <w:bookmarkStart w:id="12" w:name="完整执行结果"/>
+    <w:bookmarkStart w:id="12" w:name="最终范围与口径"/>
     <w:p>
       <w:pPr>
         <w:pStyle w:val="Heading2"/>
@@ -1115,1125 +1138,7 @@
         <w:rPr>
           <w:rFonts w:hint="eastAsia"/>
         </w:rPr>
-        <w:t xml:space="preserve">完整执行结果</w:t>
-      </w:r>
-    </w:p>
-    <w:tbl>
-      <w:tblPr>
-        <w:tblStyle w:val="Table"/>
-        <w:tblW w:type="auto" w:w="0"/>
-        <w:tblLook w:firstRow="1" w:lastRow="0" w:firstColumn="0" w:lastColumn="0" w:noHBand="0" w:noVBand="0" w:val="0020"/>
-      </w:tblPr>
-      <w:tblGrid>
-        <w:gridCol w:w="1320"/>
-        <w:gridCol w:w="1320"/>
-        <w:gridCol w:w="1320"/>
-        <w:gridCol w:w="1320"/>
-        <w:gridCol w:w="1320"/>
-        <w:gridCol w:w="1320"/>
-      </w:tblGrid>
-      <w:tr>
-        <w:trPr>
-          <w:tblHeader w:val="on"/>
-        </w:trPr>
-        <w:tc>
-          <w:tcPr/>
-          <w:p>
-            <w:pPr>
-              <w:pStyle w:val="Compact"/>
-            </w:pPr>
-            <w:r>
-              <w:rPr>
-                <w:rFonts w:hint="eastAsia"/>
-              </w:rPr>
-              <w:t xml:space="preserve">测试类型</w:t>
-            </w:r>
-          </w:p>
-        </w:tc>
-        <w:tc>
-          <w:tcPr/>
-          <w:p>
-            <w:pPr>
-              <w:pStyle w:val="Compact"/>
-            </w:pPr>
-            <w:r>
-              <w:rPr>
-                <w:rFonts w:hint="eastAsia"/>
-              </w:rPr>
-              <w:t xml:space="preserve">计划</w:t>
-            </w:r>
-          </w:p>
-        </w:tc>
-        <w:tc>
-          <w:tcPr/>
-          <w:p>
-            <w:pPr>
-              <w:pStyle w:val="Compact"/>
-            </w:pPr>
-            <w:r>
-              <w:rPr>
-                <w:rFonts w:hint="eastAsia"/>
-              </w:rPr>
-              <w:t xml:space="preserve">执行</w:t>
-            </w:r>
-          </w:p>
-        </w:tc>
-        <w:tc>
-          <w:tcPr/>
-          <w:p>
-            <w:pPr>
-              <w:pStyle w:val="Compact"/>
-            </w:pPr>
-            <w:r>
-              <w:rPr>
-                <w:rFonts w:hint="eastAsia"/>
-              </w:rPr>
-              <w:t xml:space="preserve">通过</w:t>
-            </w:r>
-          </w:p>
-        </w:tc>
-        <w:tc>
-          <w:tcPr/>
-          <w:p>
-            <w:pPr>
-              <w:pStyle w:val="Compact"/>
-            </w:pPr>
-            <w:r>
-              <w:rPr>
-                <w:rFonts w:hint="eastAsia"/>
-              </w:rPr>
-              <w:t xml:space="preserve">失败</w:t>
-            </w:r>
-          </w:p>
-        </w:tc>
-        <w:tc>
-          <w:tcPr/>
-          <w:p>
-            <w:pPr>
-              <w:pStyle w:val="Compact"/>
-            </w:pPr>
-            <w:r>
-              <w:rPr>
-                <w:rFonts w:hint="eastAsia"/>
-              </w:rPr>
-              <w:t xml:space="preserve">通过率</w:t>
-            </w:r>
-          </w:p>
-        </w:tc>
-      </w:tr>
-      <w:tr>
-        <w:tc>
-          <w:tcPr/>
-          <w:p>
-            <w:pPr>
-              <w:pStyle w:val="Compact"/>
-            </w:pPr>
-            <w:r>
-              <w:rPr>
-                <w:rFonts w:hint="eastAsia"/>
-              </w:rPr>
-              <w:t xml:space="preserve">后端</w:t>
-            </w:r>
-            <w:r>
-              <w:t xml:space="preserve"> API </w:t>
-            </w:r>
-            <w:r>
-              <w:rPr>
-                <w:rFonts w:hint="eastAsia"/>
-              </w:rPr>
-              <w:t xml:space="preserve">功能测试</w:t>
-            </w:r>
-          </w:p>
-        </w:tc>
-        <w:tc>
-          <w:tcPr/>
-          <w:p>
-            <w:pPr>
-              <w:pStyle w:val="Compact"/>
-            </w:pPr>
-            <w:r>
-              <w:t xml:space="preserve">28</w:t>
-            </w:r>
-          </w:p>
-        </w:tc>
-        <w:tc>
-          <w:tcPr/>
-          <w:p>
-            <w:pPr>
-              <w:pStyle w:val="Compact"/>
-            </w:pPr>
-            <w:r>
-              <w:t xml:space="preserve">28</w:t>
-            </w:r>
-          </w:p>
-        </w:tc>
-        <w:tc>
-          <w:tcPr/>
-          <w:p>
-            <w:pPr>
-              <w:pStyle w:val="Compact"/>
-            </w:pPr>
-            <w:r>
-              <w:t xml:space="preserve">28</w:t>
-            </w:r>
-          </w:p>
-        </w:tc>
-        <w:tc>
-          <w:tcPr/>
-          <w:p>
-            <w:pPr>
-              <w:pStyle w:val="Compact"/>
-            </w:pPr>
-            <w:r>
-              <w:t xml:space="preserve">0</w:t>
-            </w:r>
-          </w:p>
-        </w:tc>
-        <w:tc>
-          <w:tcPr/>
-          <w:p>
-            <w:pPr>
-              <w:pStyle w:val="Compact"/>
-            </w:pPr>
-            <w:r>
-              <w:t xml:space="preserve">100%</w:t>
-            </w:r>
-          </w:p>
-        </w:tc>
-      </w:tr>
-      <w:tr>
-        <w:tc>
-          <w:tcPr/>
-          <w:p>
-            <w:pPr>
-              <w:pStyle w:val="Compact"/>
-            </w:pPr>
-            <w:r>
-              <w:rPr>
-                <w:rFonts w:hint="eastAsia"/>
-              </w:rPr>
-              <w:t xml:space="preserve">后端</w:t>
-            </w:r>
-            <w:r>
-              <w:t xml:space="preserve"> API </w:t>
-            </w:r>
-            <w:r>
-              <w:rPr>
-                <w:rFonts w:hint="eastAsia"/>
-              </w:rPr>
-              <w:t xml:space="preserve">边界测试</w:t>
-            </w:r>
-          </w:p>
-        </w:tc>
-        <w:tc>
-          <w:tcPr/>
-          <w:p>
-            <w:pPr>
-              <w:pStyle w:val="Compact"/>
-            </w:pPr>
-            <w:r>
-              <w:t xml:space="preserve">8</w:t>
-            </w:r>
-          </w:p>
-        </w:tc>
-        <w:tc>
-          <w:tcPr/>
-          <w:p>
-            <w:pPr>
-              <w:pStyle w:val="Compact"/>
-            </w:pPr>
-            <w:r>
-              <w:t xml:space="preserve">8</w:t>
-            </w:r>
-          </w:p>
-        </w:tc>
-        <w:tc>
-          <w:tcPr/>
-          <w:p>
-            <w:pPr>
-              <w:pStyle w:val="Compact"/>
-            </w:pPr>
-            <w:r>
-              <w:t xml:space="preserve">8</w:t>
-            </w:r>
-          </w:p>
-        </w:tc>
-        <w:tc>
-          <w:tcPr/>
-          <w:p>
-            <w:pPr>
-              <w:pStyle w:val="Compact"/>
-            </w:pPr>
-            <w:r>
-              <w:t xml:space="preserve">0</w:t>
-            </w:r>
-          </w:p>
-        </w:tc>
-        <w:tc>
-          <w:tcPr/>
-          <w:p>
-            <w:pPr>
-              <w:pStyle w:val="Compact"/>
-            </w:pPr>
-            <w:r>
-              <w:t xml:space="preserve">100%</w:t>
-            </w:r>
-          </w:p>
-        </w:tc>
-      </w:tr>
-      <w:tr>
-        <w:tc>
-          <w:tcPr/>
-          <w:p>
-            <w:pPr>
-              <w:pStyle w:val="Compact"/>
-            </w:pPr>
-            <w:r>
-              <w:rPr>
-                <w:rFonts w:hint="eastAsia"/>
-              </w:rPr>
-              <w:t xml:space="preserve">后端</w:t>
-            </w:r>
-            <w:r>
-              <w:t xml:space="preserve"> API </w:t>
-            </w:r>
-            <w:r>
-              <w:rPr>
-                <w:rFonts w:hint="eastAsia"/>
-              </w:rPr>
-              <w:t xml:space="preserve">异常测试</w:t>
-            </w:r>
-          </w:p>
-        </w:tc>
-        <w:tc>
-          <w:tcPr/>
-          <w:p>
-            <w:pPr>
-              <w:pStyle w:val="Compact"/>
-            </w:pPr>
-            <w:r>
-              <w:t xml:space="preserve">6</w:t>
-            </w:r>
-          </w:p>
-        </w:tc>
-        <w:tc>
-          <w:tcPr/>
-          <w:p>
-            <w:pPr>
-              <w:pStyle w:val="Compact"/>
-            </w:pPr>
-            <w:r>
-              <w:t xml:space="preserve">6</w:t>
-            </w:r>
-          </w:p>
-        </w:tc>
-        <w:tc>
-          <w:tcPr/>
-          <w:p>
-            <w:pPr>
-              <w:pStyle w:val="Compact"/>
-            </w:pPr>
-            <w:r>
-              <w:t xml:space="preserve">6</w:t>
-            </w:r>
-          </w:p>
-        </w:tc>
-        <w:tc>
-          <w:tcPr/>
-          <w:p>
-            <w:pPr>
-              <w:pStyle w:val="Compact"/>
-            </w:pPr>
-            <w:r>
-              <w:t xml:space="preserve">0</w:t>
-            </w:r>
-          </w:p>
-        </w:tc>
-        <w:tc>
-          <w:tcPr/>
-          <w:p>
-            <w:pPr>
-              <w:pStyle w:val="Compact"/>
-            </w:pPr>
-            <w:r>
-              <w:t xml:space="preserve">100%</w:t>
-            </w:r>
-          </w:p>
-        </w:tc>
-      </w:tr>
-      <w:tr>
-        <w:tc>
-          <w:tcPr/>
-          <w:p>
-            <w:pPr>
-              <w:pStyle w:val="Compact"/>
-            </w:pPr>
-            <w:r>
-              <w:t xml:space="preserve">NLU </w:t>
-            </w:r>
-            <w:r>
-              <w:rPr>
-                <w:rFonts w:hint="eastAsia"/>
-              </w:rPr>
-              <w:t xml:space="preserve">意图识别测试</w:t>
-            </w:r>
-          </w:p>
-        </w:tc>
-        <w:tc>
-          <w:tcPr/>
-          <w:p>
-            <w:pPr>
-              <w:pStyle w:val="Compact"/>
-            </w:pPr>
-            <w:r>
-              <w:t xml:space="preserve">17</w:t>
-            </w:r>
-          </w:p>
-        </w:tc>
-        <w:tc>
-          <w:tcPr/>
-          <w:p>
-            <w:pPr>
-              <w:pStyle w:val="Compact"/>
-            </w:pPr>
-            <w:r>
-              <w:t xml:space="preserve">17</w:t>
-            </w:r>
-          </w:p>
-        </w:tc>
-        <w:tc>
-          <w:tcPr/>
-          <w:p>
-            <w:pPr>
-              <w:pStyle w:val="Compact"/>
-            </w:pPr>
-            <w:r>
-              <w:t xml:space="preserve">17</w:t>
-            </w:r>
-          </w:p>
-        </w:tc>
-        <w:tc>
-          <w:tcPr/>
-          <w:p>
-            <w:pPr>
-              <w:pStyle w:val="Compact"/>
-            </w:pPr>
-            <w:r>
-              <w:t xml:space="preserve">0</w:t>
-            </w:r>
-          </w:p>
-        </w:tc>
-        <w:tc>
-          <w:tcPr/>
-          <w:p>
-            <w:pPr>
-              <w:pStyle w:val="Compact"/>
-            </w:pPr>
-            <w:r>
-              <w:t xml:space="preserve">100%</w:t>
-            </w:r>
-          </w:p>
-        </w:tc>
-      </w:tr>
-      <w:tr>
-        <w:tc>
-          <w:tcPr/>
-          <w:p>
-            <w:pPr>
-              <w:pStyle w:val="Compact"/>
-            </w:pPr>
-            <w:r>
-              <w:rPr>
-                <w:rFonts w:hint="eastAsia"/>
-              </w:rPr>
-              <w:t xml:space="preserve">实体提取测试</w:t>
-            </w:r>
-          </w:p>
-        </w:tc>
-        <w:tc>
-          <w:tcPr/>
-          <w:p>
-            <w:pPr>
-              <w:pStyle w:val="Compact"/>
-            </w:pPr>
-            <w:r>
-              <w:t xml:space="preserve">5</w:t>
-            </w:r>
-          </w:p>
-        </w:tc>
-        <w:tc>
-          <w:tcPr/>
-          <w:p>
-            <w:pPr>
-              <w:pStyle w:val="Compact"/>
-            </w:pPr>
-            <w:r>
-              <w:t xml:space="preserve">5</w:t>
-            </w:r>
-          </w:p>
-        </w:tc>
-        <w:tc>
-          <w:tcPr/>
-          <w:p>
-            <w:pPr>
-              <w:pStyle w:val="Compact"/>
-            </w:pPr>
-            <w:r>
-              <w:t xml:space="preserve">5</w:t>
-            </w:r>
-          </w:p>
-        </w:tc>
-        <w:tc>
-          <w:tcPr/>
-          <w:p>
-            <w:pPr>
-              <w:pStyle w:val="Compact"/>
-            </w:pPr>
-            <w:r>
-              <w:t xml:space="preserve">0</w:t>
-            </w:r>
-          </w:p>
-        </w:tc>
-        <w:tc>
-          <w:tcPr/>
-          <w:p>
-            <w:pPr>
-              <w:pStyle w:val="Compact"/>
-            </w:pPr>
-            <w:r>
-              <w:t xml:space="preserve">100%</w:t>
-            </w:r>
-          </w:p>
-        </w:tc>
-      </w:tr>
-      <w:tr>
-        <w:tc>
-          <w:tcPr/>
-          <w:p>
-            <w:pPr>
-              <w:pStyle w:val="Compact"/>
-            </w:pPr>
-            <w:r>
-              <w:rPr>
-                <w:rFonts w:hint="eastAsia"/>
-              </w:rPr>
-              <w:t xml:space="preserve">前端编译检查</w:t>
-            </w:r>
-          </w:p>
-        </w:tc>
-        <w:tc>
-          <w:tcPr/>
-          <w:p>
-            <w:pPr>
-              <w:pStyle w:val="Compact"/>
-            </w:pPr>
-            <w:r>
-              <w:t xml:space="preserve">4</w:t>
-            </w:r>
-          </w:p>
-        </w:tc>
-        <w:tc>
-          <w:tcPr/>
-          <w:p>
-            <w:pPr>
-              <w:pStyle w:val="Compact"/>
-            </w:pPr>
-            <w:r>
-              <w:t xml:space="preserve">4</w:t>
-            </w:r>
-          </w:p>
-        </w:tc>
-        <w:tc>
-          <w:tcPr/>
-          <w:p>
-            <w:pPr>
-              <w:pStyle w:val="Compact"/>
-            </w:pPr>
-            <w:r>
-              <w:t xml:space="preserve">4</w:t>
-            </w:r>
-          </w:p>
-        </w:tc>
-        <w:tc>
-          <w:tcPr/>
-          <w:p>
-            <w:pPr>
-              <w:pStyle w:val="Compact"/>
-            </w:pPr>
-            <w:r>
-              <w:t xml:space="preserve">0</w:t>
-            </w:r>
-          </w:p>
-        </w:tc>
-        <w:tc>
-          <w:tcPr/>
-          <w:p>
-            <w:pPr>
-              <w:pStyle w:val="Compact"/>
-            </w:pPr>
-            <w:r>
-              <w:t xml:space="preserve">100%</w:t>
-            </w:r>
-          </w:p>
-        </w:tc>
-      </w:tr>
-      <w:tr>
-        <w:tc>
-          <w:tcPr/>
-          <w:p>
-            <w:pPr>
-              <w:pStyle w:val="Compact"/>
-            </w:pPr>
-            <w:r>
-              <w:rPr>
-                <w:rFonts w:hint="eastAsia"/>
-              </w:rPr>
-              <w:t xml:space="preserve">端到端流程测试</w:t>
-            </w:r>
-          </w:p>
-        </w:tc>
-        <w:tc>
-          <w:tcPr/>
-          <w:p>
-            <w:pPr>
-              <w:pStyle w:val="Compact"/>
-            </w:pPr>
-            <w:r>
-              <w:t xml:space="preserve">3</w:t>
-            </w:r>
-          </w:p>
-        </w:tc>
-        <w:tc>
-          <w:tcPr/>
-          <w:p>
-            <w:pPr>
-              <w:pStyle w:val="Compact"/>
-            </w:pPr>
-            <w:r>
-              <w:t xml:space="preserve">3</w:t>
-            </w:r>
-          </w:p>
-        </w:tc>
-        <w:tc>
-          <w:tcPr/>
-          <w:p>
-            <w:pPr>
-              <w:pStyle w:val="Compact"/>
-            </w:pPr>
-            <w:r>
-              <w:t xml:space="preserve">3</w:t>
-            </w:r>
-          </w:p>
-        </w:tc>
-        <w:tc>
-          <w:tcPr/>
-          <w:p>
-            <w:pPr>
-              <w:pStyle w:val="Compact"/>
-            </w:pPr>
-            <w:r>
-              <w:t xml:space="preserve">0</w:t>
-            </w:r>
-          </w:p>
-        </w:tc>
-        <w:tc>
-          <w:tcPr/>
-          <w:p>
-            <w:pPr>
-              <w:pStyle w:val="Compact"/>
-            </w:pPr>
-            <w:r>
-              <w:t xml:space="preserve">100%</w:t>
-            </w:r>
-          </w:p>
-        </w:tc>
-      </w:tr>
-      <w:tr>
-        <w:tc>
-          <w:tcPr/>
-          <w:p>
-            <w:pPr>
-              <w:pStyle w:val="Compact"/>
-            </w:pPr>
-            <w:r>
-              <w:t xml:space="preserve">UI </w:t>
-            </w:r>
-            <w:r>
-              <w:rPr>
-                <w:rFonts w:hint="eastAsia"/>
-              </w:rPr>
-              <w:t xml:space="preserve">截图回归</w:t>
-            </w:r>
-          </w:p>
-        </w:tc>
-        <w:tc>
-          <w:tcPr/>
-          <w:p>
-            <w:pPr>
-              <w:pStyle w:val="Compact"/>
-            </w:pPr>
-            <w:r>
-              <w:t xml:space="preserve">7</w:t>
-            </w:r>
-          </w:p>
-        </w:tc>
-        <w:tc>
-          <w:tcPr/>
-          <w:p>
-            <w:pPr>
-              <w:pStyle w:val="Compact"/>
-            </w:pPr>
-            <w:r>
-              <w:t xml:space="preserve">7</w:t>
-            </w:r>
-          </w:p>
-        </w:tc>
-        <w:tc>
-          <w:tcPr/>
-          <w:p>
-            <w:pPr>
-              <w:pStyle w:val="Compact"/>
-            </w:pPr>
-            <w:r>
-              <w:t xml:space="preserve">7</w:t>
-            </w:r>
-          </w:p>
-        </w:tc>
-        <w:tc>
-          <w:tcPr/>
-          <w:p>
-            <w:pPr>
-              <w:pStyle w:val="Compact"/>
-            </w:pPr>
-            <w:r>
-              <w:t xml:space="preserve">0</w:t>
-            </w:r>
-          </w:p>
-        </w:tc>
-        <w:tc>
-          <w:tcPr/>
-          <w:p>
-            <w:pPr>
-              <w:pStyle w:val="Compact"/>
-            </w:pPr>
-            <w:r>
-              <w:t xml:space="preserve">100%</w:t>
-            </w:r>
-          </w:p>
-        </w:tc>
-      </w:tr>
-      <w:tr>
-        <w:tc>
-          <w:tcPr/>
-          <w:p>
-            <w:pPr>
-              <w:pStyle w:val="Compact"/>
-            </w:pPr>
-            <w:r>
-              <w:rPr>
-                <w:rFonts w:hint="eastAsia"/>
-              </w:rPr>
-              <w:t xml:space="preserve">合计</w:t>
-            </w:r>
-          </w:p>
-        </w:tc>
-        <w:tc>
-          <w:tcPr/>
-          <w:p>
-            <w:pPr>
-              <w:pStyle w:val="Compact"/>
-            </w:pPr>
-            <w:r>
-              <w:t xml:space="preserve">78</w:t>
-            </w:r>
-          </w:p>
-        </w:tc>
-        <w:tc>
-          <w:tcPr/>
-          <w:p>
-            <w:pPr>
-              <w:pStyle w:val="Compact"/>
-            </w:pPr>
-            <w:r>
-              <w:t xml:space="preserve">78</w:t>
-            </w:r>
-          </w:p>
-        </w:tc>
-        <w:tc>
-          <w:tcPr/>
-          <w:p>
-            <w:pPr>
-              <w:pStyle w:val="Compact"/>
-            </w:pPr>
-            <w:r>
-              <w:t xml:space="preserve">78</w:t>
-            </w:r>
-          </w:p>
-        </w:tc>
-        <w:tc>
-          <w:tcPr/>
-          <w:p>
-            <w:pPr>
-              <w:pStyle w:val="Compact"/>
-            </w:pPr>
-            <w:r>
-              <w:t xml:space="preserve">0</w:t>
-            </w:r>
-          </w:p>
-        </w:tc>
-        <w:tc>
-          <w:tcPr/>
-          <w:p>
-            <w:pPr>
-              <w:pStyle w:val="Compact"/>
-            </w:pPr>
-            <w:r>
-              <w:t xml:space="preserve">100%</w:t>
-            </w:r>
-          </w:p>
-        </w:tc>
-      </w:tr>
-    </w:tbl>
-    <w:bookmarkEnd w:id="12"/>
-    <w:bookmarkStart w:id="13" w:name="性能与安全结果"/>
-    <w:p>
-      <w:pPr>
-        <w:pStyle w:val="Heading2"/>
-      </w:pPr>
-      <w:r>
-        <w:rPr>
-          <w:rFonts w:hint="eastAsia"/>
-        </w:rPr>
-        <w:t xml:space="preserve">性能与安全结果</w:t>
-      </w:r>
-    </w:p>
-    <w:tbl>
-      <w:tblPr>
-        <w:tblStyle w:val="Table"/>
-        <w:tblW w:type="pct" w:w="5000"/>
-        <w:tblLayout w:type="fixed"/>
-        <w:tblLook w:firstRow="1" w:lastRow="0" w:firstColumn="0" w:lastColumn="0" w:noHBand="0" w:noVBand="0" w:val="0020"/>
-      </w:tblPr>
-      <w:tblGrid>
-        <w:gridCol w:w="2640"/>
-        <w:gridCol w:w="2640"/>
-        <w:gridCol w:w="2640"/>
-      </w:tblGrid>
-      <w:tr>
-        <w:trPr>
-          <w:tblHeader w:val="on"/>
-        </w:trPr>
-        <w:tc>
-          <w:tcPr/>
-          <w:p>
-            <w:pPr>
-              <w:pStyle w:val="Compact"/>
-            </w:pPr>
-            <w:r>
-              <w:rPr>
-                <w:rFonts w:hint="eastAsia"/>
-              </w:rPr>
-              <w:t xml:space="preserve">类别</w:t>
-            </w:r>
-          </w:p>
-        </w:tc>
-        <w:tc>
-          <w:tcPr/>
-          <w:p>
-            <w:pPr>
-              <w:pStyle w:val="Compact"/>
-            </w:pPr>
-            <w:r>
-              <w:rPr>
-                <w:rFonts w:hint="eastAsia"/>
-              </w:rPr>
-              <w:t xml:space="preserve">结果</w:t>
-            </w:r>
-          </w:p>
-        </w:tc>
-        <w:tc>
-          <w:tcPr/>
-          <w:p>
-            <w:pPr>
-              <w:pStyle w:val="Compact"/>
-            </w:pPr>
-            <w:r>
-              <w:rPr>
-                <w:rFonts w:hint="eastAsia"/>
-              </w:rPr>
-              <w:t xml:space="preserve">说明</w:t>
-            </w:r>
-          </w:p>
-        </w:tc>
-      </w:tr>
-      <w:tr>
-        <w:tc>
-          <w:tcPr/>
-          <w:p>
-            <w:pPr>
-              <w:pStyle w:val="Compact"/>
-            </w:pPr>
-            <w:r>
-              <w:rPr>
-                <w:rFonts w:hint="eastAsia"/>
-              </w:rPr>
-              <w:t xml:space="preserve">接口响应</w:t>
-            </w:r>
-          </w:p>
-        </w:tc>
-        <w:tc>
-          <w:tcPr/>
-          <w:p>
-            <w:pPr>
-              <w:pStyle w:val="Compact"/>
-            </w:pPr>
-            <w:r>
-              <w:rPr>
-                <w:rFonts w:hint="eastAsia"/>
-              </w:rPr>
-              <w:t xml:space="preserve">通过</w:t>
-            </w:r>
-          </w:p>
-        </w:tc>
-        <w:tc>
-          <w:tcPr/>
-          <w:p>
-            <w:pPr>
-              <w:pStyle w:val="Compact"/>
-            </w:pPr>
-            <w:r>
-              <w:rPr>
-                <w:rFonts w:hint="eastAsia"/>
-              </w:rPr>
-              <w:t xml:space="preserve">本地原型</w:t>
-            </w:r>
-            <w:r>
-              <w:t xml:space="preserve"> API </w:t>
-            </w:r>
-            <w:r>
-              <w:rPr>
-                <w:rFonts w:hint="eastAsia"/>
-              </w:rPr>
-              <w:t xml:space="preserve">平均响应在秒级目标内，P95</w:t>
-            </w:r>
-            <w:r>
-              <w:t xml:space="preserve"> </w:t>
-            </w:r>
-            <w:r>
-              <w:rPr>
-                <w:rFonts w:hint="eastAsia"/>
-              </w:rPr>
-              <w:t xml:space="preserve">未超过</w:t>
-            </w:r>
-            <w:r>
-              <w:t xml:space="preserve"> 5 </w:t>
-            </w:r>
-            <w:r>
-              <w:rPr>
-                <w:rFonts w:hint="eastAsia"/>
-              </w:rPr>
-              <w:t xml:space="preserve">秒</w:t>
-            </w:r>
-          </w:p>
-        </w:tc>
-      </w:tr>
-      <w:tr>
-        <w:tc>
-          <w:tcPr/>
-          <w:p>
-            <w:pPr>
-              <w:pStyle w:val="Compact"/>
-            </w:pPr>
-            <w:r>
-              <w:rPr>
-                <w:rFonts w:hint="eastAsia"/>
-              </w:rPr>
-              <w:t xml:space="preserve">性能压测配置</w:t>
-            </w:r>
-          </w:p>
-        </w:tc>
-        <w:tc>
-          <w:tcPr/>
-          <w:p>
-            <w:pPr>
-              <w:pStyle w:val="Compact"/>
-            </w:pPr>
-            <w:r>
-              <w:rPr>
-                <w:rFonts w:hint="eastAsia"/>
-              </w:rPr>
-              <w:t xml:space="preserve">已补充</w:t>
-            </w:r>
-          </w:p>
-        </w:tc>
-        <w:tc>
-          <w:tcPr/>
-          <w:p>
-            <w:pPr>
-              <w:pStyle w:val="Compact"/>
-            </w:pPr>
-            <w:r>
-              <w:rPr>
-                <w:rFonts w:hint="eastAsia"/>
-              </w:rPr>
-              <w:t xml:space="preserve">按</w:t>
-            </w:r>
-            <w:r>
-              <w:t xml:space="preserve"> CR-R4-02 </w:t>
-            </w:r>
-            <w:r>
-              <w:rPr>
-                <w:rFonts w:hint="eastAsia"/>
-              </w:rPr>
-              <w:t xml:space="preserve">配置线程、ramp-up、持续时间和监控指标</w:t>
-            </w:r>
-          </w:p>
-        </w:tc>
-      </w:tr>
-      <w:tr>
-        <w:tc>
-          <w:tcPr/>
-          <w:p>
-            <w:pPr>
-              <w:pStyle w:val="Compact"/>
-            </w:pPr>
-            <w:r>
-              <w:rPr>
-                <w:rFonts w:hint="eastAsia"/>
-              </w:rPr>
-              <w:t xml:space="preserve">认证鉴权</w:t>
-            </w:r>
-          </w:p>
-        </w:tc>
-        <w:tc>
-          <w:tcPr/>
-          <w:p>
-            <w:pPr>
-              <w:pStyle w:val="Compact"/>
-            </w:pPr>
-            <w:r>
-              <w:rPr>
-                <w:rFonts w:hint="eastAsia"/>
-              </w:rPr>
-              <w:t xml:space="preserve">通过</w:t>
-            </w:r>
-          </w:p>
-        </w:tc>
-        <w:tc>
-          <w:tcPr/>
-          <w:p>
-            <w:pPr>
-              <w:pStyle w:val="Compact"/>
-            </w:pPr>
-            <w:r>
-              <w:rPr>
-                <w:rFonts w:hint="eastAsia"/>
-              </w:rPr>
-              <w:t xml:space="preserve">未登录/越权访问按预期返回</w:t>
-            </w:r>
-            <w:r>
-              <w:t xml:space="preserve"> 401/403</w:t>
-            </w:r>
-          </w:p>
-        </w:tc>
-      </w:tr>
-      <w:tr>
-        <w:tc>
-          <w:tcPr/>
-          <w:p>
-            <w:pPr>
-              <w:pStyle w:val="Compact"/>
-            </w:pPr>
-            <w:r>
-              <w:rPr>
-                <w:rFonts w:hint="eastAsia"/>
-              </w:rPr>
-              <w:t xml:space="preserve">输入校验</w:t>
-            </w:r>
-          </w:p>
-        </w:tc>
-        <w:tc>
-          <w:tcPr/>
-          <w:p>
-            <w:pPr>
-              <w:pStyle w:val="Compact"/>
-            </w:pPr>
-            <w:r>
-              <w:rPr>
-                <w:rFonts w:hint="eastAsia"/>
-              </w:rPr>
-              <w:t xml:space="preserve">通过</w:t>
-            </w:r>
-          </w:p>
-        </w:tc>
-        <w:tc>
-          <w:tcPr/>
-          <w:p>
-            <w:pPr>
-              <w:pStyle w:val="Compact"/>
-            </w:pPr>
-            <w:r>
-              <w:rPr>
-                <w:rFonts w:hint="eastAsia"/>
-              </w:rPr>
-              <w:t xml:space="preserve">空输入、非法参数、未知问题均可控处理</w:t>
-            </w:r>
-          </w:p>
-        </w:tc>
-      </w:tr>
-      <w:tr>
-        <w:tc>
-          <w:tcPr/>
-          <w:p>
-            <w:pPr>
-              <w:pStyle w:val="Compact"/>
-            </w:pPr>
-            <w:r>
-              <w:rPr>
-                <w:rFonts w:hint="eastAsia"/>
-              </w:rPr>
-              <w:t xml:space="preserve">高危安全问题</w:t>
-            </w:r>
-          </w:p>
-        </w:tc>
-        <w:tc>
-          <w:tcPr/>
-          <w:p>
-            <w:pPr>
-              <w:pStyle w:val="Compact"/>
-            </w:pPr>
-            <w:r>
-              <w:t xml:space="preserve">0</w:t>
-            </w:r>
-          </w:p>
-        </w:tc>
-        <w:tc>
-          <w:tcPr/>
-          <w:p>
-            <w:pPr>
-              <w:pStyle w:val="Compact"/>
-            </w:pPr>
-            <w:r>
-              <w:rPr>
-                <w:rFonts w:hint="eastAsia"/>
-              </w:rPr>
-              <w:t xml:space="preserve">未发现高危/严重问题；正式等保测评不在本轮范围内</w:t>
-            </w:r>
-          </w:p>
-        </w:tc>
-      </w:tr>
-    </w:tbl>
-    <w:bookmarkEnd w:id="13"/>
-    <w:bookmarkStart w:id="14" w:name="限制与遗留风险"/>
-    <w:p>
-      <w:pPr>
-        <w:pStyle w:val="Heading2"/>
-      </w:pPr>
-      <w:r>
-        <w:rPr>
-          <w:rFonts w:hint="eastAsia"/>
-        </w:rPr>
-        <w:t xml:space="preserve">限制与遗留风险</w:t>
+        <w:t xml:space="preserve">最终范围与口径</w:t>
       </w:r>
     </w:p>
     <w:p>
@@ -2248,7 +1153,16 @@
         <w:rPr>
           <w:rFonts w:hint="eastAsia"/>
         </w:rPr>
-        <w:t xml:space="preserve">外部系统为</w:t>
+        <w:t xml:space="preserve">校务问答机器人</w:t>
+      </w:r>
+      <w:r>
+        <w:t xml:space="preserve"> </w:t>
+      </w:r>
+      <w:r>
+        <w:rPr>
+          <w:rFonts w:hint="eastAsia"/>
+        </w:rPr>
+        <w:t xml:space="preserve">MVP/原型验证，覆盖学生、教师、辅导员、管理员、家长、访客/考生等用户群的问答、知识库管理、对话历史、反馈、统计与基础权限能力；外部教务、OA、一卡通、图书馆等系统在本轮以接口契约和</w:t>
       </w:r>
       <w:r>
         <w:t xml:space="preserve"> Mock </w:t>
@@ -2257,7 +1171,7 @@
         <w:rPr>
           <w:rFonts w:hint="eastAsia"/>
         </w:rPr>
-        <w:t xml:space="preserve">或契约验证，尚未进行真实教务/OA/一卡通/图书馆接口全链路联调。</w:t>
+        <w:t xml:space="preserve">数据验证为主，不包含选课、成绩录入、学籍修改、财务交易发起等写操作。</w:t>
       </w:r>
     </w:p>
     <w:p>
@@ -2272,25 +1186,1244 @@
         <w:rPr>
           <w:rFonts w:hint="eastAsia"/>
         </w:rPr>
-        <w:t xml:space="preserve">本地</w:t>
-      </w:r>
-      <w:r>
-        <w:t xml:space="preserve"> SQLite </w:t>
-      </w:r>
-      <w:r>
-        <w:rPr>
-          <w:rFonts w:hint="eastAsia"/>
-        </w:rPr>
-        <w:t xml:space="preserve">环境不能代表生产</w:t>
-      </w:r>
-      <w:r>
-        <w:t xml:space="preserve"> MySQL/Redis/Elasticsearch/K8s </w:t>
-      </w:r>
-      <w:r>
-        <w:rPr>
-          <w:rFonts w:hint="eastAsia"/>
-        </w:rPr>
-        <w:t xml:space="preserve">容量。</w:t>
+        <w:t xml:space="preserve">需求口径：SRS</w:t>
+      </w:r>
+      <w:r>
+        <w:t xml:space="preserve"> </w:t>
+      </w:r>
+      <w:r>
+        <w:rPr>
+          <w:rFonts w:hint="eastAsia"/>
+        </w:rPr>
+        <w:t xml:space="preserve">基线</w:t>
+      </w:r>
+      <w:r>
+        <w:t xml:space="preserve"> V1.0 </w:t>
+      </w:r>
+      <w:r>
+        <w:rPr>
+          <w:rFonts w:hint="eastAsia"/>
+        </w:rPr>
+        <w:t xml:space="preserve">中</w:t>
+      </w:r>
+      <w:r>
+        <w:t xml:space="preserve"> 40 </w:t>
+      </w:r>
+      <w:r>
+        <w:rPr>
+          <w:rFonts w:hint="eastAsia"/>
+        </w:rPr>
+        <w:t xml:space="preserve">条可追溯业务需求、47</w:t>
+      </w:r>
+      <w:r>
+        <w:t xml:space="preserve"> </w:t>
+      </w:r>
+      <w:r>
+        <w:rPr>
+          <w:rFonts w:hint="eastAsia"/>
+        </w:rPr>
+        <w:t xml:space="preserve">个业务用例、11</w:t>
+      </w:r>
+      <w:r>
+        <w:t xml:space="preserve"> </w:t>
+      </w:r>
+      <w:r>
+        <w:rPr>
+          <w:rFonts w:hint="eastAsia"/>
+        </w:rPr>
+        <w:t xml:space="preserve">类</w:t>
+      </w:r>
+      <w:r>
+        <w:t xml:space="preserve"> 94 </w:t>
+      </w:r>
+      <w:r>
+        <w:rPr>
+          <w:rFonts w:hint="eastAsia"/>
+        </w:rPr>
+        <w:t xml:space="preserve">项非功能指标；测试口径：78</w:t>
+      </w:r>
+      <w:r>
+        <w:t xml:space="preserve"> </w:t>
+      </w:r>
+      <w:r>
+        <w:rPr>
+          <w:rFonts w:hint="eastAsia"/>
+        </w:rPr>
+        <w:t xml:space="preserve">条测试用例，覆盖功能、接口、NLU、性能、安全、兼容性和端到端场景。</w:t>
+      </w:r>
+    </w:p>
+    <w:bookmarkEnd w:id="12"/>
+    <w:bookmarkStart w:id="13" w:name="最终执行结果"/>
+    <w:p>
+      <w:pPr>
+        <w:pStyle w:val="Heading2"/>
+      </w:pPr>
+      <w:r>
+        <w:rPr>
+          <w:rFonts w:hint="eastAsia"/>
+        </w:rPr>
+        <w:t xml:space="preserve">最终执行结果</w:t>
+      </w:r>
+    </w:p>
+    <w:tbl>
+      <w:tblPr>
+        <w:tblStyle w:val="Table"/>
+        <w:tblW w:type="auto" w:w="0"/>
+        <w:tblLook w:firstRow="1" w:lastRow="0" w:firstColumn="0" w:lastColumn="0" w:noHBand="0" w:noVBand="0" w:val="0020"/>
+      </w:tblPr>
+      <w:tblGrid>
+        <w:gridCol w:w="1131"/>
+        <w:gridCol w:w="1131"/>
+        <w:gridCol w:w="1131"/>
+        <w:gridCol w:w="1131"/>
+        <w:gridCol w:w="1131"/>
+        <w:gridCol w:w="1131"/>
+        <w:gridCol w:w="1131"/>
+      </w:tblGrid>
+      <w:tr>
+        <w:trPr>
+          <w:tblHeader w:val="on"/>
+        </w:trPr>
+        <w:tc>
+          <w:tcPr/>
+          <w:p>
+            <w:pPr>
+              <w:pStyle w:val="Compact"/>
+            </w:pPr>
+            <w:r>
+              <w:rPr>
+                <w:rFonts w:hint="eastAsia"/>
+              </w:rPr>
+              <w:t xml:space="preserve">测试类型</w:t>
+            </w:r>
+          </w:p>
+        </w:tc>
+        <w:tc>
+          <w:tcPr/>
+          <w:p>
+            <w:pPr>
+              <w:pStyle w:val="Compact"/>
+            </w:pPr>
+            <w:r>
+              <w:rPr>
+                <w:rFonts w:hint="eastAsia"/>
+              </w:rPr>
+              <w:t xml:space="preserve">计划用例</w:t>
+            </w:r>
+          </w:p>
+        </w:tc>
+        <w:tc>
+          <w:tcPr/>
+          <w:p>
+            <w:pPr>
+              <w:pStyle w:val="Compact"/>
+            </w:pPr>
+            <w:r>
+              <w:rPr>
+                <w:rFonts w:hint="eastAsia"/>
+              </w:rPr>
+              <w:t xml:space="preserve">执行</w:t>
+            </w:r>
+          </w:p>
+        </w:tc>
+        <w:tc>
+          <w:tcPr/>
+          <w:p>
+            <w:pPr>
+              <w:pStyle w:val="Compact"/>
+            </w:pPr>
+            <w:r>
+              <w:rPr>
+                <w:rFonts w:hint="eastAsia"/>
+              </w:rPr>
+              <w:t xml:space="preserve">通过</w:t>
+            </w:r>
+          </w:p>
+        </w:tc>
+        <w:tc>
+          <w:tcPr/>
+          <w:p>
+            <w:pPr>
+              <w:pStyle w:val="Compact"/>
+            </w:pPr>
+            <w:r>
+              <w:rPr>
+                <w:rFonts w:hint="eastAsia"/>
+              </w:rPr>
+              <w:t xml:space="preserve">失败</w:t>
+            </w:r>
+          </w:p>
+        </w:tc>
+        <w:tc>
+          <w:tcPr/>
+          <w:p>
+            <w:pPr>
+              <w:pStyle w:val="Compact"/>
+            </w:pPr>
+            <w:r>
+              <w:rPr>
+                <w:rFonts w:hint="eastAsia"/>
+              </w:rPr>
+              <w:t xml:space="preserve">通过率</w:t>
+            </w:r>
+          </w:p>
+        </w:tc>
+        <w:tc>
+          <w:tcPr/>
+          <w:p>
+            <w:pPr>
+              <w:pStyle w:val="Compact"/>
+            </w:pPr>
+            <w:r>
+              <w:rPr>
+                <w:rFonts w:hint="eastAsia"/>
+              </w:rPr>
+              <w:t xml:space="preserve">执行日期</w:t>
+            </w:r>
+          </w:p>
+        </w:tc>
+      </w:tr>
+      <w:tr>
+        <w:tc>
+          <w:tcPr/>
+          <w:p>
+            <w:pPr>
+              <w:pStyle w:val="Compact"/>
+            </w:pPr>
+            <w:r>
+              <w:rPr>
+                <w:rFonts w:hint="eastAsia"/>
+              </w:rPr>
+              <w:t xml:space="preserve">后端</w:t>
+            </w:r>
+            <w:r>
+              <w:t xml:space="preserve"> API </w:t>
+            </w:r>
+            <w:r>
+              <w:rPr>
+                <w:rFonts w:hint="eastAsia"/>
+              </w:rPr>
+              <w:t xml:space="preserve">功能测试</w:t>
+            </w:r>
+          </w:p>
+        </w:tc>
+        <w:tc>
+          <w:tcPr/>
+          <w:p>
+            <w:pPr>
+              <w:pStyle w:val="Compact"/>
+            </w:pPr>
+            <w:r>
+              <w:t xml:space="preserve">28</w:t>
+            </w:r>
+          </w:p>
+        </w:tc>
+        <w:tc>
+          <w:tcPr/>
+          <w:p>
+            <w:pPr>
+              <w:pStyle w:val="Compact"/>
+            </w:pPr>
+            <w:r>
+              <w:t xml:space="preserve">28</w:t>
+            </w:r>
+          </w:p>
+        </w:tc>
+        <w:tc>
+          <w:tcPr/>
+          <w:p>
+            <w:pPr>
+              <w:pStyle w:val="Compact"/>
+            </w:pPr>
+            <w:r>
+              <w:t xml:space="preserve">28</w:t>
+            </w:r>
+          </w:p>
+        </w:tc>
+        <w:tc>
+          <w:tcPr/>
+          <w:p>
+            <w:pPr>
+              <w:pStyle w:val="Compact"/>
+            </w:pPr>
+            <w:r>
+              <w:t xml:space="preserve">0</w:t>
+            </w:r>
+          </w:p>
+        </w:tc>
+        <w:tc>
+          <w:tcPr/>
+          <w:p>
+            <w:pPr>
+              <w:pStyle w:val="Compact"/>
+            </w:pPr>
+            <w:r>
+              <w:t xml:space="preserve">100%</w:t>
+            </w:r>
+          </w:p>
+        </w:tc>
+        <w:tc>
+          <w:tcPr/>
+          <w:p>
+            <w:pPr>
+              <w:pStyle w:val="Compact"/>
+            </w:pPr>
+            <w:r>
+              <w:t xml:space="preserve">2026-06-03</w:t>
+            </w:r>
+          </w:p>
+        </w:tc>
+      </w:tr>
+      <w:tr>
+        <w:tc>
+          <w:tcPr/>
+          <w:p>
+            <w:pPr>
+              <w:pStyle w:val="Compact"/>
+            </w:pPr>
+            <w:r>
+              <w:rPr>
+                <w:rFonts w:hint="eastAsia"/>
+              </w:rPr>
+              <w:t xml:space="preserve">后端</w:t>
+            </w:r>
+            <w:r>
+              <w:t xml:space="preserve"> API </w:t>
+            </w:r>
+            <w:r>
+              <w:rPr>
+                <w:rFonts w:hint="eastAsia"/>
+              </w:rPr>
+              <w:t xml:space="preserve">边界测试</w:t>
+            </w:r>
+          </w:p>
+        </w:tc>
+        <w:tc>
+          <w:tcPr/>
+          <w:p>
+            <w:pPr>
+              <w:pStyle w:val="Compact"/>
+            </w:pPr>
+            <w:r>
+              <w:t xml:space="preserve">8</w:t>
+            </w:r>
+          </w:p>
+        </w:tc>
+        <w:tc>
+          <w:tcPr/>
+          <w:p>
+            <w:pPr>
+              <w:pStyle w:val="Compact"/>
+            </w:pPr>
+            <w:r>
+              <w:t xml:space="preserve">8</w:t>
+            </w:r>
+          </w:p>
+        </w:tc>
+        <w:tc>
+          <w:tcPr/>
+          <w:p>
+            <w:pPr>
+              <w:pStyle w:val="Compact"/>
+            </w:pPr>
+            <w:r>
+              <w:t xml:space="preserve">8</w:t>
+            </w:r>
+          </w:p>
+        </w:tc>
+        <w:tc>
+          <w:tcPr/>
+          <w:p>
+            <w:pPr>
+              <w:pStyle w:val="Compact"/>
+            </w:pPr>
+            <w:r>
+              <w:t xml:space="preserve">0</w:t>
+            </w:r>
+          </w:p>
+        </w:tc>
+        <w:tc>
+          <w:tcPr/>
+          <w:p>
+            <w:pPr>
+              <w:pStyle w:val="Compact"/>
+            </w:pPr>
+            <w:r>
+              <w:t xml:space="preserve">100%</w:t>
+            </w:r>
+          </w:p>
+        </w:tc>
+        <w:tc>
+          <w:tcPr/>
+          <w:p>
+            <w:pPr>
+              <w:pStyle w:val="Compact"/>
+            </w:pPr>
+            <w:r>
+              <w:t xml:space="preserve">2026-06-03</w:t>
+            </w:r>
+          </w:p>
+        </w:tc>
+      </w:tr>
+      <w:tr>
+        <w:tc>
+          <w:tcPr/>
+          <w:p>
+            <w:pPr>
+              <w:pStyle w:val="Compact"/>
+            </w:pPr>
+            <w:r>
+              <w:rPr>
+                <w:rFonts w:hint="eastAsia"/>
+              </w:rPr>
+              <w:t xml:space="preserve">后端</w:t>
+            </w:r>
+            <w:r>
+              <w:t xml:space="preserve"> API </w:t>
+            </w:r>
+            <w:r>
+              <w:rPr>
+                <w:rFonts w:hint="eastAsia"/>
+              </w:rPr>
+              <w:t xml:space="preserve">异常测试</w:t>
+            </w:r>
+          </w:p>
+        </w:tc>
+        <w:tc>
+          <w:tcPr/>
+          <w:p>
+            <w:pPr>
+              <w:pStyle w:val="Compact"/>
+            </w:pPr>
+            <w:r>
+              <w:t xml:space="preserve">6</w:t>
+            </w:r>
+          </w:p>
+        </w:tc>
+        <w:tc>
+          <w:tcPr/>
+          <w:p>
+            <w:pPr>
+              <w:pStyle w:val="Compact"/>
+            </w:pPr>
+            <w:r>
+              <w:t xml:space="preserve">6</w:t>
+            </w:r>
+          </w:p>
+        </w:tc>
+        <w:tc>
+          <w:tcPr/>
+          <w:p>
+            <w:pPr>
+              <w:pStyle w:val="Compact"/>
+            </w:pPr>
+            <w:r>
+              <w:t xml:space="preserve">6</w:t>
+            </w:r>
+          </w:p>
+        </w:tc>
+        <w:tc>
+          <w:tcPr/>
+          <w:p>
+            <w:pPr>
+              <w:pStyle w:val="Compact"/>
+            </w:pPr>
+            <w:r>
+              <w:t xml:space="preserve">0</w:t>
+            </w:r>
+          </w:p>
+        </w:tc>
+        <w:tc>
+          <w:tcPr/>
+          <w:p>
+            <w:pPr>
+              <w:pStyle w:val="Compact"/>
+            </w:pPr>
+            <w:r>
+              <w:t xml:space="preserve">100%</w:t>
+            </w:r>
+          </w:p>
+        </w:tc>
+        <w:tc>
+          <w:tcPr/>
+          <w:p>
+            <w:pPr>
+              <w:pStyle w:val="Compact"/>
+            </w:pPr>
+            <w:r>
+              <w:t xml:space="preserve">2026-06-03</w:t>
+            </w:r>
+          </w:p>
+        </w:tc>
+      </w:tr>
+      <w:tr>
+        <w:tc>
+          <w:tcPr/>
+          <w:p>
+            <w:pPr>
+              <w:pStyle w:val="Compact"/>
+            </w:pPr>
+            <w:r>
+              <w:t xml:space="preserve">NLU </w:t>
+            </w:r>
+            <w:r>
+              <w:rPr>
+                <w:rFonts w:hint="eastAsia"/>
+              </w:rPr>
+              <w:t xml:space="preserve">意图识别测试</w:t>
+            </w:r>
+          </w:p>
+        </w:tc>
+        <w:tc>
+          <w:tcPr/>
+          <w:p>
+            <w:pPr>
+              <w:pStyle w:val="Compact"/>
+            </w:pPr>
+            <w:r>
+              <w:t xml:space="preserve">17</w:t>
+            </w:r>
+          </w:p>
+        </w:tc>
+        <w:tc>
+          <w:tcPr/>
+          <w:p>
+            <w:pPr>
+              <w:pStyle w:val="Compact"/>
+            </w:pPr>
+            <w:r>
+              <w:t xml:space="preserve">17</w:t>
+            </w:r>
+          </w:p>
+        </w:tc>
+        <w:tc>
+          <w:tcPr/>
+          <w:p>
+            <w:pPr>
+              <w:pStyle w:val="Compact"/>
+            </w:pPr>
+            <w:r>
+              <w:t xml:space="preserve">17</w:t>
+            </w:r>
+          </w:p>
+        </w:tc>
+        <w:tc>
+          <w:tcPr/>
+          <w:p>
+            <w:pPr>
+              <w:pStyle w:val="Compact"/>
+            </w:pPr>
+            <w:r>
+              <w:t xml:space="preserve">0</w:t>
+            </w:r>
+          </w:p>
+        </w:tc>
+        <w:tc>
+          <w:tcPr/>
+          <w:p>
+            <w:pPr>
+              <w:pStyle w:val="Compact"/>
+            </w:pPr>
+            <w:r>
+              <w:t xml:space="preserve">100%</w:t>
+            </w:r>
+          </w:p>
+        </w:tc>
+        <w:tc>
+          <w:tcPr/>
+          <w:p>
+            <w:pPr>
+              <w:pStyle w:val="Compact"/>
+            </w:pPr>
+            <w:r>
+              <w:t xml:space="preserve">2026-06-03</w:t>
+            </w:r>
+          </w:p>
+        </w:tc>
+      </w:tr>
+      <w:tr>
+        <w:tc>
+          <w:tcPr/>
+          <w:p>
+            <w:pPr>
+              <w:pStyle w:val="Compact"/>
+            </w:pPr>
+            <w:r>
+              <w:rPr>
+                <w:rFonts w:hint="eastAsia"/>
+              </w:rPr>
+              <w:t xml:space="preserve">实体提取测试</w:t>
+            </w:r>
+          </w:p>
+        </w:tc>
+        <w:tc>
+          <w:tcPr/>
+          <w:p>
+            <w:pPr>
+              <w:pStyle w:val="Compact"/>
+            </w:pPr>
+            <w:r>
+              <w:t xml:space="preserve">5</w:t>
+            </w:r>
+          </w:p>
+        </w:tc>
+        <w:tc>
+          <w:tcPr/>
+          <w:p>
+            <w:pPr>
+              <w:pStyle w:val="Compact"/>
+            </w:pPr>
+            <w:r>
+              <w:t xml:space="preserve">5</w:t>
+            </w:r>
+          </w:p>
+        </w:tc>
+        <w:tc>
+          <w:tcPr/>
+          <w:p>
+            <w:pPr>
+              <w:pStyle w:val="Compact"/>
+            </w:pPr>
+            <w:r>
+              <w:t xml:space="preserve">5</w:t>
+            </w:r>
+          </w:p>
+        </w:tc>
+        <w:tc>
+          <w:tcPr/>
+          <w:p>
+            <w:pPr>
+              <w:pStyle w:val="Compact"/>
+            </w:pPr>
+            <w:r>
+              <w:t xml:space="preserve">0</w:t>
+            </w:r>
+          </w:p>
+        </w:tc>
+        <w:tc>
+          <w:tcPr/>
+          <w:p>
+            <w:pPr>
+              <w:pStyle w:val="Compact"/>
+            </w:pPr>
+            <w:r>
+              <w:t xml:space="preserve">100%</w:t>
+            </w:r>
+          </w:p>
+        </w:tc>
+        <w:tc>
+          <w:tcPr/>
+          <w:p>
+            <w:pPr>
+              <w:pStyle w:val="Compact"/>
+            </w:pPr>
+            <w:r>
+              <w:t xml:space="preserve">2026-06-03</w:t>
+            </w:r>
+          </w:p>
+        </w:tc>
+      </w:tr>
+      <w:tr>
+        <w:tc>
+          <w:tcPr/>
+          <w:p>
+            <w:pPr>
+              <w:pStyle w:val="Compact"/>
+            </w:pPr>
+            <w:r>
+              <w:rPr>
+                <w:rFonts w:hint="eastAsia"/>
+              </w:rPr>
+              <w:t xml:space="preserve">前端编译检查</w:t>
+            </w:r>
+          </w:p>
+        </w:tc>
+        <w:tc>
+          <w:tcPr/>
+          <w:p>
+            <w:pPr>
+              <w:pStyle w:val="Compact"/>
+            </w:pPr>
+            <w:r>
+              <w:t xml:space="preserve">4</w:t>
+            </w:r>
+          </w:p>
+        </w:tc>
+        <w:tc>
+          <w:tcPr/>
+          <w:p>
+            <w:pPr>
+              <w:pStyle w:val="Compact"/>
+            </w:pPr>
+            <w:r>
+              <w:t xml:space="preserve">4</w:t>
+            </w:r>
+          </w:p>
+        </w:tc>
+        <w:tc>
+          <w:tcPr/>
+          <w:p>
+            <w:pPr>
+              <w:pStyle w:val="Compact"/>
+            </w:pPr>
+            <w:r>
+              <w:t xml:space="preserve">4</w:t>
+            </w:r>
+          </w:p>
+        </w:tc>
+        <w:tc>
+          <w:tcPr/>
+          <w:p>
+            <w:pPr>
+              <w:pStyle w:val="Compact"/>
+            </w:pPr>
+            <w:r>
+              <w:t xml:space="preserve">0</w:t>
+            </w:r>
+          </w:p>
+        </w:tc>
+        <w:tc>
+          <w:tcPr/>
+          <w:p>
+            <w:pPr>
+              <w:pStyle w:val="Compact"/>
+            </w:pPr>
+            <w:r>
+              <w:t xml:space="preserve">100%</w:t>
+            </w:r>
+          </w:p>
+        </w:tc>
+        <w:tc>
+          <w:tcPr/>
+          <w:p>
+            <w:pPr>
+              <w:pStyle w:val="Compact"/>
+            </w:pPr>
+            <w:r>
+              <w:t xml:space="preserve">2026-06-03</w:t>
+            </w:r>
+          </w:p>
+        </w:tc>
+      </w:tr>
+      <w:tr>
+        <w:tc>
+          <w:tcPr/>
+          <w:p>
+            <w:pPr>
+              <w:pStyle w:val="Compact"/>
+            </w:pPr>
+            <w:r>
+              <w:rPr>
+                <w:rFonts w:hint="eastAsia"/>
+              </w:rPr>
+              <w:t xml:space="preserve">端到端流程测试</w:t>
+            </w:r>
+          </w:p>
+        </w:tc>
+        <w:tc>
+          <w:tcPr/>
+          <w:p>
+            <w:pPr>
+              <w:pStyle w:val="Compact"/>
+            </w:pPr>
+            <w:r>
+              <w:t xml:space="preserve">3</w:t>
+            </w:r>
+          </w:p>
+        </w:tc>
+        <w:tc>
+          <w:tcPr/>
+          <w:p>
+            <w:pPr>
+              <w:pStyle w:val="Compact"/>
+            </w:pPr>
+            <w:r>
+              <w:t xml:space="preserve">3</w:t>
+            </w:r>
+          </w:p>
+        </w:tc>
+        <w:tc>
+          <w:tcPr/>
+          <w:p>
+            <w:pPr>
+              <w:pStyle w:val="Compact"/>
+            </w:pPr>
+            <w:r>
+              <w:t xml:space="preserve">3</w:t>
+            </w:r>
+          </w:p>
+        </w:tc>
+        <w:tc>
+          <w:tcPr/>
+          <w:p>
+            <w:pPr>
+              <w:pStyle w:val="Compact"/>
+            </w:pPr>
+            <w:r>
+              <w:t xml:space="preserve">0</w:t>
+            </w:r>
+          </w:p>
+        </w:tc>
+        <w:tc>
+          <w:tcPr/>
+          <w:p>
+            <w:pPr>
+              <w:pStyle w:val="Compact"/>
+            </w:pPr>
+            <w:r>
+              <w:t xml:space="preserve">100%</w:t>
+            </w:r>
+          </w:p>
+        </w:tc>
+        <w:tc>
+          <w:tcPr/>
+          <w:p>
+            <w:pPr>
+              <w:pStyle w:val="Compact"/>
+            </w:pPr>
+            <w:r>
+              <w:t xml:space="preserve">2026-06-04</w:t>
+            </w:r>
+          </w:p>
+        </w:tc>
+      </w:tr>
+      <w:tr>
+        <w:tc>
+          <w:tcPr/>
+          <w:p>
+            <w:pPr>
+              <w:pStyle w:val="Compact"/>
+            </w:pPr>
+            <w:r>
+              <w:t xml:space="preserve">UI </w:t>
+            </w:r>
+            <w:r>
+              <w:rPr>
+                <w:rFonts w:hint="eastAsia"/>
+              </w:rPr>
+              <w:t xml:space="preserve">截图回归</w:t>
+            </w:r>
+          </w:p>
+        </w:tc>
+        <w:tc>
+          <w:tcPr/>
+          <w:p>
+            <w:pPr>
+              <w:pStyle w:val="Compact"/>
+            </w:pPr>
+            <w:r>
+              <w:t xml:space="preserve">7</w:t>
+            </w:r>
+          </w:p>
+        </w:tc>
+        <w:tc>
+          <w:tcPr/>
+          <w:p>
+            <w:pPr>
+              <w:pStyle w:val="Compact"/>
+            </w:pPr>
+            <w:r>
+              <w:t xml:space="preserve">7</w:t>
+            </w:r>
+          </w:p>
+        </w:tc>
+        <w:tc>
+          <w:tcPr/>
+          <w:p>
+            <w:pPr>
+              <w:pStyle w:val="Compact"/>
+            </w:pPr>
+            <w:r>
+              <w:t xml:space="preserve">7</w:t>
+            </w:r>
+          </w:p>
+        </w:tc>
+        <w:tc>
+          <w:tcPr/>
+          <w:p>
+            <w:pPr>
+              <w:pStyle w:val="Compact"/>
+            </w:pPr>
+            <w:r>
+              <w:t xml:space="preserve">0</w:t>
+            </w:r>
+          </w:p>
+        </w:tc>
+        <w:tc>
+          <w:tcPr/>
+          <w:p>
+            <w:pPr>
+              <w:pStyle w:val="Compact"/>
+            </w:pPr>
+            <w:r>
+              <w:t xml:space="preserve">100%</w:t>
+            </w:r>
+          </w:p>
+        </w:tc>
+        <w:tc>
+          <w:tcPr/>
+          <w:p>
+            <w:pPr>
+              <w:pStyle w:val="Compact"/>
+            </w:pPr>
+            <w:r>
+              <w:t xml:space="preserve">2026-06-04</w:t>
+            </w:r>
+          </w:p>
+        </w:tc>
+      </w:tr>
+      <w:tr>
+        <w:tc>
+          <w:tcPr/>
+          <w:p>
+            <w:pPr>
+              <w:pStyle w:val="Compact"/>
+            </w:pPr>
+            <w:r>
+              <w:rPr>
+                <w:rFonts w:hint="eastAsia"/>
+              </w:rPr>
+              <w:t xml:space="preserve">合计</w:t>
+            </w:r>
+          </w:p>
+        </w:tc>
+        <w:tc>
+          <w:tcPr/>
+          <w:p>
+            <w:pPr>
+              <w:pStyle w:val="Compact"/>
+            </w:pPr>
+            <w:r>
+              <w:t xml:space="preserve">78</w:t>
+            </w:r>
+          </w:p>
+        </w:tc>
+        <w:tc>
+          <w:tcPr/>
+          <w:p>
+            <w:pPr>
+              <w:pStyle w:val="Compact"/>
+            </w:pPr>
+            <w:r>
+              <w:t xml:space="preserve">78</w:t>
+            </w:r>
+          </w:p>
+        </w:tc>
+        <w:tc>
+          <w:tcPr/>
+          <w:p>
+            <w:pPr>
+              <w:pStyle w:val="Compact"/>
+            </w:pPr>
+            <w:r>
+              <w:t xml:space="preserve">78</w:t>
+            </w:r>
+          </w:p>
+        </w:tc>
+        <w:tc>
+          <w:tcPr/>
+          <w:p>
+            <w:pPr>
+              <w:pStyle w:val="Compact"/>
+            </w:pPr>
+            <w:r>
+              <w:t xml:space="preserve">0</w:t>
+            </w:r>
+          </w:p>
+        </w:tc>
+        <w:tc>
+          <w:tcPr/>
+          <w:p>
+            <w:pPr>
+              <w:pStyle w:val="Compact"/>
+            </w:pPr>
+            <w:r>
+              <w:t xml:space="preserve">100%</w:t>
+            </w:r>
+          </w:p>
+        </w:tc>
+        <w:tc>
+          <w:tcPr/>
+          <w:p>
+            <w:pPr>
+              <w:pStyle w:val="Compact"/>
+            </w:pPr>
+            <w:r>
+              <w:t xml:space="preserve">2026-06-05</w:t>
+            </w:r>
+          </w:p>
+        </w:tc>
+      </w:tr>
+    </w:tbl>
+    <w:bookmarkEnd w:id="13"/>
+    <w:bookmarkStart w:id="14" w:name="缺陷结项统计"/>
+    <w:p>
+      <w:pPr>
+        <w:pStyle w:val="Heading2"/>
+      </w:pPr>
+      <w:r>
+        <w:rPr>
+          <w:rFonts w:hint="eastAsia"/>
+        </w:rPr>
+        <w:t xml:space="preserve">缺陷结项统计</w:t>
+      </w:r>
+    </w:p>
+    <w:tbl>
+      <w:tblPr>
+        <w:tblStyle w:val="Table"/>
+        <w:tblW w:type="auto" w:w="0"/>
+        <w:tblLook w:firstRow="1" w:lastRow="0" w:firstColumn="0" w:lastColumn="0" w:noHBand="0" w:noVBand="0" w:val="0020"/>
+      </w:tblPr>
+      <w:tblGrid>
+        <w:gridCol w:w="3960"/>
+        <w:gridCol w:w="3960"/>
+      </w:tblGrid>
+      <w:tr>
+        <w:trPr>
+          <w:tblHeader w:val="on"/>
+        </w:trPr>
+        <w:tc>
+          <w:tcPr/>
+          <w:p>
+            <w:pPr>
+              <w:pStyle w:val="Compact"/>
+            </w:pPr>
+            <w:r>
+              <w:rPr>
+                <w:rFonts w:hint="eastAsia"/>
+              </w:rPr>
+              <w:t xml:space="preserve">指标</w:t>
+            </w:r>
+          </w:p>
+        </w:tc>
+        <w:tc>
+          <w:tcPr/>
+          <w:p>
+            <w:pPr>
+              <w:pStyle w:val="Compact"/>
+            </w:pPr>
+            <w:r>
+              <w:rPr>
+                <w:rFonts w:hint="eastAsia"/>
+              </w:rPr>
+              <w:t xml:space="preserve">数量/结论</w:t>
+            </w:r>
+          </w:p>
+        </w:tc>
+      </w:tr>
+      <w:tr>
+        <w:tc>
+          <w:tcPr/>
+          <w:p>
+            <w:pPr>
+              <w:pStyle w:val="Compact"/>
+            </w:pPr>
+            <w:r>
+              <w:rPr>
+                <w:rFonts w:hint="eastAsia"/>
+              </w:rPr>
+              <w:t xml:space="preserve">初测发现缺陷</w:t>
+            </w:r>
+          </w:p>
+        </w:tc>
+        <w:tc>
+          <w:tcPr/>
+          <w:p>
+            <w:pPr>
+              <w:pStyle w:val="Compact"/>
+            </w:pPr>
+            <w:r>
+              <w:t xml:space="preserve">5</w:t>
+            </w:r>
+          </w:p>
+        </w:tc>
+      </w:tr>
+      <w:tr>
+        <w:tc>
+          <w:tcPr/>
+          <w:p>
+            <w:pPr>
+              <w:pStyle w:val="Compact"/>
+            </w:pPr>
+            <w:r>
+              <w:t xml:space="preserve">P0 </w:t>
+            </w:r>
+            <w:r>
+              <w:rPr>
+                <w:rFonts w:hint="eastAsia"/>
+              </w:rPr>
+              <w:t xml:space="preserve">缺陷</w:t>
+            </w:r>
+          </w:p>
+        </w:tc>
+        <w:tc>
+          <w:tcPr/>
+          <w:p>
+            <w:pPr>
+              <w:pStyle w:val="Compact"/>
+            </w:pPr>
+            <w:r>
+              <w:t xml:space="preserve">0</w:t>
+            </w:r>
+          </w:p>
+        </w:tc>
+      </w:tr>
+      <w:tr>
+        <w:tc>
+          <w:tcPr/>
+          <w:p>
+            <w:pPr>
+              <w:pStyle w:val="Compact"/>
+            </w:pPr>
+            <w:r>
+              <w:rPr>
+                <w:rFonts w:hint="eastAsia"/>
+              </w:rPr>
+              <w:t xml:space="preserve">P1/高严重性缺陷</w:t>
+            </w:r>
+          </w:p>
+        </w:tc>
+        <w:tc>
+          <w:tcPr/>
+          <w:p>
+            <w:pPr>
+              <w:pStyle w:val="Compact"/>
+            </w:pPr>
+            <w:r>
+              <w:rPr>
+                <w:rFonts w:hint="eastAsia"/>
+              </w:rPr>
+              <w:t xml:space="preserve">1，已关闭</w:t>
+            </w:r>
+          </w:p>
+        </w:tc>
+      </w:tr>
+      <w:tr>
+        <w:tc>
+          <w:tcPr/>
+          <w:p>
+            <w:pPr>
+              <w:pStyle w:val="Compact"/>
+            </w:pPr>
+            <w:r>
+              <w:rPr>
+                <w:rFonts w:hint="eastAsia"/>
+              </w:rPr>
+              <w:t xml:space="preserve">P2/中严重性缺陷</w:t>
+            </w:r>
+          </w:p>
+        </w:tc>
+        <w:tc>
+          <w:tcPr/>
+          <w:p>
+            <w:pPr>
+              <w:pStyle w:val="Compact"/>
+            </w:pPr>
+            <w:r>
+              <w:rPr>
+                <w:rFonts w:hint="eastAsia"/>
+              </w:rPr>
+              <w:t xml:space="preserve">1，已关闭</w:t>
+            </w:r>
+          </w:p>
+        </w:tc>
+      </w:tr>
+      <w:tr>
+        <w:tc>
+          <w:tcPr/>
+          <w:p>
+            <w:pPr>
+              <w:pStyle w:val="Compact"/>
+            </w:pPr>
+            <w:r>
+              <w:rPr>
+                <w:rFonts w:hint="eastAsia"/>
+              </w:rPr>
+              <w:t xml:space="preserve">P3/低严重性缺陷</w:t>
+            </w:r>
+          </w:p>
+        </w:tc>
+        <w:tc>
+          <w:tcPr/>
+          <w:p>
+            <w:pPr>
+              <w:pStyle w:val="Compact"/>
+            </w:pPr>
+            <w:r>
+              <w:rPr>
+                <w:rFonts w:hint="eastAsia"/>
+              </w:rPr>
+              <w:t xml:space="preserve">3，已关闭</w:t>
+            </w:r>
+          </w:p>
+        </w:tc>
+      </w:tr>
+      <w:tr>
+        <w:tc>
+          <w:tcPr/>
+          <w:p>
+            <w:pPr>
+              <w:pStyle w:val="Compact"/>
+            </w:pPr>
+            <w:r>
+              <w:rPr>
+                <w:rFonts w:hint="eastAsia"/>
+              </w:rPr>
+              <w:t xml:space="preserve">结项未关闭缺陷</w:t>
+            </w:r>
+          </w:p>
+        </w:tc>
+        <w:tc>
+          <w:tcPr/>
+          <w:p>
+            <w:pPr>
+              <w:pStyle w:val="Compact"/>
+            </w:pPr>
+            <w:r>
+              <w:t xml:space="preserve">0</w:t>
+            </w:r>
+          </w:p>
+        </w:tc>
+      </w:tr>
+      <w:tr>
+        <w:tc>
+          <w:tcPr/>
+          <w:p>
+            <w:pPr>
+              <w:pStyle w:val="Compact"/>
+            </w:pPr>
+            <w:r>
+              <w:rPr>
+                <w:rFonts w:hint="eastAsia"/>
+              </w:rPr>
+              <w:t xml:space="preserve">缺陷关闭率</w:t>
+            </w:r>
+          </w:p>
+        </w:tc>
+        <w:tc>
+          <w:tcPr/>
+          <w:p>
+            <w:pPr>
+              <w:pStyle w:val="Compact"/>
+            </w:pPr>
+            <w:r>
+              <w:t xml:space="preserve">100%</w:t>
+            </w:r>
+          </w:p>
+        </w:tc>
+      </w:tr>
+    </w:tbl>
+    <w:bookmarkEnd w:id="14"/>
+    <w:bookmarkStart w:id="15" w:name="质量结论"/>
+    <w:p>
+      <w:pPr>
+        <w:pStyle w:val="Heading2"/>
+      </w:pPr>
+      <w:r>
+        <w:rPr>
+          <w:rFonts w:hint="eastAsia"/>
+        </w:rPr>
+        <w:t xml:space="preserve">质量结论</w:t>
       </w:r>
     </w:p>
     <w:p>
@@ -2298,17 +2431,414 @@
         <w:pStyle w:val="Compact"/>
         <w:numPr>
           <w:ilvl w:val="0"/>
-          <w:numId w:val="1002"/>
+          <w:numId w:val="1003"/>
         </w:numPr>
       </w:pPr>
       <w:r>
         <w:rPr>
           <w:rFonts w:hint="eastAsia"/>
         </w:rPr>
-        <w:t xml:space="preserve">移动端真机覆盖不足，需在发布前补充真机兼容性测试。</w:t>
+        <w:t xml:space="preserve">校务问答机器人</w:t>
+      </w:r>
+      <w:r>
+        <w:t xml:space="preserve"> </w:t>
+      </w:r>
+      <w:r>
+        <w:rPr>
+          <w:rFonts w:hint="eastAsia"/>
+        </w:rPr>
+        <w:t xml:space="preserve">MVP/原型在本轮测试范围内通过测试，可作为课程项目需求工程阶段的测试交付件提交。</w:t>
       </w:r>
     </w:p>
-    <w:bookmarkEnd w:id="14"/>
+    <w:p>
+      <w:pPr>
+        <w:pStyle w:val="Compact"/>
+        <w:numPr>
+          <w:ilvl w:val="0"/>
+          <w:numId w:val="1003"/>
+        </w:numPr>
+      </w:pPr>
+      <w:r>
+        <w:rPr>
+          <w:rFonts w:hint="eastAsia"/>
+        </w:rPr>
+        <w:t xml:space="preserve">测试覆盖与</w:t>
+      </w:r>
+      <w:r>
+        <w:t xml:space="preserve"> </w:t>
+      </w:r>
+      <w:r>
+        <w:rPr>
+          <w:rFonts w:hint="eastAsia"/>
+        </w:rPr>
+        <w:t xml:space="preserve">SRS/评审口径保持一致：40</w:t>
+      </w:r>
+      <w:r>
+        <w:t xml:space="preserve"> </w:t>
+      </w:r>
+      <w:r>
+        <w:rPr>
+          <w:rFonts w:hint="eastAsia"/>
+        </w:rPr>
+        <w:t xml:space="preserve">条可追溯业务需求、47</w:t>
+      </w:r>
+      <w:r>
+        <w:t xml:space="preserve"> </w:t>
+      </w:r>
+      <w:r>
+        <w:rPr>
+          <w:rFonts w:hint="eastAsia"/>
+        </w:rPr>
+        <w:t xml:space="preserve">个业务用例、78</w:t>
+      </w:r>
+      <w:r>
+        <w:t xml:space="preserve"> </w:t>
+      </w:r>
+      <w:r>
+        <w:rPr>
+          <w:rFonts w:hint="eastAsia"/>
+        </w:rPr>
+        <w:t xml:space="preserve">条测试用例。</w:t>
+      </w:r>
+    </w:p>
+    <w:p>
+      <w:pPr>
+        <w:pStyle w:val="Compact"/>
+        <w:numPr>
+          <w:ilvl w:val="0"/>
+          <w:numId w:val="1003"/>
+        </w:numPr>
+      </w:pPr>
+      <w:r>
+        <w:rPr>
+          <w:rFonts w:hint="eastAsia"/>
+        </w:rPr>
+        <w:t xml:space="preserve">原型满足核心问答、知识库管理、权限控制、端到端流程和基础非功能验证要求。</w:t>
+      </w:r>
+    </w:p>
+    <w:bookmarkEnd w:id="15"/>
+    <w:bookmarkStart w:id="16" w:name="遗留事项"/>
+    <w:p>
+      <w:pPr>
+        <w:pStyle w:val="Heading2"/>
+      </w:pPr>
+      <w:r>
+        <w:rPr>
+          <w:rFonts w:hint="eastAsia"/>
+        </w:rPr>
+        <w:t xml:space="preserve">遗留事项</w:t>
+      </w:r>
+    </w:p>
+    <w:p>
+      <w:pPr>
+        <w:pStyle w:val="Compact"/>
+        <w:numPr>
+          <w:ilvl w:val="0"/>
+          <w:numId w:val="1004"/>
+        </w:numPr>
+      </w:pPr>
+      <w:r>
+        <w:rPr>
+          <w:rFonts w:hint="eastAsia"/>
+        </w:rPr>
+        <w:t xml:space="preserve">生产上线前需补充真实外部系统联调、预发布环境容量测试、正式安全测评和移动端真机兼容性测试。</w:t>
+      </w:r>
+    </w:p>
+    <w:p>
+      <w:pPr>
+        <w:pStyle w:val="Compact"/>
+        <w:numPr>
+          <w:ilvl w:val="0"/>
+          <w:numId w:val="1004"/>
+        </w:numPr>
+      </w:pPr>
+      <w:r>
+        <w:rPr>
+          <w:rFonts w:hint="eastAsia"/>
+        </w:rPr>
+        <w:t xml:space="preserve">若后续</w:t>
+      </w:r>
+      <w:r>
+        <w:t xml:space="preserve"> SRS </w:t>
+      </w:r>
+      <w:r>
+        <w:rPr>
+          <w:rFonts w:hint="eastAsia"/>
+        </w:rPr>
+        <w:t xml:space="preserve">基线发生变更，应重新执行影响分析并更新</w:t>
+      </w:r>
+      <w:r>
+        <w:t xml:space="preserve"> TP/TCS/TR </w:t>
+      </w:r>
+      <w:r>
+        <w:rPr>
+          <w:rFonts w:hint="eastAsia"/>
+        </w:rPr>
+        <w:t xml:space="preserve">版本。</w:t>
+      </w:r>
+    </w:p>
+    <w:bookmarkEnd w:id="16"/>
+    <w:bookmarkStart w:id="17" w:name="结项审批"/>
+    <w:p>
+      <w:pPr>
+        <w:pStyle w:val="Heading2"/>
+      </w:pPr>
+      <w:r>
+        <w:rPr>
+          <w:rFonts w:hint="eastAsia"/>
+        </w:rPr>
+        <w:t xml:space="preserve">结项审批</w:t>
+      </w:r>
+    </w:p>
+    <w:tbl>
+      <w:tblPr>
+        <w:tblStyle w:val="Table"/>
+        <w:tblW w:type="auto" w:w="0"/>
+        <w:tblLook w:firstRow="1" w:lastRow="0" w:firstColumn="0" w:lastColumn="0" w:noHBand="0" w:noVBand="0" w:val="0020"/>
+      </w:tblPr>
+      <w:tblGrid>
+        <w:gridCol w:w="1980"/>
+        <w:gridCol w:w="1980"/>
+        <w:gridCol w:w="1980"/>
+        <w:gridCol w:w="1980"/>
+      </w:tblGrid>
+      <w:tr>
+        <w:trPr>
+          <w:tblHeader w:val="on"/>
+        </w:trPr>
+        <w:tc>
+          <w:tcPr/>
+          <w:p>
+            <w:pPr>
+              <w:pStyle w:val="Compact"/>
+            </w:pPr>
+            <w:r>
+              <w:rPr>
+                <w:rFonts w:hint="eastAsia"/>
+              </w:rPr>
+              <w:t xml:space="preserve">角色</w:t>
+            </w:r>
+          </w:p>
+        </w:tc>
+        <w:tc>
+          <w:tcPr/>
+          <w:p>
+            <w:pPr>
+              <w:pStyle w:val="Compact"/>
+            </w:pPr>
+            <w:r>
+              <w:rPr>
+                <w:rFonts w:hint="eastAsia"/>
+              </w:rPr>
+              <w:t xml:space="preserve">姓名</w:t>
+            </w:r>
+          </w:p>
+        </w:tc>
+        <w:tc>
+          <w:tcPr/>
+          <w:p>
+            <w:pPr>
+              <w:pStyle w:val="Compact"/>
+            </w:pPr>
+            <w:r>
+              <w:rPr>
+                <w:rFonts w:hint="eastAsia"/>
+              </w:rPr>
+              <w:t xml:space="preserve">意见</w:t>
+            </w:r>
+          </w:p>
+        </w:tc>
+        <w:tc>
+          <w:tcPr/>
+          <w:p>
+            <w:pPr>
+              <w:pStyle w:val="Compact"/>
+            </w:pPr>
+            <w:r>
+              <w:rPr>
+                <w:rFonts w:hint="eastAsia"/>
+              </w:rPr>
+              <w:t xml:space="preserve">日期</w:t>
+            </w:r>
+          </w:p>
+        </w:tc>
+      </w:tr>
+      <w:tr>
+        <w:tc>
+          <w:tcPr/>
+          <w:p>
+            <w:pPr>
+              <w:pStyle w:val="Compact"/>
+            </w:pPr>
+            <w:r>
+              <w:rPr>
+                <w:rFonts w:hint="eastAsia"/>
+              </w:rPr>
+              <w:t xml:space="preserve">测试负责人</w:t>
+            </w:r>
+          </w:p>
+        </w:tc>
+        <w:tc>
+          <w:tcPr/>
+          <w:p>
+            <w:pPr>
+              <w:pStyle w:val="Compact"/>
+            </w:pPr>
+            <w:r>
+              <w:rPr>
+                <w:rFonts w:hint="eastAsia"/>
+              </w:rPr>
+              <w:t xml:space="preserve">虞子琰</w:t>
+            </w:r>
+          </w:p>
+        </w:tc>
+        <w:tc>
+          <w:tcPr/>
+          <w:p>
+            <w:pPr>
+              <w:pStyle w:val="Compact"/>
+            </w:pPr>
+            <w:r>
+              <w:rPr>
+                <w:rFonts w:hint="eastAsia"/>
+              </w:rPr>
+              <w:t xml:space="preserve">同意测试结项</w:t>
+            </w:r>
+          </w:p>
+        </w:tc>
+        <w:tc>
+          <w:tcPr/>
+          <w:p>
+            <w:pPr>
+              <w:pStyle w:val="Compact"/>
+            </w:pPr>
+            <w:r>
+              <w:t xml:space="preserve">2026-06-05</w:t>
+            </w:r>
+          </w:p>
+        </w:tc>
+      </w:tr>
+      <w:tr>
+        <w:tc>
+          <w:tcPr/>
+          <w:p>
+            <w:pPr>
+              <w:pStyle w:val="Compact"/>
+            </w:pPr>
+            <w:r>
+              <w:rPr>
+                <w:rFonts w:hint="eastAsia"/>
+              </w:rPr>
+              <w:t xml:space="preserve">需求分析负责人</w:t>
+            </w:r>
+          </w:p>
+        </w:tc>
+        <w:tc>
+          <w:tcPr/>
+          <w:p>
+            <w:pPr>
+              <w:pStyle w:val="Compact"/>
+            </w:pPr>
+            <w:r>
+              <w:rPr>
+                <w:rFonts w:hint="eastAsia"/>
+              </w:rPr>
+              <w:t xml:space="preserve">冯沛一</w:t>
+            </w:r>
+          </w:p>
+        </w:tc>
+        <w:tc>
+          <w:tcPr/>
+          <w:p>
+            <w:pPr>
+              <w:pStyle w:val="Compact"/>
+            </w:pPr>
+            <w:r>
+              <w:rPr>
+                <w:rFonts w:hint="eastAsia"/>
+              </w:rPr>
+              <w:t xml:space="preserve">确认覆盖</w:t>
+            </w:r>
+            <w:r>
+              <w:t xml:space="preserve"> SRS </w:t>
+            </w:r>
+            <w:r>
+              <w:rPr>
+                <w:rFonts w:hint="eastAsia"/>
+              </w:rPr>
+              <w:t xml:space="preserve">基线</w:t>
+            </w:r>
+          </w:p>
+        </w:tc>
+        <w:tc>
+          <w:tcPr/>
+          <w:p>
+            <w:pPr>
+              <w:pStyle w:val="Compact"/>
+            </w:pPr>
+            <w:r>
+              <w:t xml:space="preserve">2026-06-05</w:t>
+            </w:r>
+          </w:p>
+        </w:tc>
+      </w:tr>
+      <w:tr>
+        <w:tc>
+          <w:tcPr/>
+          <w:p>
+            <w:pPr>
+              <w:pStyle w:val="Compact"/>
+            </w:pPr>
+            <w:r>
+              <w:rPr>
+                <w:rFonts w:hint="eastAsia"/>
+              </w:rPr>
+              <w:t xml:space="preserve">项目负责人</w:t>
+            </w:r>
+          </w:p>
+        </w:tc>
+        <w:tc>
+          <w:tcPr/>
+          <w:p>
+            <w:pPr>
+              <w:pStyle w:val="Compact"/>
+            </w:pPr>
+            <w:r>
+              <w:rPr>
+                <w:rFonts w:hint="eastAsia"/>
+              </w:rPr>
+              <w:t xml:space="preserve">许霖烽</w:t>
+            </w:r>
+          </w:p>
+        </w:tc>
+        <w:tc>
+          <w:tcPr/>
+          <w:p>
+            <w:pPr>
+              <w:pStyle w:val="Compact"/>
+            </w:pPr>
+            <w:r>
+              <w:rPr>
+                <w:rFonts w:hint="eastAsia"/>
+              </w:rPr>
+              <w:t xml:space="preserve">同意提交课程交付件</w:t>
+            </w:r>
+          </w:p>
+        </w:tc>
+        <w:tc>
+          <w:tcPr/>
+          <w:p>
+            <w:pPr>
+              <w:pStyle w:val="Compact"/>
+            </w:pPr>
+            <w:r>
+              <w:t xml:space="preserve">2026-06-05</w:t>
+            </w:r>
+          </w:p>
+        </w:tc>
+      </w:tr>
+    </w:tbl>
+    <w:bookmarkEnd w:id="17"/>
     <w:sectPr>
       <w:footnotePr>
         <w:numRestart w:val="eachSect"/>
@@ -2529,6 +3059,12 @@
     <w:abstractNumId w:val="991"/>
   </w:num>
   <w:num w:numId="1002">
+    <w:abstractNumId w:val="991"/>
+  </w:num>
+  <w:num w:numId="1003">
+    <w:abstractNumId w:val="991"/>
+  </w:num>
+  <w:num w:numId="1004">
     <w:abstractNumId w:val="991"/>
   </w:num>
 </w:numbering>

--- a/11-测试文档/测试报告(TR).docx
+++ b/11-测试文档/测试报告(TR).docx
@@ -4,341 +4,209 @@
   <w:body>
     <w:p>
       <w:pPr>
-        <w:pStyle w:val="SourceCode"/>
-      </w:pPr>
-      <w:r>
-        <w:rPr>
-          <w:rStyle w:val="VerbatimChar"/>
-        </w:rPr>
-        <w:t xml:space="preserve">---</w:t>
-      </w:r>
-      <w:r>
-        <w:br/>
-      </w:r>
-      <w:r>
-        <w:rPr>
-          <w:rStyle w:val="VerbatimChar"/>
-        </w:rPr>
-        <w:t xml:space="preserve">title: </w:t>
-      </w:r>
-      <w:r>
-        <w:rPr>
-          <w:rStyle w:val="VerbatimChar"/>
-          <w:rFonts w:hint="eastAsia"/>
-        </w:rPr>
-        <w:t xml:space="preserve">"测试报告</w:t>
-      </w:r>
-      <w:r>
-        <w:rPr>
-          <w:rStyle w:val="VerbatimChar"/>
-        </w:rPr>
-        <w:t xml:space="preserve"> (TR) - </w:t>
-      </w:r>
-      <w:r>
-        <w:rPr>
-          <w:rStyle w:val="VerbatimChar"/>
-          <w:rFonts w:hint="eastAsia"/>
-        </w:rPr>
-        <w:t xml:space="preserve">校务问答机器人"</w:t>
-      </w:r>
-      <w:r>
-        <w:br/>
-      </w:r>
-      <w:r>
-        <w:rPr>
-          <w:rStyle w:val="VerbatimChar"/>
-        </w:rPr>
-        <w:t xml:space="preserve">author: </w:t>
-      </w:r>
-      <w:r>
-        <w:rPr>
-          <w:rStyle w:val="VerbatimChar"/>
-          <w:rFonts w:hint="eastAsia"/>
-        </w:rPr>
-        <w:t xml:space="preserve">"校务问答机器人项目组"</w:t>
-      </w:r>
-      <w:r>
-        <w:br/>
-      </w:r>
-      <w:r>
-        <w:rPr>
-          <w:rStyle w:val="VerbatimChar"/>
-        </w:rPr>
-        <w:t xml:space="preserve">date: "2026-06-05"</w:t>
-      </w:r>
-      <w:r>
-        <w:br/>
-      </w:r>
-      <w:r>
-        <w:rPr>
-          <w:rStyle w:val="VerbatimChar"/>
-        </w:rPr>
-        <w:t xml:space="preserve">lang: zh-CN</w:t>
-      </w:r>
-      <w:r>
-        <w:br/>
-      </w:r>
-      <w:r>
-        <w:rPr>
-          <w:rStyle w:val="VerbatimChar"/>
-        </w:rPr>
-        <w:t xml:space="preserve">---</w:t>
-      </w:r>
-      <w:r>
-        <w:br/>
-      </w:r>
-      <w:r>
-        <w:br/>
-      </w:r>
-      <w:r>
-        <w:rPr>
-          <w:rStyle w:val="VerbatimChar"/>
-        </w:rPr>
-        <w:t xml:space="preserve"># </w:t>
-      </w:r>
-      <w:r>
-        <w:rPr>
-          <w:rStyle w:val="VerbatimChar"/>
-          <w:rFonts w:hint="eastAsia"/>
-        </w:rPr>
-        <w:t xml:space="preserve">测试报告</w:t>
-      </w:r>
-      <w:r>
-        <w:rPr>
-          <w:rStyle w:val="VerbatimChar"/>
-        </w:rPr>
-        <w:t xml:space="preserve"> (TR) - </w:t>
-      </w:r>
-      <w:r>
-        <w:rPr>
-          <w:rStyle w:val="VerbatimChar"/>
-          <w:rFonts w:hint="eastAsia"/>
-        </w:rPr>
-        <w:t xml:space="preserve">校务问答机器人</w:t>
-      </w:r>
-      <w:r>
-        <w:br/>
-      </w:r>
-      <w:r>
-        <w:br/>
-      </w:r>
-      <w:r>
-        <w:rPr>
-          <w:rStyle w:val="VerbatimChar"/>
-        </w:rPr>
-        <w:t xml:space="preserve">| </w:t>
-      </w:r>
-      <w:r>
-        <w:rPr>
-          <w:rStyle w:val="VerbatimChar"/>
-          <w:rFonts w:hint="eastAsia"/>
-        </w:rPr>
-        <w:t xml:space="preserve">元信息项</w:t>
-      </w:r>
-      <w:r>
-        <w:rPr>
-          <w:rStyle w:val="VerbatimChar"/>
-        </w:rPr>
-        <w:t xml:space="preserve"> | </w:t>
-      </w:r>
-      <w:r>
-        <w:rPr>
-          <w:rStyle w:val="VerbatimChar"/>
-          <w:rFonts w:hint="eastAsia"/>
-        </w:rPr>
-        <w:t xml:space="preserve">内容</w:t>
-      </w:r>
-      <w:r>
-        <w:rPr>
-          <w:rStyle w:val="VerbatimChar"/>
-        </w:rPr>
-        <w:t xml:space="preserve"> |</w:t>
+        <w:spacing w:before="0" w:after="360"/>
+        <w:jc w:val="center"/>
+      </w:pPr>
+      <w:r>
+        <w:rPr>
+          <w:rFonts w:ascii="宋体" w:hAnsi="宋体" w:eastAsia="宋体"/>
+          <w:b w:val="0"/>
+          <w:sz w:val="16"/>
+        </w:rPr>
       </w:r>
     </w:p>
     <w:p>
       <w:pPr>
-        <w:pStyle w:val="FirstParagraph"/>
-      </w:pPr>
-      <w:r>
-        <w:t xml:space="preserve">— | — |</w:t>
-      </w:r>
-      <w:r>
-        <w:br/>
-      </w:r>
-      <w:r>
-        <w:rPr>
-          <w:rFonts w:hint="eastAsia"/>
-        </w:rPr>
-        <w:t xml:space="preserve">文档编号</w:t>
-      </w:r>
-      <w:r>
-        <w:t xml:space="preserve"> | SRA2026-TR-V13 |</w:t>
-      </w:r>
-      <w:r>
-        <w:br/>
-      </w:r>
-      <w:r>
-        <w:rPr>
-          <w:rFonts w:hint="eastAsia"/>
-        </w:rPr>
-        <w:t xml:space="preserve">文档版本</w:t>
-      </w:r>
-      <w:r>
-        <w:t xml:space="preserve"> | V1.3 |</w:t>
-      </w:r>
-      <w:r>
-        <w:br/>
-      </w:r>
-      <w:r>
-        <w:rPr>
-          <w:rFonts w:hint="eastAsia"/>
-        </w:rPr>
-        <w:t xml:space="preserve">文档状态</w:t>
-      </w:r>
-      <w:r>
-        <w:t xml:space="preserve"> | </w:t>
-      </w:r>
-      <w:r>
-        <w:rPr>
-          <w:rFonts w:hint="eastAsia"/>
-        </w:rPr>
-        <w:t xml:space="preserve">结项报告</w:t>
-      </w:r>
-      <w:r>
-        <w:t xml:space="preserve"> |</w:t>
-      </w:r>
-      <w:r>
-        <w:br/>
-      </w:r>
-      <w:r>
-        <w:rPr>
-          <w:rFonts w:hint="eastAsia"/>
-        </w:rPr>
-        <w:t xml:space="preserve">创建日期</w:t>
-      </w:r>
-      <w:r>
-        <w:t xml:space="preserve"> | 2026-05-23 |</w:t>
-      </w:r>
-      <w:r>
-        <w:br/>
-      </w:r>
-      <w:r>
-        <w:rPr>
-          <w:rFonts w:hint="eastAsia"/>
-        </w:rPr>
-        <w:t xml:space="preserve">本版发布日期</w:t>
-      </w:r>
-      <w:r>
-        <w:t xml:space="preserve"> | 2026-06-05 |</w:t>
-      </w:r>
-      <w:r>
-        <w:br/>
-      </w:r>
-      <w:r>
-        <w:rPr>
-          <w:rFonts w:hint="eastAsia"/>
-        </w:rPr>
-        <w:t xml:space="preserve">适用基线</w:t>
-      </w:r>
-      <w:r>
-        <w:t xml:space="preserve"> | SRS-BASELINE-V1.0 / BL-SRS-SCHOOLQA-2026-001 |</w:t>
-      </w:r>
-      <w:r>
-        <w:br/>
-      </w:r>
-      <w:r>
-        <w:rPr>
-          <w:rFonts w:hint="eastAsia"/>
-        </w:rPr>
-        <w:t xml:space="preserve">责任人</w:t>
-      </w:r>
-      <w:r>
-        <w:t xml:space="preserve"> | </w:t>
-      </w:r>
-      <w:r>
-        <w:rPr>
-          <w:rFonts w:hint="eastAsia"/>
-        </w:rPr>
-        <w:t xml:space="preserve">测试负责人：虞子琰</w:t>
-      </w:r>
-      <w:r>
-        <w:t xml:space="preserve"> |</w:t>
-      </w:r>
-      <w:r>
-        <w:br/>
-      </w:r>
-      <w:r>
-        <w:rPr>
-          <w:rFonts w:hint="eastAsia"/>
-        </w:rPr>
-        <w:t xml:space="preserve">编制团队</w:t>
-      </w:r>
-      <w:r>
-        <w:t xml:space="preserve"> | </w:t>
-      </w:r>
-      <w:r>
-        <w:rPr>
-          <w:rFonts w:hint="eastAsia"/>
-        </w:rPr>
-        <w:t xml:space="preserve">需求分析组、测试组、开发组</w:t>
-      </w:r>
-      <w:r>
-        <w:t xml:space="preserve"> |</w:t>
-      </w:r>
-      <w:r>
-        <w:br/>
-      </w:r>
-      <w:r>
-        <w:rPr>
-          <w:rFonts w:hint="eastAsia"/>
-        </w:rPr>
-        <w:t xml:space="preserve">保密级别</w:t>
-      </w:r>
-      <w:r>
-        <w:t xml:space="preserve"> | </w:t>
-      </w:r>
-      <w:r>
-        <w:rPr>
-          <w:rFonts w:hint="eastAsia"/>
-        </w:rPr>
-        <w:t xml:space="preserve">课程项目内部</w:t>
-      </w:r>
-      <w:r>
-        <w:t xml:space="preserve"> |</w:t>
-      </w:r>
-      <w:r>
-        <w:br/>
-      </w:r>
-      <w:r>
-        <w:rPr>
-          <w:rFonts w:hint="eastAsia"/>
-        </w:rPr>
-        <w:t xml:space="preserve">适用范围</w:t>
-      </w:r>
-      <w:r>
-        <w:t xml:space="preserve"> | </w:t>
-      </w:r>
-      <w:r>
-        <w:rPr>
-          <w:rFonts w:hint="eastAsia"/>
-        </w:rPr>
-        <w:t xml:space="preserve">校务问答机器人</w:t>
-      </w:r>
-      <w:r>
-        <w:t xml:space="preserve"> </w:t>
-      </w:r>
-      <w:r>
-        <w:rPr>
-          <w:rFonts w:hint="eastAsia"/>
-        </w:rPr>
-        <w:t xml:space="preserve">MVP/原型验证</w:t>
-      </w:r>
-      <w:r>
-        <w:t xml:space="preserve"> |</w:t>
+        <w:spacing w:before="0" w:after="160"/>
+        <w:jc w:val="center"/>
+      </w:pPr>
+      <w:r>
+        <w:rPr>
+          <w:rFonts w:ascii="宋体" w:hAnsi="宋体" w:eastAsia="宋体"/>
+          <w:b/>
+          <w:sz w:val="48"/>
+        </w:rPr>
+        <w:t>校务问答机器人</w:t>
       </w:r>
     </w:p>
     <w:p>
       <w:pPr>
+        <w:spacing w:before="0" w:after="360"/>
+        <w:jc w:val="center"/>
+      </w:pPr>
+      <w:r>
+        <w:rPr>
+          <w:rFonts w:ascii="宋体" w:hAnsi="宋体" w:eastAsia="宋体"/>
+          <w:b/>
+          <w:sz w:val="40"/>
+        </w:rPr>
+        <w:t>测试报告(TR)</w:t>
+      </w:r>
+    </w:p>
+    <w:p>
+      <w:pPr>
+        <w:spacing w:after="480"/>
+        <w:jc w:val="center"/>
+      </w:pPr>
+      <w:r>
+        <w:drawing>
+          <wp:inline>
+            <wp:extent cx="1143000" cy="953011"/>
+            <wp:docPr id="2" name="Picture 2"/>
+            <wp:cNvGraphicFramePr>
+              <a:graphicFrameLocks noChangeAspect="1"/>
+            </wp:cNvGraphicFramePr>
+            <a:graphic>
+              <a:graphicData uri="http://schemas.openxmlformats.org/drawingml/2006/picture">
+                <pic:pic>
+                  <pic:nvPicPr>
+                    <pic:cNvPr id="0" name="image.png"/>
+                    <pic:cNvPicPr/>
+                  </pic:nvPicPr>
+                  <pic:blipFill>
+                    <a:blip r:embed="rId9"/>
+                    <a:stretch>
+                      <a:fillRect/>
+                    </a:stretch>
+                  </pic:blipFill>
+                  <pic:spPr>
+                    <a:xfrm>
+                      <a:off x="0" y="0"/>
+                      <a:ext cx="1143000" cy="953011"/>
+                    </a:xfrm>
+                    <a:prstGeom prst="rect"/>
+                  </pic:spPr>
+                </pic:pic>
+              </a:graphicData>
+            </a:graphic>
+          </wp:inline>
+        </w:drawing>
+      </w:r>
+    </w:p>
+    <w:p>
+      <w:pPr>
+        <w:spacing w:before="0" w:after="80"/>
+        <w:jc w:val="center"/>
+      </w:pPr>
+      <w:r>
+        <w:rPr>
+          <w:rFonts w:ascii="宋体" w:hAnsi="宋体" w:eastAsia="宋体"/>
+          <w:b w:val="0"/>
+          <w:sz w:val="24"/>
+        </w:rPr>
+        <w:t>项目名称：智慧校园助手（SRA2026）校务问答机器人</w:t>
+      </w:r>
+    </w:p>
+    <w:p>
+      <w:pPr>
+        <w:spacing w:before="0" w:after="80"/>
+        <w:jc w:val="center"/>
+      </w:pPr>
+      <w:r>
+        <w:rPr>
+          <w:rFonts w:ascii="宋体" w:hAnsi="宋体" w:eastAsia="宋体"/>
+          <w:b w:val="0"/>
+          <w:sz w:val="24"/>
+        </w:rPr>
+        <w:t>文档编号：SRA2026-TR-V1.3</w:t>
+      </w:r>
+    </w:p>
+    <w:p>
+      <w:pPr>
+        <w:spacing w:before="0" w:after="80"/>
+        <w:jc w:val="center"/>
+      </w:pPr>
+      <w:r>
+        <w:rPr>
+          <w:rFonts w:ascii="宋体" w:hAnsi="宋体" w:eastAsia="宋体"/>
+          <w:b w:val="0"/>
+          <w:sz w:val="24"/>
+        </w:rPr>
+        <w:t>版本：V1.3</w:t>
+      </w:r>
+    </w:p>
+    <w:p>
+      <w:pPr>
+        <w:spacing w:before="0" w:after="80"/>
+        <w:jc w:val="center"/>
+      </w:pPr>
+      <w:r>
+        <w:rPr>
+          <w:rFonts w:ascii="宋体" w:hAnsi="宋体" w:eastAsia="宋体"/>
+          <w:b w:val="0"/>
+          <w:sz w:val="24"/>
+        </w:rPr>
+        <w:t>状态：结项报告</w:t>
+      </w:r>
+    </w:p>
+    <w:p>
+      <w:pPr>
+        <w:spacing w:before="0" w:after="80"/>
+        <w:jc w:val="center"/>
+      </w:pPr>
+      <w:r>
+        <w:rPr>
+          <w:rFonts w:ascii="宋体" w:hAnsi="宋体" w:eastAsia="宋体"/>
+          <w:b w:val="0"/>
+          <w:sz w:val="24"/>
+        </w:rPr>
+        <w:t>编制日期：2026年6月5日</w:t>
+      </w:r>
+    </w:p>
+    <w:p>
+      <w:pPr>
+        <w:spacing w:before="0" w:after="80"/>
+        <w:jc w:val="center"/>
+      </w:pPr>
+      <w:r>
+        <w:rPr>
+          <w:rFonts w:ascii="宋体" w:hAnsi="宋体" w:eastAsia="宋体"/>
+          <w:b w:val="0"/>
+          <w:sz w:val="24"/>
+        </w:rPr>
+        <w:t>编制团队：SRA2026-G10 项目组</w:t>
+      </w:r>
+    </w:p>
+    <w:p>
+      <w:pPr>
+        <w:spacing w:before="0" w:after="0"/>
+        <w:jc w:val="center"/>
+      </w:pPr>
+      <w:r>
+        <w:rPr>
+          <w:rFonts w:ascii="宋体" w:hAnsi="宋体" w:eastAsia="宋体"/>
+          <w:b w:val="0"/>
+          <w:color w:val="666666"/>
+          <w:sz w:val="21"/>
+        </w:rPr>
+        <w:t>适用范围：软件需求工程课程项目交付文档</w:t>
+      </w:r>
+    </w:p>
+    <w:p>
+      <w:pPr>
+        <w:spacing w:before="480" w:after="0"/>
+        <w:jc w:val="center"/>
+      </w:pPr>
+      <w:r>
+        <w:rPr>
+          <w:rFonts w:ascii="宋体" w:hAnsi="宋体" w:eastAsia="宋体"/>
+          <w:b w:val="0"/>
+          <w:color w:val="666666"/>
+          <w:sz w:val="18"/>
+        </w:rPr>
+        <w:t>依据：SRS、RG、UG、UC、PT、设计、测试、评审与配置管理基线材料</w:t>
+      </w:r>
+    </w:p>
+    <w:p>
+      <w:pPr>
+        <w:spacing w:after="0"/>
+      </w:pPr>
+      <w:r>
+        <w:br w:type="page"/>
+      </w:r>
+    </w:p>
+    <w:p>
+      <w:pPr>
         <w:pStyle w:val="SourceCode"/>
       </w:pPr>
       <w:r>
@@ -355,6 +223,506 @@
         <w:t xml:space="preserve">版本记录</w:t>
       </w:r>
     </w:p>
+    <w:bookmarkStart w:id="9" w:name="本版摘要"/>
+    <w:p>
+      <w:pPr>
+        <w:pStyle w:val="Heading2"/>
+      </w:pPr>
+      <w:r>
+        <w:rPr>
+          <w:rFonts w:hint="eastAsia"/>
+        </w:rPr>
+        <w:t xml:space="preserve">本版摘要</w:t>
+      </w:r>
+    </w:p>
+    <w:p>
+      <w:pPr>
+        <w:pStyle w:val="FirstParagraph"/>
+      </w:pPr>
+      <w:r>
+        <w:rPr>
+          <w:rFonts w:hint="eastAsia"/>
+        </w:rPr>
+        <w:t xml:space="preserve">发布测试结项结论，确认</w:t>
+      </w:r>
+      <w:r>
+        <w:t xml:space="preserve"> 78 </w:t>
+      </w:r>
+      <w:r>
+        <w:rPr>
+          <w:rFonts w:hint="eastAsia"/>
+        </w:rPr>
+        <w:t xml:space="preserve">条用例全部通过、缺陷关闭和最终交付映射。</w:t>
+      </w:r>
+    </w:p>
+    <w:bookmarkEnd w:id="9"/>
+    <w:bookmarkStart w:id="10" w:name="参考文档"/>
+    <w:p>
+      <w:pPr>
+        <w:pStyle w:val="Heading2"/>
+      </w:pPr>
+      <w:r>
+        <w:rPr>
+          <w:rFonts w:hint="eastAsia"/>
+        </w:rPr>
+        <w:t xml:space="preserve">参考文档</w:t>
+      </w:r>
+    </w:p>
+    <w:bookmarkEnd w:id="10"/>
+    <w:bookmarkStart w:id="11" w:name="结项说明"/>
+    <w:p>
+      <w:pPr>
+        <w:pStyle w:val="Heading2"/>
+      </w:pPr>
+      <w:r>
+        <w:rPr>
+          <w:rFonts w:hint="eastAsia"/>
+        </w:rPr>
+        <w:t xml:space="preserve">结项说明</w:t>
+      </w:r>
+    </w:p>
+    <w:p>
+      <w:pPr>
+        <w:pStyle w:val="Compact"/>
+        <w:numPr>
+          <w:ilvl w:val="0"/>
+          <w:numId w:val="1001"/>
+        </w:numPr>
+      </w:pPr>
+      <w:r>
+        <w:rPr>
+          <w:rFonts w:hint="eastAsia"/>
+        </w:rPr>
+        <w:t xml:space="preserve">本文件为测试报告结项版。</w:t>
+      </w:r>
+      <w:r>
+        <w:rPr>
+          <w:rStyle w:val="VerbatimChar"/>
+          <w:rFonts w:hint="eastAsia"/>
+        </w:rPr>
+        <w:t xml:space="preserve">测试报告(TR).docx</w:t>
+      </w:r>
+      <w:r>
+        <w:t xml:space="preserve"> </w:t>
+      </w:r>
+      <w:r>
+        <w:rPr>
+          <w:rFonts w:hint="eastAsia"/>
+        </w:rPr>
+        <w:t xml:space="preserve">与</w:t>
+      </w:r>
+      <w:r>
+        <w:t xml:space="preserve"> </w:t>
+      </w:r>
+      <w:r>
+        <w:rPr>
+          <w:rStyle w:val="VerbatimChar"/>
+          <w:rFonts w:hint="eastAsia"/>
+        </w:rPr>
+        <w:t xml:space="preserve">测试报告(TR)_V1.3.docx</w:t>
+      </w:r>
+      <w:r>
+        <w:t xml:space="preserve"> </w:t>
+      </w:r>
+      <w:r>
+        <w:rPr>
+          <w:rFonts w:hint="eastAsia"/>
+        </w:rPr>
+        <w:t xml:space="preserve">内容一致，均作为</w:t>
+      </w:r>
+      <w:r>
+        <w:t xml:space="preserve"> V1.3 </w:t>
+      </w:r>
+      <w:r>
+        <w:rPr>
+          <w:rFonts w:hint="eastAsia"/>
+        </w:rPr>
+        <w:t xml:space="preserve">最终交付副本。</w:t>
+      </w:r>
+    </w:p>
+    <w:p>
+      <w:pPr>
+        <w:pStyle w:val="Compact"/>
+        <w:numPr>
+          <w:ilvl w:val="0"/>
+          <w:numId w:val="1001"/>
+        </w:numPr>
+      </w:pPr>
+      <w:r>
+        <w:rPr>
+          <w:rFonts w:hint="eastAsia"/>
+        </w:rPr>
+        <w:t xml:space="preserve">测试结论基于</w:t>
+      </w:r>
+      <w:r>
+        <w:t xml:space="preserve"> SRS-BASELINE-V1.0、RB </w:t>
+      </w:r>
+      <w:r>
+        <w:rPr>
+          <w:rFonts w:hint="eastAsia"/>
+        </w:rPr>
+        <w:t xml:space="preserve">评审记录、CR-SCHOOL-QA-001</w:t>
+      </w:r>
+      <w:r>
+        <w:t xml:space="preserve"> </w:t>
+      </w:r>
+      <w:r>
+        <w:rPr>
+          <w:rFonts w:hint="eastAsia"/>
+        </w:rPr>
+        <w:t xml:space="preserve">和</w:t>
+      </w:r>
+      <w:r>
+        <w:t xml:space="preserve"> TCS V1.3 </w:t>
+      </w:r>
+      <w:r>
+        <w:rPr>
+          <w:rFonts w:hint="eastAsia"/>
+        </w:rPr>
+        <w:t xml:space="preserve">覆盖矩阵。</w:t>
+      </w:r>
+    </w:p>
+    <w:bookmarkEnd w:id="11"/>
+    <w:bookmarkStart w:id="12" w:name="最终范围与口径"/>
+    <w:p>
+      <w:pPr>
+        <w:pStyle w:val="Heading2"/>
+      </w:pPr>
+      <w:r>
+        <w:rPr>
+          <w:rFonts w:hint="eastAsia"/>
+        </w:rPr>
+        <w:t xml:space="preserve">最终范围与口径</w:t>
+      </w:r>
+    </w:p>
+    <w:p>
+      <w:pPr>
+        <w:pStyle w:val="Compact"/>
+        <w:numPr>
+          <w:ilvl w:val="0"/>
+          <w:numId w:val="1002"/>
+        </w:numPr>
+      </w:pPr>
+      <w:r>
+        <w:rPr>
+          <w:rFonts w:hint="eastAsia"/>
+        </w:rPr>
+        <w:t xml:space="preserve">校务问答机器人</w:t>
+      </w:r>
+      <w:r>
+        <w:t xml:space="preserve"> </w:t>
+      </w:r>
+      <w:r>
+        <w:rPr>
+          <w:rFonts w:hint="eastAsia"/>
+        </w:rPr>
+        <w:t xml:space="preserve">MVP/原型验证，覆盖学生、教师、辅导员、管理员、家长、访客/考生等用户群的问答、知识库管理、对话历史、反馈、统计与基础权限能力；外部教务、OA、一卡通、图书馆等系统在本轮以接口契约和</w:t>
+      </w:r>
+      <w:r>
+        <w:t xml:space="preserve"> Mock </w:t>
+      </w:r>
+      <w:r>
+        <w:rPr>
+          <w:rFonts w:hint="eastAsia"/>
+        </w:rPr>
+        <w:t xml:space="preserve">数据验证为主，不包含选课、成绩录入、学籍修改、财务交易发起等写操作。</w:t>
+      </w:r>
+    </w:p>
+    <w:p>
+      <w:pPr>
+        <w:pStyle w:val="Compact"/>
+        <w:numPr>
+          <w:ilvl w:val="0"/>
+          <w:numId w:val="1002"/>
+        </w:numPr>
+      </w:pPr>
+      <w:r>
+        <w:rPr>
+          <w:rFonts w:hint="eastAsia"/>
+        </w:rPr>
+        <w:t xml:space="preserve">需求口径：SRS</w:t>
+      </w:r>
+      <w:r>
+        <w:t xml:space="preserve"> </w:t>
+      </w:r>
+      <w:r>
+        <w:rPr>
+          <w:rFonts w:hint="eastAsia"/>
+        </w:rPr>
+        <w:t xml:space="preserve">基线</w:t>
+      </w:r>
+      <w:r>
+        <w:t xml:space="preserve"> V1.0 </w:t>
+      </w:r>
+      <w:r>
+        <w:rPr>
+          <w:rFonts w:hint="eastAsia"/>
+        </w:rPr>
+        <w:t xml:space="preserve">中</w:t>
+      </w:r>
+      <w:r>
+        <w:t xml:space="preserve"> 40 </w:t>
+      </w:r>
+      <w:r>
+        <w:rPr>
+          <w:rFonts w:hint="eastAsia"/>
+        </w:rPr>
+        <w:t xml:space="preserve">条可追溯业务需求、47</w:t>
+      </w:r>
+      <w:r>
+        <w:t xml:space="preserve"> </w:t>
+      </w:r>
+      <w:r>
+        <w:rPr>
+          <w:rFonts w:hint="eastAsia"/>
+        </w:rPr>
+        <w:t xml:space="preserve">个业务用例、11</w:t>
+      </w:r>
+      <w:r>
+        <w:t xml:space="preserve"> </w:t>
+      </w:r>
+      <w:r>
+        <w:rPr>
+          <w:rFonts w:hint="eastAsia"/>
+        </w:rPr>
+        <w:t xml:space="preserve">类</w:t>
+      </w:r>
+      <w:r>
+        <w:t xml:space="preserve"> 94 </w:t>
+      </w:r>
+      <w:r>
+        <w:rPr>
+          <w:rFonts w:hint="eastAsia"/>
+        </w:rPr>
+        <w:t xml:space="preserve">项非功能指标；测试口径：78</w:t>
+      </w:r>
+      <w:r>
+        <w:t xml:space="preserve"> </w:t>
+      </w:r>
+      <w:r>
+        <w:rPr>
+          <w:rFonts w:hint="eastAsia"/>
+        </w:rPr>
+        <w:t xml:space="preserve">条测试用例，覆盖功能、接口、NLU、性能、安全、兼容性和端到端场景。</w:t>
+      </w:r>
+    </w:p>
+    <w:bookmarkEnd w:id="12"/>
+    <w:bookmarkStart w:id="13" w:name="最终执行结果"/>
+    <w:p>
+      <w:pPr>
+        <w:pStyle w:val="Heading2"/>
+      </w:pPr>
+      <w:r>
+        <w:rPr>
+          <w:rFonts w:hint="eastAsia"/>
+        </w:rPr>
+        <w:t xml:space="preserve">最终执行结果</w:t>
+      </w:r>
+    </w:p>
+    <w:bookmarkEnd w:id="13"/>
+    <w:bookmarkStart w:id="14" w:name="缺陷结项统计"/>
+    <w:p>
+      <w:pPr>
+        <w:pStyle w:val="Heading2"/>
+      </w:pPr>
+      <w:r>
+        <w:rPr>
+          <w:rFonts w:hint="eastAsia"/>
+        </w:rPr>
+        <w:t xml:space="preserve">缺陷结项统计</w:t>
+      </w:r>
+    </w:p>
+    <w:bookmarkEnd w:id="14"/>
+    <w:p>
+      <w:pPr>
+        <w:pStyle w:val="Heading2"/>
+      </w:pPr>
+      <w:r>
+        <w:rPr>
+          <w:rFonts w:hint="eastAsia"/>
+        </w:rPr>
+        <w:t xml:space="preserve">质量结论</w:t>
+      </w:r>
+    </w:p>
+    <w:p>
+      <w:pPr>
+        <w:pStyle w:val="Compact"/>
+        <w:numPr>
+          <w:ilvl w:val="0"/>
+          <w:numId w:val="1003"/>
+        </w:numPr>
+      </w:pPr>
+      <w:r>
+        <w:rPr>
+          <w:rFonts w:hint="eastAsia"/>
+        </w:rPr>
+        <w:t xml:space="preserve">校务问答机器人</w:t>
+      </w:r>
+      <w:r>
+        <w:t xml:space="preserve"> </w:t>
+      </w:r>
+      <w:r>
+        <w:rPr>
+          <w:rFonts w:hint="eastAsia"/>
+        </w:rPr>
+        <w:t xml:space="preserve">MVP/原型在本轮测试范围内通过测试，可作为课程项目需求工程阶段的测试交付件提交。</w:t>
+      </w:r>
+    </w:p>
+    <w:p>
+      <w:pPr>
+        <w:pStyle w:val="Compact"/>
+        <w:numPr>
+          <w:ilvl w:val="0"/>
+          <w:numId w:val="1003"/>
+        </w:numPr>
+      </w:pPr>
+      <w:r>
+        <w:rPr>
+          <w:rFonts w:hint="eastAsia"/>
+        </w:rPr>
+        <w:t xml:space="preserve">测试覆盖与</w:t>
+      </w:r>
+      <w:r>
+        <w:t xml:space="preserve"> </w:t>
+      </w:r>
+      <w:r>
+        <w:rPr>
+          <w:rFonts w:hint="eastAsia"/>
+        </w:rPr>
+        <w:t xml:space="preserve">SRS/评审口径保持一致：40</w:t>
+      </w:r>
+      <w:r>
+        <w:t xml:space="preserve"> </w:t>
+      </w:r>
+      <w:r>
+        <w:rPr>
+          <w:rFonts w:hint="eastAsia"/>
+        </w:rPr>
+        <w:t xml:space="preserve">条可追溯业务需求、47</w:t>
+      </w:r>
+      <w:r>
+        <w:t xml:space="preserve"> </w:t>
+      </w:r>
+      <w:r>
+        <w:rPr>
+          <w:rFonts w:hint="eastAsia"/>
+        </w:rPr>
+        <w:t xml:space="preserve">个业务用例、78</w:t>
+      </w:r>
+      <w:r>
+        <w:t xml:space="preserve"> </w:t>
+      </w:r>
+      <w:r>
+        <w:rPr>
+          <w:rFonts w:hint="eastAsia"/>
+        </w:rPr>
+        <w:t xml:space="preserve">条测试用例。</w:t>
+      </w:r>
+    </w:p>
+    <w:p>
+      <w:pPr>
+        <w:pStyle w:val="Compact"/>
+        <w:numPr>
+          <w:ilvl w:val="0"/>
+          <w:numId w:val="1003"/>
+        </w:numPr>
+      </w:pPr>
+      <w:r>
+        <w:rPr>
+          <w:rFonts w:hint="eastAsia"/>
+        </w:rPr>
+        <w:t xml:space="preserve">原型满足核心问答、知识库管理、权限控制、端到端流程和基础非功能验证要求。</w:t>
+      </w:r>
+    </w:p>
+    <w:bookmarkStart w:id="16" w:name="遗留事项"/>
+    <w:p>
+      <w:pPr>
+        <w:pStyle w:val="Heading2"/>
+      </w:pPr>
+      <w:r>
+        <w:rPr>
+          <w:rFonts w:hint="eastAsia"/>
+        </w:rPr>
+        <w:t xml:space="preserve">遗留事项</w:t>
+      </w:r>
+    </w:p>
+    <w:p>
+      <w:pPr>
+        <w:pStyle w:val="Compact"/>
+        <w:numPr>
+          <w:ilvl w:val="0"/>
+          <w:numId w:val="1004"/>
+        </w:numPr>
+      </w:pPr>
+      <w:r>
+        <w:rPr>
+          <w:rFonts w:hint="eastAsia"/>
+        </w:rPr>
+        <w:t xml:space="preserve">生产上线前需补充真实外部系统联调、预发布环境容量测试、正式安全测评和移动端真机兼容性测试。</w:t>
+      </w:r>
+    </w:p>
+    <w:p>
+      <w:pPr>
+        <w:pStyle w:val="Compact"/>
+        <w:numPr>
+          <w:ilvl w:val="0"/>
+          <w:numId w:val="1004"/>
+        </w:numPr>
+      </w:pPr>
+      <w:r>
+        <w:rPr>
+          <w:rFonts w:hint="eastAsia"/>
+        </w:rPr>
+        <w:t xml:space="preserve">若后续</w:t>
+      </w:r>
+      <w:r>
+        <w:t xml:space="preserve"> SRS </w:t>
+      </w:r>
+      <w:r>
+        <w:rPr>
+          <w:rFonts w:hint="eastAsia"/>
+        </w:rPr>
+        <w:t xml:space="preserve">基线发生变更，应重新执行影响分析并更新</w:t>
+      </w:r>
+      <w:r>
+        <w:t xml:space="preserve"> TP/TCS/TR </w:t>
+      </w:r>
+      <w:r>
+        <w:rPr>
+          <w:rFonts w:hint="eastAsia"/>
+        </w:rPr>
+        <w:t xml:space="preserve">版本。</w:t>
+      </w:r>
+    </w:p>
+    <w:p>
+      <w:pPr>
+        <w:pStyle w:val="Heading2"/>
+      </w:pPr>
+      <w:r>
+        <w:rPr>
+          <w:rFonts w:hint="eastAsia"/>
+        </w:rPr>
+        <w:t xml:space="preserve">结项审批</w:t>
+      </w:r>
+    </w:p>
+    <w:p>
+      <w:pPr>
+        <w:spacing w:before="0" w:after="360"/>
+        <w:jc w:val="center"/>
+      </w:pPr>
+      <w:r>
+        <w:rPr>
+          <w:rFonts w:ascii="宋体" w:hAnsi="宋体" w:eastAsia="宋体"/>
+          <w:b w:val="0"/>
+          <w:sz w:val="16"/>
+        </w:rPr>
+      </w:r>
+    </w:p>
+    <w:sectPr>
+      <w:footnotePr>
+        <w:numRestart w:val="eachSect"/>
+      </w:footnotePr>
+    </w:sectPr>
     <w:tbl>
       <w:tblPr>
         <w:tblStyle w:val="Table"/>
@@ -727,51 +1095,6 @@
         </w:tc>
       </w:tr>
     </w:tbl>
-    <w:bookmarkStart w:id="9" w:name="本版摘要"/>
-    <w:p>
-      <w:pPr>
-        <w:pStyle w:val="Heading2"/>
-      </w:pPr>
-      <w:r>
-        <w:rPr>
-          <w:rFonts w:hint="eastAsia"/>
-        </w:rPr>
-        <w:t xml:space="preserve">本版摘要</w:t>
-      </w:r>
-    </w:p>
-    <w:p>
-      <w:pPr>
-        <w:pStyle w:val="FirstParagraph"/>
-      </w:pPr>
-      <w:r>
-        <w:rPr>
-          <w:rFonts w:hint="eastAsia"/>
-        </w:rPr>
-        <w:t xml:space="preserve">发布测试结项结论，确认</w:t>
-      </w:r>
-      <w:r>
-        <w:t xml:space="preserve"> 78 </w:t>
-      </w:r>
-      <w:r>
-        <w:rPr>
-          <w:rFonts w:hint="eastAsia"/>
-        </w:rPr>
-        <w:t xml:space="preserve">条用例全部通过、缺陷关闭和最终交付映射。</w:t>
-      </w:r>
-    </w:p>
-    <w:bookmarkEnd w:id="9"/>
-    <w:bookmarkStart w:id="10" w:name="参考文档"/>
-    <w:p>
-      <w:pPr>
-        <w:pStyle w:val="Heading2"/>
-      </w:pPr>
-      <w:r>
-        <w:rPr>
-          <w:rFonts w:hint="eastAsia"/>
-        </w:rPr>
-        <w:t xml:space="preserve">参考文档</w:t>
-      </w:r>
-    </w:p>
     <w:tbl>
       <w:tblPr>
         <w:tblStyle w:val="Table"/>
@@ -1014,257 +1337,6 @@
         </w:tc>
       </w:tr>
     </w:tbl>
-    <w:bookmarkEnd w:id="10"/>
-    <w:bookmarkStart w:id="11" w:name="结项说明"/>
-    <w:p>
-      <w:pPr>
-        <w:pStyle w:val="Heading2"/>
-      </w:pPr>
-      <w:r>
-        <w:rPr>
-          <w:rFonts w:hint="eastAsia"/>
-        </w:rPr>
-        <w:t xml:space="preserve">结项说明</w:t>
-      </w:r>
-    </w:p>
-    <w:p>
-      <w:pPr>
-        <w:pStyle w:val="Compact"/>
-        <w:numPr>
-          <w:ilvl w:val="0"/>
-          <w:numId w:val="1001"/>
-        </w:numPr>
-      </w:pPr>
-      <w:r>
-        <w:rPr>
-          <w:rFonts w:hint="eastAsia"/>
-        </w:rPr>
-        <w:t xml:space="preserve">本文件为测试报告结项版。</w:t>
-      </w:r>
-      <w:r>
-        <w:rPr>
-          <w:rStyle w:val="VerbatimChar"/>
-          <w:rFonts w:hint="eastAsia"/>
-        </w:rPr>
-        <w:t xml:space="preserve">测试报告(TR).docx</w:t>
-      </w:r>
-      <w:r>
-        <w:t xml:space="preserve"> </w:t>
-      </w:r>
-      <w:r>
-        <w:rPr>
-          <w:rFonts w:hint="eastAsia"/>
-        </w:rPr>
-        <w:t xml:space="preserve">与</w:t>
-      </w:r>
-      <w:r>
-        <w:t xml:space="preserve"> </w:t>
-      </w:r>
-      <w:r>
-        <w:rPr>
-          <w:rStyle w:val="VerbatimChar"/>
-          <w:rFonts w:hint="eastAsia"/>
-        </w:rPr>
-        <w:t xml:space="preserve">测试报告(TR)_V1.3.docx</w:t>
-      </w:r>
-      <w:r>
-        <w:t xml:space="preserve"> </w:t>
-      </w:r>
-      <w:r>
-        <w:rPr>
-          <w:rFonts w:hint="eastAsia"/>
-        </w:rPr>
-        <w:t xml:space="preserve">内容一致，均作为</w:t>
-      </w:r>
-      <w:r>
-        <w:t xml:space="preserve"> V1.3 </w:t>
-      </w:r>
-      <w:r>
-        <w:rPr>
-          <w:rFonts w:hint="eastAsia"/>
-        </w:rPr>
-        <w:t xml:space="preserve">最终交付副本。</w:t>
-      </w:r>
-    </w:p>
-    <w:p>
-      <w:pPr>
-        <w:pStyle w:val="Compact"/>
-        <w:numPr>
-          <w:ilvl w:val="0"/>
-          <w:numId w:val="1001"/>
-        </w:numPr>
-      </w:pPr>
-      <w:r>
-        <w:rPr>
-          <w:rFonts w:hint="eastAsia"/>
-        </w:rPr>
-        <w:t xml:space="preserve">测试结论基于</w:t>
-      </w:r>
-      <w:r>
-        <w:t xml:space="preserve"> SRS-BASELINE-V1.0、RB </w:t>
-      </w:r>
-      <w:r>
-        <w:rPr>
-          <w:rFonts w:hint="eastAsia"/>
-        </w:rPr>
-        <w:t xml:space="preserve">评审记录、CR-SCHOOL-QA-001</w:t>
-      </w:r>
-      <w:r>
-        <w:t xml:space="preserve"> </w:t>
-      </w:r>
-      <w:r>
-        <w:rPr>
-          <w:rFonts w:hint="eastAsia"/>
-        </w:rPr>
-        <w:t xml:space="preserve">和</w:t>
-      </w:r>
-      <w:r>
-        <w:t xml:space="preserve"> TCS V1.3 </w:t>
-      </w:r>
-      <w:r>
-        <w:rPr>
-          <w:rFonts w:hint="eastAsia"/>
-        </w:rPr>
-        <w:t xml:space="preserve">覆盖矩阵。</w:t>
-      </w:r>
-    </w:p>
-    <w:bookmarkEnd w:id="11"/>
-    <w:bookmarkStart w:id="12" w:name="最终范围与口径"/>
-    <w:p>
-      <w:pPr>
-        <w:pStyle w:val="Heading2"/>
-      </w:pPr>
-      <w:r>
-        <w:rPr>
-          <w:rFonts w:hint="eastAsia"/>
-        </w:rPr>
-        <w:t xml:space="preserve">最终范围与口径</w:t>
-      </w:r>
-    </w:p>
-    <w:p>
-      <w:pPr>
-        <w:pStyle w:val="Compact"/>
-        <w:numPr>
-          <w:ilvl w:val="0"/>
-          <w:numId w:val="1002"/>
-        </w:numPr>
-      </w:pPr>
-      <w:r>
-        <w:rPr>
-          <w:rFonts w:hint="eastAsia"/>
-        </w:rPr>
-        <w:t xml:space="preserve">校务问答机器人</w:t>
-      </w:r>
-      <w:r>
-        <w:t xml:space="preserve"> </w:t>
-      </w:r>
-      <w:r>
-        <w:rPr>
-          <w:rFonts w:hint="eastAsia"/>
-        </w:rPr>
-        <w:t xml:space="preserve">MVP/原型验证，覆盖学生、教师、辅导员、管理员、家长、访客/考生等用户群的问答、知识库管理、对话历史、反馈、统计与基础权限能力；外部教务、OA、一卡通、图书馆等系统在本轮以接口契约和</w:t>
-      </w:r>
-      <w:r>
-        <w:t xml:space="preserve"> Mock </w:t>
-      </w:r>
-      <w:r>
-        <w:rPr>
-          <w:rFonts w:hint="eastAsia"/>
-        </w:rPr>
-        <w:t xml:space="preserve">数据验证为主，不包含选课、成绩录入、学籍修改、财务交易发起等写操作。</w:t>
-      </w:r>
-    </w:p>
-    <w:p>
-      <w:pPr>
-        <w:pStyle w:val="Compact"/>
-        <w:numPr>
-          <w:ilvl w:val="0"/>
-          <w:numId w:val="1002"/>
-        </w:numPr>
-      </w:pPr>
-      <w:r>
-        <w:rPr>
-          <w:rFonts w:hint="eastAsia"/>
-        </w:rPr>
-        <w:t xml:space="preserve">需求口径：SRS</w:t>
-      </w:r>
-      <w:r>
-        <w:t xml:space="preserve"> </w:t>
-      </w:r>
-      <w:r>
-        <w:rPr>
-          <w:rFonts w:hint="eastAsia"/>
-        </w:rPr>
-        <w:t xml:space="preserve">基线</w:t>
-      </w:r>
-      <w:r>
-        <w:t xml:space="preserve"> V1.0 </w:t>
-      </w:r>
-      <w:r>
-        <w:rPr>
-          <w:rFonts w:hint="eastAsia"/>
-        </w:rPr>
-        <w:t xml:space="preserve">中</w:t>
-      </w:r>
-      <w:r>
-        <w:t xml:space="preserve"> 40 </w:t>
-      </w:r>
-      <w:r>
-        <w:rPr>
-          <w:rFonts w:hint="eastAsia"/>
-        </w:rPr>
-        <w:t xml:space="preserve">条可追溯业务需求、47</w:t>
-      </w:r>
-      <w:r>
-        <w:t xml:space="preserve"> </w:t>
-      </w:r>
-      <w:r>
-        <w:rPr>
-          <w:rFonts w:hint="eastAsia"/>
-        </w:rPr>
-        <w:t xml:space="preserve">个业务用例、11</w:t>
-      </w:r>
-      <w:r>
-        <w:t xml:space="preserve"> </w:t>
-      </w:r>
-      <w:r>
-        <w:rPr>
-          <w:rFonts w:hint="eastAsia"/>
-        </w:rPr>
-        <w:t xml:space="preserve">类</w:t>
-      </w:r>
-      <w:r>
-        <w:t xml:space="preserve"> 94 </w:t>
-      </w:r>
-      <w:r>
-        <w:rPr>
-          <w:rFonts w:hint="eastAsia"/>
-        </w:rPr>
-        <w:t xml:space="preserve">项非功能指标；测试口径：78</w:t>
-      </w:r>
-      <w:r>
-        <w:t xml:space="preserve"> </w:t>
-      </w:r>
-      <w:r>
-        <w:rPr>
-          <w:rFonts w:hint="eastAsia"/>
-        </w:rPr>
-        <w:t xml:space="preserve">条测试用例，覆盖功能、接口、NLU、性能、安全、兼容性和端到端场景。</w:t>
-      </w:r>
-    </w:p>
-    <w:bookmarkEnd w:id="12"/>
-    <w:bookmarkStart w:id="13" w:name="最终执行结果"/>
-    <w:p>
-      <w:pPr>
-        <w:pStyle w:val="Heading2"/>
-      </w:pPr>
-      <w:r>
-        <w:rPr>
-          <w:rFonts w:hint="eastAsia"/>
-        </w:rPr>
-        <w:t xml:space="preserve">最终执行结果</w:t>
-      </w:r>
-    </w:p>
     <w:tbl>
       <w:tblPr>
         <w:tblStyle w:val="Table"/>
@@ -2155,19 +2227,6 @@
         </w:tc>
       </w:tr>
     </w:tbl>
-    <w:bookmarkEnd w:id="13"/>
-    <w:bookmarkStart w:id="14" w:name="缺陷结项统计"/>
-    <w:p>
-      <w:pPr>
-        <w:pStyle w:val="Heading2"/>
-      </w:pPr>
-      <w:r>
-        <w:rPr>
-          <w:rFonts w:hint="eastAsia"/>
-        </w:rPr>
-        <w:t xml:space="preserve">缺陷结项统计</w:t>
-      </w:r>
-    </w:p>
     <w:tbl>
       <w:tblPr>
         <w:tblStyle w:val="Table"/>
@@ -2413,183 +2472,10 @@
         </w:tc>
       </w:tr>
     </w:tbl>
-    <w:bookmarkEnd w:id="14"/>
     <w:bookmarkStart w:id="15" w:name="质量结论"/>
-    <w:p>
-      <w:pPr>
-        <w:pStyle w:val="Heading2"/>
-      </w:pPr>
-      <w:r>
-        <w:rPr>
-          <w:rFonts w:hint="eastAsia"/>
-        </w:rPr>
-        <w:t xml:space="preserve">质量结论</w:t>
-      </w:r>
-    </w:p>
-    <w:p>
-      <w:pPr>
-        <w:pStyle w:val="Compact"/>
-        <w:numPr>
-          <w:ilvl w:val="0"/>
-          <w:numId w:val="1003"/>
-        </w:numPr>
-      </w:pPr>
-      <w:r>
-        <w:rPr>
-          <w:rFonts w:hint="eastAsia"/>
-        </w:rPr>
-        <w:t xml:space="preserve">校务问答机器人</w:t>
-      </w:r>
-      <w:r>
-        <w:t xml:space="preserve"> </w:t>
-      </w:r>
-      <w:r>
-        <w:rPr>
-          <w:rFonts w:hint="eastAsia"/>
-        </w:rPr>
-        <w:t xml:space="preserve">MVP/原型在本轮测试范围内通过测试，可作为课程项目需求工程阶段的测试交付件提交。</w:t>
-      </w:r>
-    </w:p>
-    <w:p>
-      <w:pPr>
-        <w:pStyle w:val="Compact"/>
-        <w:numPr>
-          <w:ilvl w:val="0"/>
-          <w:numId w:val="1003"/>
-        </w:numPr>
-      </w:pPr>
-      <w:r>
-        <w:rPr>
-          <w:rFonts w:hint="eastAsia"/>
-        </w:rPr>
-        <w:t xml:space="preserve">测试覆盖与</w:t>
-      </w:r>
-      <w:r>
-        <w:t xml:space="preserve"> </w:t>
-      </w:r>
-      <w:r>
-        <w:rPr>
-          <w:rFonts w:hint="eastAsia"/>
-        </w:rPr>
-        <w:t xml:space="preserve">SRS/评审口径保持一致：40</w:t>
-      </w:r>
-      <w:r>
-        <w:t xml:space="preserve"> </w:t>
-      </w:r>
-      <w:r>
-        <w:rPr>
-          <w:rFonts w:hint="eastAsia"/>
-        </w:rPr>
-        <w:t xml:space="preserve">条可追溯业务需求、47</w:t>
-      </w:r>
-      <w:r>
-        <w:t xml:space="preserve"> </w:t>
-      </w:r>
-      <w:r>
-        <w:rPr>
-          <w:rFonts w:hint="eastAsia"/>
-        </w:rPr>
-        <w:t xml:space="preserve">个业务用例、78</w:t>
-      </w:r>
-      <w:r>
-        <w:t xml:space="preserve"> </w:t>
-      </w:r>
-      <w:r>
-        <w:rPr>
-          <w:rFonts w:hint="eastAsia"/>
-        </w:rPr>
-        <w:t xml:space="preserve">条测试用例。</w:t>
-      </w:r>
-    </w:p>
-    <w:p>
-      <w:pPr>
-        <w:pStyle w:val="Compact"/>
-        <w:numPr>
-          <w:ilvl w:val="0"/>
-          <w:numId w:val="1003"/>
-        </w:numPr>
-      </w:pPr>
-      <w:r>
-        <w:rPr>
-          <w:rFonts w:hint="eastAsia"/>
-        </w:rPr>
-        <w:t xml:space="preserve">原型满足核心问答、知识库管理、权限控制、端到端流程和基础非功能验证要求。</w:t>
-      </w:r>
-    </w:p>
     <w:bookmarkEnd w:id="15"/>
-    <w:bookmarkStart w:id="16" w:name="遗留事项"/>
-    <w:p>
-      <w:pPr>
-        <w:pStyle w:val="Heading2"/>
-      </w:pPr>
-      <w:r>
-        <w:rPr>
-          <w:rFonts w:hint="eastAsia"/>
-        </w:rPr>
-        <w:t xml:space="preserve">遗留事项</w:t>
-      </w:r>
-    </w:p>
-    <w:p>
-      <w:pPr>
-        <w:pStyle w:val="Compact"/>
-        <w:numPr>
-          <w:ilvl w:val="0"/>
-          <w:numId w:val="1004"/>
-        </w:numPr>
-      </w:pPr>
-      <w:r>
-        <w:rPr>
-          <w:rFonts w:hint="eastAsia"/>
-        </w:rPr>
-        <w:t xml:space="preserve">生产上线前需补充真实外部系统联调、预发布环境容量测试、正式安全测评和移动端真机兼容性测试。</w:t>
-      </w:r>
-    </w:p>
-    <w:p>
-      <w:pPr>
-        <w:pStyle w:val="Compact"/>
-        <w:numPr>
-          <w:ilvl w:val="0"/>
-          <w:numId w:val="1004"/>
-        </w:numPr>
-      </w:pPr>
-      <w:r>
-        <w:rPr>
-          <w:rFonts w:hint="eastAsia"/>
-        </w:rPr>
-        <w:t xml:space="preserve">若后续</w:t>
-      </w:r>
-      <w:r>
-        <w:t xml:space="preserve"> SRS </w:t>
-      </w:r>
-      <w:r>
-        <w:rPr>
-          <w:rFonts w:hint="eastAsia"/>
-        </w:rPr>
-        <w:t xml:space="preserve">基线发生变更，应重新执行影响分析并更新</w:t>
-      </w:r>
-      <w:r>
-        <w:t xml:space="preserve"> TP/TCS/TR </w:t>
-      </w:r>
-      <w:r>
-        <w:rPr>
-          <w:rFonts w:hint="eastAsia"/>
-        </w:rPr>
-        <w:t xml:space="preserve">版本。</w:t>
-      </w:r>
-    </w:p>
     <w:bookmarkEnd w:id="16"/>
     <w:bookmarkStart w:id="17" w:name="结项审批"/>
-    <w:p>
-      <w:pPr>
-        <w:pStyle w:val="Heading2"/>
-      </w:pPr>
-      <w:r>
-        <w:rPr>
-          <w:rFonts w:hint="eastAsia"/>
-        </w:rPr>
-        <w:t xml:space="preserve">结项审批</w:t>
-      </w:r>
-    </w:p>
     <w:tbl>
       <w:tblPr>
         <w:tblStyle w:val="Table"/>
@@ -2839,11 +2725,6 @@
       </w:tr>
     </w:tbl>
     <w:bookmarkEnd w:id="17"/>
-    <w:sectPr>
-      <w:footnotePr>
-        <w:numRestart w:val="eachSect"/>
-      </w:footnotePr>
-    </w:sectPr>
   </w:body>
 </w:document>
 </file>
